--- a/docs/entrega-final/Entrega_Final_Project_CI.docx
+++ b/docs/entrega-final/Entrega_Final_Project_CI.docx
@@ -124,7 +124,7 @@
           <w:sz w:val="28"/>
           <w:szCs w:val="28"/>
         </w:rPr>
-        <w:t xml:space="preserve">con Docker, Jenkins, Travis CI y Codeship</w:t>
+        <w:t xml:space="preserve">con Docker, Jenkins, Travis CI y GitHub Actions</w:t>
       </w:r>
     </w:p>
     <w:p>
@@ -300,7 +300,7 @@
           <w:sz w:val="22"/>
           <w:szCs w:val="22"/>
         </w:rPr>
-        <w:t xml:space="preserve">El presente documento unifica las tres entregas del curso, presentando de forma progresiva cómo se diseñó, implementó y validó un sistema CI/CD completo para una aplicación web full-stack (Gestor de Tareas) utilizando: Git/GitHub para control de versiones, Docker para containerización, Jenkins como servidor CI local, Travis CI como servicio CI en la nube nativo de GitHub, y Codeship Pro para pipelines basados en Docker.</w:t>
+        <w:t xml:space="preserve">El presente documento unifica las tres entregas del curso, presentando de forma progresiva cómo se diseñó, implementó y validó un sistema CI/CD completo para una aplicación web full-stack (Gestor de Tareas) utilizando: Git/GitHub para control de versiones, Docker para containerización, Jenkins como servidor CI local, Travis CI como servicio CI en la nube nativo de GitHub (GitHub Actions) para pipelines basados en Docker.</w:t>
       </w:r>
     </w:p>
     <w:p>
@@ -1406,37 +1406,37 @@
                 <w:sz w:val="20"/>
                 <w:szCs w:val="20"/>
               </w:rPr>
-              <w:t xml:space="preserve">Codeship Pro</w:t>
-            </w:r>
-          </w:p>
-        </w:tc>
-        <w:tc>
-          <w:p>
-            <w:pPr>
-              <w:jc w:val="left"/>
-            </w:pPr>
-            <w:r>
-              <w:rPr>
-                <w:rFonts w:ascii="Arial" w:cs="Arial" w:eastAsia="Arial" w:hAnsi="Arial"/>
-                <w:sz w:val="20"/>
-                <w:szCs w:val="20"/>
-              </w:rPr>
-              <w:t xml:space="preserve">Docker-based</w:t>
-            </w:r>
-          </w:p>
-        </w:tc>
-        <w:tc>
-          <w:p>
-            <w:pPr>
-              <w:jc w:val="left"/>
-            </w:pPr>
-            <w:r>
-              <w:rPr>
-                <w:rFonts w:ascii="Arial" w:cs="Arial" w:eastAsia="Arial" w:hAnsi="Arial"/>
-                <w:sz w:val="20"/>
-                <w:szCs w:val="20"/>
-              </w:rPr>
-              <w:t xml:space="preserve">(servicio externo)</w:t>
+              <w:t xml:space="preserve">GitHub Actions</w:t>
+            </w:r>
+          </w:p>
+        </w:tc>
+        <w:tc>
+          <w:p>
+            <w:pPr>
+              <w:jc w:val="left"/>
+            </w:pPr>
+            <w:r>
+              <w:rPr>
+                <w:rFonts w:ascii="Arial" w:cs="Arial" w:eastAsia="Arial" w:hAnsi="Arial"/>
+                <w:sz w:val="20"/>
+                <w:szCs w:val="20"/>
+              </w:rPr>
+              <w:t xml:space="preserve">Docker-based, nativo GitHub</w:t>
+            </w:r>
+          </w:p>
+        </w:tc>
+        <w:tc>
+          <w:p>
+            <w:pPr>
+              <w:jc w:val="left"/>
+            </w:pPr>
+            <w:r>
+              <w:rPr>
+                <w:rFonts w:ascii="Arial" w:cs="Arial" w:eastAsia="Arial" w:hAnsi="Arial"/>
+                <w:sz w:val="20"/>
+                <w:szCs w:val="20"/>
+              </w:rPr>
+              <w:t xml:space="preserve">github.com (integrado)</w:t>
             </w:r>
           </w:p>
         </w:tc>
@@ -1980,22 +1980,22 @@
                 <w:sz w:val="20"/>
                 <w:szCs w:val="20"/>
               </w:rPr>
-              <w:t xml:space="preserve">feature/codeship</w:t>
-            </w:r>
-          </w:p>
-        </w:tc>
-        <w:tc>
-          <w:p>
-            <w:pPr>
-              <w:jc w:val="left"/>
-            </w:pPr>
-            <w:r>
-              <w:rPr>
-                <w:rFonts w:ascii="Arial" w:cs="Arial" w:eastAsia="Arial" w:hAnsi="Arial"/>
-                <w:sz w:val="20"/>
-                <w:szCs w:val="20"/>
-              </w:rPr>
-              <w:t xml:space="preserve">Pipeline Codeship Pro</w:t>
+              <w:t xml:space="preserve">feature/github-actions-replaces-codeship</w:t>
+            </w:r>
+          </w:p>
+        </w:tc>
+        <w:tc>
+          <w:p>
+            <w:pPr>
+              <w:jc w:val="left"/>
+            </w:pPr>
+            <w:r>
+              <w:rPr>
+                <w:rFonts w:ascii="Arial" w:cs="Arial" w:eastAsia="Arial" w:hAnsi="Arial"/>
+                <w:sz w:val="20"/>
+                <w:szCs w:val="20"/>
+              </w:rPr>
+              <w:t xml:space="preserve">GitHub Actions (reemplaza Codeship EOL)</w:t>
             </w:r>
           </w:p>
         </w:tc>
@@ -2348,7 +2348,7 @@
                 <w:sz w:val="20"/>
                 <w:szCs w:val="20"/>
               </w:rPr>
-              <w:t xml:space="preserve">Entrega 3 — Travis CI + Codeship + Git Flow completo</w:t>
+              <w:t xml:space="preserve">Entrega 3 — Travis CI + GitHub Actions + Git Flow completo</w:t>
             </w:r>
           </w:p>
         </w:tc>
@@ -2567,7 +2567,7 @@
                 <w:sz w:val="20"/>
                 <w:szCs w:val="20"/>
               </w:rPr>
-              <w:t xml:space="preserve">feature/codeship</w:t>
+              <w:t xml:space="preserve">feature/github-actions-replaces-codeship</w:t>
             </w:r>
           </w:p>
         </w:tc>
@@ -2597,7 +2597,7 @@
                 <w:sz w:val="20"/>
                 <w:szCs w:val="20"/>
               </w:rPr>
-              <w:t xml:space="preserve">feat(ci): integrate Codeship Pro pipeline</w:t>
+              <w:t xml:space="preserve">ci: replace EOL Codeship with GitHub Actions</w:t>
             </w:r>
           </w:p>
         </w:tc>
@@ -5559,7 +5559,7 @@
           <w:sz w:val="32"/>
           <w:szCs w:val="32"/>
         </w:rPr>
-        <w:t xml:space="preserve">8. Codeship (Entrega 3 — Escenario 8)</w:t>
+        <w:t xml:space="preserve">8. Codeship (descontinuado) y su sustitución: GitHub Actions</w:t>
       </w:r>
     </w:p>
     <w:p>
@@ -5576,7 +5576,7 @@
           <w:sz w:val="26"/>
           <w:szCs w:val="26"/>
         </w:rPr>
-        <w:t xml:space="preserve">8.1 ¿Qué es Codeship?</w:t>
+        <w:t xml:space="preserve">8.1 ¿Qué era Codeship?</w:t>
       </w:r>
     </w:p>
     <w:p>
@@ -5590,7 +5590,7 @@
           <w:sz w:val="22"/>
           <w:szCs w:val="22"/>
         </w:rPr>
-        <w:t xml:space="preserve">Codeship es una plataforma de CI/CD en la nube fundada en 2011. En 2018 fue adquirida por CloudBees, el mayor proveedor de soluciones Jenkins empresariales. Codeship ofrece dos modalidades: Basic y Pro (CloudBees, 2024).</w:t>
+        <w:t xml:space="preserve">Codeship fue una plataforma de CI/CD en la nube fundada en 2011. En 2018 fue adquirida por CloudBees, el mayor proveedor de soluciones Jenkins empresariales. Codeship ofrecía dos modalidades: Basic y Pro (CloudBees, 2024).</w:t>
       </w:r>
     </w:p>
     <w:p>
@@ -6053,7 +6053,7 @@
           <w:sz w:val="22"/>
           <w:szCs w:val="22"/>
         </w:rPr>
-        <w:t xml:space="preserve">Un Deployment Pipeline en Codeship representa el flujo completo desde el commit hasta el deploy. Los estados posibles son:</w:t>
+        <w:t xml:space="preserve">Un Deployment Pipeline en Codeship representaba el flujo completo desde el commit hasta el deploy. Los estados posibles eran:</w:t>
       </w:r>
     </w:p>
     <w:p>
@@ -6083,7 +6083,7 @@
           <w:sz w:val="22"/>
           <w:szCs w:val="22"/>
         </w:rPr>
-        <w:t xml:space="preserve">• Con Fallas (rojo): al menos un paso falló; el pipeline se detiene</w:t>
+        <w:t xml:space="preserve">• Con Fallas (rojo): al menos un paso falló; el pipeline se detenía</w:t>
       </w:r>
     </w:p>
     <w:p>
@@ -6098,7 +6098,7 @@
           <w:sz w:val="22"/>
           <w:szCs w:val="22"/>
         </w:rPr>
-        <w:t xml:space="preserve">• En Proceso (amarillo): el pipeline está ejecutándose actualmente</w:t>
+        <w:t xml:space="preserve">• En Proceso (amarillo): el pipeline estaba ejecutándose actualmente</w:t>
       </w:r>
     </w:p>
     <w:p>
@@ -6115,7 +6115,7 @@
           <w:sz w:val="26"/>
           <w:szCs w:val="26"/>
         </w:rPr>
-        <w:t xml:space="preserve">8.4 Implementación — codeship-services.yml</w:t>
+        <w:t xml:space="preserve">8.4 Configuración original diseñada (codeship-services.yml / codeship-steps.yml)</w:t>
       </w:r>
     </w:p>
     <w:p>
@@ -6129,67 +6129,7 @@
           <w:sz w:val="22"/>
           <w:szCs w:val="22"/>
         </w:rPr>
-        <w:t xml:space="preserve">Define cuatro servicios Docker para el pipeline:</w:t>
-      </w:r>
-    </w:p>
-    <w:p>
-      <w:pPr>
-        <w:spacing w:after="100"/>
-        <w:ind w:left="720"/>
-        <w:jc w:val="both"/>
-      </w:pPr>
-      <w:r>
-        <w:rPr>
-          <w:rFonts w:ascii="Arial" w:cs="Arial" w:eastAsia="Arial" w:hAnsi="Arial"/>
-          <w:sz w:val="22"/>
-          <w:szCs w:val="22"/>
-        </w:rPr>
-        <w:t xml:space="preserve">• backend_test: build del Dockerfile del backend, volumen ./backend:/app, env de test</w:t>
-      </w:r>
-    </w:p>
-    <w:p>
-      <w:pPr>
-        <w:spacing w:after="100"/>
-        <w:ind w:left="720"/>
-        <w:jc w:val="both"/>
-      </w:pPr>
-      <w:r>
-        <w:rPr>
-          <w:rFonts w:ascii="Arial" w:cs="Arial" w:eastAsia="Arial" w:hAnsi="Arial"/>
-          <w:sz w:val="22"/>
-          <w:szCs w:val="22"/>
-        </w:rPr>
-        <w:t xml:space="preserve">• frontend_test: build del Dockerfile del frontend, volumen ./frontend:/app</w:t>
-      </w:r>
-    </w:p>
-    <w:p>
-      <w:pPr>
-        <w:spacing w:after="100"/>
-        <w:ind w:left="720"/>
-        <w:jc w:val="both"/>
-      </w:pPr>
-      <w:r>
-        <w:rPr>
-          <w:rFonts w:ascii="Arial" w:cs="Arial" w:eastAsia="Arial" w:hAnsi="Arial"/>
-          <w:sz w:val="22"/>
-          <w:szCs w:val="22"/>
-        </w:rPr>
-        <w:t xml:space="preserve">• db: postgres:16-alpine para tests, con cached: true (reutiliza la imagen entre builds)</w:t>
-      </w:r>
-    </w:p>
-    <w:p>
-      <w:pPr>
-        <w:spacing w:after="100"/>
-        <w:ind w:left="720"/>
-        <w:jc w:val="both"/>
-      </w:pPr>
-      <w:r>
-        <w:rPr>
-          <w:rFonts w:ascii="Arial" w:cs="Arial" w:eastAsia="Arial" w:hAnsi="Arial"/>
-          <w:sz w:val="22"/>
-          <w:szCs w:val="22"/>
-        </w:rPr>
-        <w:t xml:space="preserve">• integration: imagen Alpine custom (Dockerfile.integration) con curl/bash/jq</w:t>
+        <w:t xml:space="preserve">Se diseñó la configuración Codeship Pro con cuatro servicios Docker (backend_test, frontend_test, db, integration) y cuatro etapas en el pipeline: tests paralelos, builds paralelos, tests de integración y release notice. Estos archivos se conservan en docs/entrega-final/deprecated-codeship/ como evidencia histórica.</w:t>
       </w:r>
     </w:p>
     <w:p>
@@ -6206,7 +6146,7 @@
           <w:sz w:val="26"/>
           <w:szCs w:val="26"/>
         </w:rPr>
-        <w:t xml:space="preserve">8.5 Implementación — codeship-steps.yml</w:t>
+        <w:t xml:space="preserve">8.5 Anuncio de descontinuación (EOL) — enero 2026</w:t>
       </w:r>
     </w:p>
     <w:p>
@@ -6220,67 +6160,35 @@
           <w:sz w:val="22"/>
           <w:szCs w:val="22"/>
         </w:rPr>
-        <w:t xml:space="preserve">Cuatro etapas en el pipeline:</w:t>
-      </w:r>
-    </w:p>
-    <w:p>
-      <w:pPr>
-        <w:spacing w:after="100"/>
-        <w:ind w:left="720"/>
-        <w:jc w:val="both"/>
-      </w:pPr>
-      <w:r>
-        <w:rPr>
-          <w:rFonts w:ascii="Arial" w:cs="Arial" w:eastAsia="Arial" w:hAnsi="Arial"/>
-          <w:sz w:val="22"/>
-          <w:szCs w:val="22"/>
-        </w:rPr>
-        <w:t xml:space="preserve">• Etapa 1 (type: parallel): tests de backend y frontend ejecutándose simultáneamente</w:t>
-      </w:r>
-    </w:p>
-    <w:p>
-      <w:pPr>
-        <w:spacing w:after="100"/>
-        <w:ind w:left="720"/>
-        <w:jc w:val="both"/>
-      </w:pPr>
-      <w:r>
-        <w:rPr>
-          <w:rFonts w:ascii="Arial" w:cs="Arial" w:eastAsia="Arial" w:hAnsi="Arial"/>
-          <w:sz w:val="22"/>
-          <w:szCs w:val="22"/>
-        </w:rPr>
-        <w:t xml:space="preserve">• Etapa 2 (type: parallel): build del backend y frontend en paralelo</w:t>
-      </w:r>
-    </w:p>
-    <w:p>
-      <w:pPr>
-        <w:spacing w:after="100"/>
-        <w:ind w:left="720"/>
-        <w:jc w:val="both"/>
-      </w:pPr>
-      <w:r>
-        <w:rPr>
-          <w:rFonts w:ascii="Arial" w:cs="Arial" w:eastAsia="Arial" w:hAnsi="Arial"/>
-          <w:sz w:val="22"/>
-          <w:szCs w:val="22"/>
-        </w:rPr>
-        <w:t xml:space="preserve">• Etapa 3: tests E2E de integración (curl al /health y /tasks del backend)</w:t>
-      </w:r>
-    </w:p>
-    <w:p>
-      <w:pPr>
-        <w:spacing w:after="100"/>
-        <w:ind w:left="720"/>
-        <w:jc w:val="both"/>
-      </w:pPr>
-      <w:r>
-        <w:rPr>
-          <w:rFonts w:ascii="Arial" w:cs="Arial" w:eastAsia="Arial" w:hAnsi="Arial"/>
-          <w:sz w:val="22"/>
-          <w:szCs w:val="22"/>
-        </w:rPr>
-        <w:t xml:space="preserve">• Etapa 4 (tag: main): solo se ejecuta en la rama main; imprime mensaje de deploy-ready</w:t>
+        <w:t xml:space="preserve">CloudBees anunció el fin de vida útil (EOL) de la plataforma CodeShip a partir de enero de 2026. Fuente oficial consultada el 23 de junio de 2026: https://docs.cloudbees.com/docs/cloudbees-common/latest/cloudbees-codeship-eol</w:t>
+      </w:r>
+    </w:p>
+    <w:p>
+      <w:pPr>
+        <w:spacing w:after="160"/>
+        <w:jc w:val="both"/>
+      </w:pPr>
+      <w:r>
+        <w:rPr>
+          <w:rFonts w:ascii="Arial" w:cs="Arial" w:eastAsia="Arial" w:hAnsi="Arial"/>
+          <w:sz w:val="22"/>
+          <w:szCs w:val="22"/>
+        </w:rPr>
+        <w:t xml:space="preserve">Cita textual del aviso oficial: "A partir de enero de 2026, CloudBees dejará de ofrecer soporte para el producto CloudBees CodeShip [...] CloudBees recomienda migrar a CloudBees Unify, una plataforma de CI/CD moderna."</w:t>
+      </w:r>
+    </w:p>
+    <w:p>
+      <w:pPr>
+        <w:spacing w:after="160"/>
+        <w:jc w:val="both"/>
+      </w:pPr>
+      <w:r>
+        <w:rPr>
+          <w:rFonts w:ascii="Arial" w:cs="Arial" w:eastAsia="Arial" w:hAnsi="Arial"/>
+          <w:sz w:val="22"/>
+          <w:szCs w:val="22"/>
+        </w:rPr>
+        <w:t xml:space="preserve">Consecuencia práctica: la plataforma ya no acepta nuevos proyectos ni permite activar repositorios. La configuración diseñada (codeship-services.yml, codeship-steps.yml) no puede ejecutarse. Esto obligó a sustituir la herramienta para mantener la cobertura del Escenario 8.</w:t>
       </w:r>
     </w:p>
     <w:p>
@@ -6297,7 +6205,1505 @@
           <w:sz w:val="26"/>
           <w:szCs w:val="26"/>
         </w:rPr>
-        <w:t xml:space="preserve">8.6 Codeship vs Travis CI vs Jenkins — comparativa</w:t>
+        <w:t xml:space="preserve">8.6 Herramienta de sustitución: GitHub Actions</w:t>
+      </w:r>
+    </w:p>
+    <w:p>
+      <w:pPr>
+        <w:spacing w:after="160"/>
+        <w:jc w:val="both"/>
+      </w:pPr>
+      <w:r>
+        <w:rPr>
+          <w:rFonts w:ascii="Arial" w:cs="Arial" w:eastAsia="Arial" w:hAnsi="Arial"/>
+          <w:sz w:val="22"/>
+          <w:szCs w:val="22"/>
+        </w:rPr>
+        <w:t xml:space="preserve">GitHub Actions es el sistema de CI/CD nativo de GitHub, lanzado en 2019 y disponible de forma gratuita e ilimitada en repositorios públicos. Sus características clave son:</w:t>
+      </w:r>
+    </w:p>
+    <w:p>
+      <w:pPr>
+        <w:spacing w:after="100"/>
+        <w:ind w:left="720"/>
+        <w:jc w:val="both"/>
+      </w:pPr>
+      <w:r>
+        <w:rPr>
+          <w:rFonts w:ascii="Arial" w:cs="Arial" w:eastAsia="Arial" w:hAnsi="Arial"/>
+          <w:sz w:val="22"/>
+          <w:szCs w:val="22"/>
+        </w:rPr>
+        <w:t xml:space="preserve">• Integración nativa: cero configuración externa; los workflows viven en .github/workflows/</w:t>
+      </w:r>
+    </w:p>
+    <w:p>
+      <w:pPr>
+        <w:spacing w:after="100"/>
+        <w:ind w:left="720"/>
+        <w:jc w:val="both"/>
+      </w:pPr>
+      <w:r>
+        <w:rPr>
+          <w:rFonts w:ascii="Arial" w:cs="Arial" w:eastAsia="Arial" w:hAnsi="Arial"/>
+          <w:sz w:val="22"/>
+          <w:szCs w:val="22"/>
+        </w:rPr>
+        <w:t xml:space="preserve">• Docker nativo: soporte completo para docker compose y Docker Buildx en ubuntu-latest</w:t>
+      </w:r>
+    </w:p>
+    <w:p>
+      <w:pPr>
+        <w:spacing w:after="100"/>
+        <w:ind w:left="720"/>
+        <w:jc w:val="both"/>
+      </w:pPr>
+      <w:r>
+        <w:rPr>
+          <w:rFonts w:ascii="Arial" w:cs="Arial" w:eastAsia="Arial" w:hAnsi="Arial"/>
+          <w:sz w:val="22"/>
+          <w:szCs w:val="22"/>
+        </w:rPr>
+        <w:t xml:space="preserve">• Jobs paralelos por defecto: cada job corre en un runner independiente de forma concurrente</w:t>
+      </w:r>
+    </w:p>
+    <w:p>
+      <w:pPr>
+        <w:spacing w:after="100"/>
+        <w:ind w:left="720"/>
+        <w:jc w:val="both"/>
+      </w:pPr>
+      <w:r>
+        <w:rPr>
+          <w:rFonts w:ascii="Arial" w:cs="Arial" w:eastAsia="Arial" w:hAnsi="Arial"/>
+          <w:sz w:val="22"/>
+          <w:szCs w:val="22"/>
+        </w:rPr>
+        <w:t xml:space="preserve">• Dependencias con needs:: permite secuenciar jobs (backend_test → docker_build → integration_test)</w:t>
+      </w:r>
+    </w:p>
+    <w:p>
+      <w:pPr>
+        <w:spacing w:after="100"/>
+        <w:ind w:left="720"/>
+        <w:jc w:val="both"/>
+      </w:pPr>
+      <w:r>
+        <w:rPr>
+          <w:rFonts w:ascii="Arial" w:cs="Arial" w:eastAsia="Arial" w:hAnsi="Arial"/>
+          <w:sz w:val="22"/>
+          <w:szCs w:val="22"/>
+        </w:rPr>
+        <w:t xml:space="preserve">• Disparadores flexibles: on: push, on: pull_request, on: schedule, workflow_dispatch, etc.</w:t>
+      </w:r>
+    </w:p>
+    <w:p>
+      <w:pPr>
+        <w:spacing w:after="100"/>
+        <w:ind w:left="720"/>
+        <w:jc w:val="both"/>
+      </w:pPr>
+      <w:r>
+        <w:rPr>
+          <w:rFonts w:ascii="Arial" w:cs="Arial" w:eastAsia="Arial" w:hAnsi="Arial"/>
+          <w:sz w:val="22"/>
+          <w:szCs w:val="22"/>
+        </w:rPr>
+        <w:t xml:space="preserve">• Artefactos y reportes: upload-artifact para conservar evidencias (coverage, reportes Playwright)</w:t>
+      </w:r>
+    </w:p>
+    <w:p>
+      <w:pPr>
+        <w:spacing w:after="100"/>
+        <w:ind w:left="720"/>
+        <w:jc w:val="both"/>
+      </w:pPr>
+      <w:r>
+        <w:rPr>
+          <w:rFonts w:ascii="Arial" w:cs="Arial" w:eastAsia="Arial" w:hAnsi="Arial"/>
+          <w:sz w:val="22"/>
+          <w:szCs w:val="22"/>
+        </w:rPr>
+        <w:t xml:space="preserve">• Ecosistema de actions: marketplace con miles de actions reutilizables (setup-node, checkout, etc.)</w:t>
+      </w:r>
+    </w:p>
+    <w:p>
+      <w:pPr>
+        <w:pStyle w:val="Heading2"/>
+        <w:spacing w:after="150" w:before="300"/>
+      </w:pPr>
+      <w:r>
+        <w:rPr>
+          <w:rFonts w:ascii="Arial" w:cs="Arial" w:eastAsia="Arial" w:hAnsi="Arial"/>
+          <w:b/>
+          <w:bCs/>
+          <w:color w:val="2E74B5"/>
+          <w:sz w:val="26"/>
+          <w:szCs w:val="26"/>
+        </w:rPr>
+        <w:t xml:space="preserve">8.7 Tabla de equivalencia Codeship → GitHub Actions</w:t>
+      </w:r>
+    </w:p>
+    <w:tbl>
+      <w:tblPr>
+        <w:tblW w:type="pct" w:w="100%"/>
+        <w:tblBorders>
+          <w:top w:val="single" w:color="auto" w:sz="4"/>
+          <w:left w:val="single" w:color="auto" w:sz="4"/>
+          <w:bottom w:val="single" w:color="auto" w:sz="4"/>
+          <w:right w:val="single" w:color="auto" w:sz="4"/>
+          <w:insideH w:val="single" w:color="auto" w:sz="4"/>
+          <w:insideV w:val="single" w:color="auto" w:sz="4"/>
+        </w:tblBorders>
+      </w:tblPr>
+      <w:tblGrid>
+        <w:gridCol w:w="100"/>
+        <w:gridCol w:w="100"/>
+      </w:tblGrid>
+      <w:tr>
+        <w:trPr>
+          <w:tblHeader/>
+        </w:trPr>
+        <w:tc>
+          <w:tcPr>
+            <w:shd w:fill="1F4E79" w:val="solid"/>
+          </w:tcPr>
+          <w:p>
+            <w:pPr>
+              <w:jc w:val="center"/>
+            </w:pPr>
+            <w:r>
+              <w:rPr>
+                <w:rFonts w:ascii="Arial" w:cs="Arial" w:eastAsia="Arial" w:hAnsi="Arial"/>
+                <w:b/>
+                <w:bCs/>
+                <w:color w:val="FFFFFF"/>
+                <w:sz w:val="20"/>
+                <w:szCs w:val="20"/>
+              </w:rPr>
+              <w:t xml:space="preserve">Codeship Pro (original)</w:t>
+            </w:r>
+          </w:p>
+        </w:tc>
+        <w:tc>
+          <w:tcPr>
+            <w:shd w:fill="1F4E79" w:val="solid"/>
+          </w:tcPr>
+          <w:p>
+            <w:pPr>
+              <w:jc w:val="center"/>
+            </w:pPr>
+            <w:r>
+              <w:rPr>
+                <w:rFonts w:ascii="Arial" w:cs="Arial" w:eastAsia="Arial" w:hAnsi="Arial"/>
+                <w:b/>
+                <w:bCs/>
+                <w:color w:val="FFFFFF"/>
+                <w:sz w:val="20"/>
+                <w:szCs w:val="20"/>
+              </w:rPr>
+              <w:t xml:space="preserve">GitHub Actions (sustituto)</w:t>
+            </w:r>
+          </w:p>
+        </w:tc>
+      </w:tr>
+      <w:tr>
+        <w:tc>
+          <w:p>
+            <w:pPr>
+              <w:jc w:val="left"/>
+            </w:pPr>
+            <w:r>
+              <w:rPr>
+                <w:rFonts w:ascii="Arial" w:cs="Arial" w:eastAsia="Arial" w:hAnsi="Arial"/>
+                <w:sz w:val="20"/>
+                <w:szCs w:val="20"/>
+              </w:rPr>
+              <w:t xml:space="preserve">codeship-services.yml</w:t>
+            </w:r>
+          </w:p>
+        </w:tc>
+        <w:tc>
+          <w:p>
+            <w:pPr>
+              <w:jc w:val="left"/>
+            </w:pPr>
+            <w:r>
+              <w:rPr>
+                <w:rFonts w:ascii="Arial" w:cs="Arial" w:eastAsia="Arial" w:hAnsi="Arial"/>
+                <w:sz w:val="20"/>
+                <w:szCs w:val="20"/>
+              </w:rPr>
+              <w:t xml:space="preserve">jobs: con contenedores definidos</w:t>
+            </w:r>
+          </w:p>
+        </w:tc>
+      </w:tr>
+      <w:tr>
+        <w:tc>
+          <w:p>
+            <w:pPr>
+              <w:jc w:val="left"/>
+            </w:pPr>
+            <w:r>
+              <w:rPr>
+                <w:rFonts w:ascii="Arial" w:cs="Arial" w:eastAsia="Arial" w:hAnsi="Arial"/>
+                <w:sz w:val="20"/>
+                <w:szCs w:val="20"/>
+              </w:rPr>
+              <w:t xml:space="preserve">codeship-steps.yml (pasos paralelos)</w:t>
+            </w:r>
+          </w:p>
+        </w:tc>
+        <w:tc>
+          <w:p>
+            <w:pPr>
+              <w:jc w:val="left"/>
+            </w:pPr>
+            <w:r>
+              <w:rPr>
+                <w:rFonts w:ascii="Arial" w:cs="Arial" w:eastAsia="Arial" w:hAnsi="Arial"/>
+                <w:sz w:val="20"/>
+                <w:szCs w:val="20"/>
+              </w:rPr>
+              <w:t xml:space="preserve">jobs paralelos por defecto (backend_test + frontend_test)</w:t>
+            </w:r>
+          </w:p>
+        </w:tc>
+      </w:tr>
+      <w:tr>
+        <w:tc>
+          <w:p>
+            <w:pPr>
+              <w:jc w:val="left"/>
+            </w:pPr>
+            <w:r>
+              <w:rPr>
+                <w:rFonts w:ascii="Arial" w:cs="Arial" w:eastAsia="Arial" w:hAnsi="Arial"/>
+                <w:sz w:val="20"/>
+                <w:szCs w:val="20"/>
+              </w:rPr>
+              <w:t xml:space="preserve">type: parallel en steps</w:t>
+            </w:r>
+          </w:p>
+        </w:tc>
+        <w:tc>
+          <w:p>
+            <w:pPr>
+              <w:jc w:val="left"/>
+            </w:pPr>
+            <w:r>
+              <w:rPr>
+                <w:rFonts w:ascii="Arial" w:cs="Arial" w:eastAsia="Arial" w:hAnsi="Arial"/>
+                <w:sz w:val="20"/>
+                <w:szCs w:val="20"/>
+              </w:rPr>
+              <w:t xml:space="preserve">Jobs sin dependencia needs: corren en paralelo automáticamente</w:t>
+            </w:r>
+          </w:p>
+        </w:tc>
+      </w:tr>
+      <w:tr>
+        <w:tc>
+          <w:p>
+            <w:pPr>
+              <w:jc w:val="left"/>
+            </w:pPr>
+            <w:r>
+              <w:rPr>
+                <w:rFonts w:ascii="Arial" w:cs="Arial" w:eastAsia="Arial" w:hAnsi="Arial"/>
+                <w:sz w:val="20"/>
+                <w:szCs w:val="20"/>
+              </w:rPr>
+              <w:t xml:space="preserve">Servicio integration (curl/bash/jq)</w:t>
+            </w:r>
+          </w:p>
+        </w:tc>
+        <w:tc>
+          <w:p>
+            <w:pPr>
+              <w:jc w:val="left"/>
+            </w:pPr>
+            <w:r>
+              <w:rPr>
+                <w:rFonts w:ascii="Arial" w:cs="Arial" w:eastAsia="Arial" w:hAnsi="Arial"/>
+                <w:sz w:val="20"/>
+                <w:szCs w:val="20"/>
+              </w:rPr>
+              <w:t xml:space="preserve">job: integration_test con curl nativo en ubuntu-latest</w:t>
+            </w:r>
+          </w:p>
+        </w:tc>
+      </w:tr>
+      <w:tr>
+        <w:tc>
+          <w:p>
+            <w:pPr>
+              <w:jc w:val="left"/>
+            </w:pPr>
+            <w:r>
+              <w:rPr>
+                <w:rFonts w:ascii="Arial" w:cs="Arial" w:eastAsia="Arial" w:hAnsi="Arial"/>
+                <w:sz w:val="20"/>
+                <w:szCs w:val="20"/>
+              </w:rPr>
+              <w:t xml:space="preserve">tag: main (step exclusivo de main)</w:t>
+            </w:r>
+          </w:p>
+        </w:tc>
+        <w:tc>
+          <w:p>
+            <w:pPr>
+              <w:jc w:val="left"/>
+            </w:pPr>
+            <w:r>
+              <w:rPr>
+                <w:rFonts w:ascii="Arial" w:cs="Arial" w:eastAsia="Arial" w:hAnsi="Arial"/>
+                <w:sz w:val="20"/>
+                <w:szCs w:val="20"/>
+              </w:rPr>
+              <w:t xml:space="preserve">job: release_notice con if: github.ref == refs/heads/main</w:t>
+            </w:r>
+          </w:p>
+        </w:tc>
+      </w:tr>
+      <w:tr>
+        <w:tc>
+          <w:p>
+            <w:pPr>
+              <w:jc w:val="left"/>
+            </w:pPr>
+            <w:r>
+              <w:rPr>
+                <w:rFonts w:ascii="Arial" w:cs="Arial" w:eastAsia="Arial" w:hAnsi="Arial"/>
+                <w:sz w:val="20"/>
+                <w:szCs w:val="20"/>
+              </w:rPr>
+              <w:t xml:space="preserve">Trigger por push</w:t>
+            </w:r>
+          </w:p>
+        </w:tc>
+        <w:tc>
+          <w:p>
+            <w:pPr>
+              <w:jc w:val="left"/>
+            </w:pPr>
+            <w:r>
+              <w:rPr>
+                <w:rFonts w:ascii="Arial" w:cs="Arial" w:eastAsia="Arial" w:hAnsi="Arial"/>
+                <w:sz w:val="20"/>
+                <w:szCs w:val="20"/>
+              </w:rPr>
+              <w:t xml:space="preserve">on: push</w:t>
+            </w:r>
+          </w:p>
+        </w:tc>
+      </w:tr>
+      <w:tr>
+        <w:tc>
+          <w:p>
+            <w:pPr>
+              <w:jc w:val="left"/>
+            </w:pPr>
+            <w:r>
+              <w:rPr>
+                <w:rFonts w:ascii="Arial" w:cs="Arial" w:eastAsia="Arial" w:hAnsi="Arial"/>
+                <w:sz w:val="20"/>
+                <w:szCs w:val="20"/>
+              </w:rPr>
+              <w:t xml:space="preserve">Trigger por Pull Request</w:t>
+            </w:r>
+          </w:p>
+        </w:tc>
+        <w:tc>
+          <w:p>
+            <w:pPr>
+              <w:jc w:val="left"/>
+            </w:pPr>
+            <w:r>
+              <w:rPr>
+                <w:rFonts w:ascii="Arial" w:cs="Arial" w:eastAsia="Arial" w:hAnsi="Arial"/>
+                <w:sz w:val="20"/>
+                <w:szCs w:val="20"/>
+              </w:rPr>
+              <w:t xml:space="preserve">on: pull_request</w:t>
+            </w:r>
+          </w:p>
+        </w:tc>
+      </w:tr>
+      <w:tr>
+        <w:tc>
+          <w:p>
+            <w:pPr>
+              <w:jc w:val="left"/>
+            </w:pPr>
+            <w:r>
+              <w:rPr>
+                <w:rFonts w:ascii="Arial" w:cs="Arial" w:eastAsia="Arial" w:hAnsi="Arial"/>
+                <w:sz w:val="20"/>
+                <w:szCs w:val="20"/>
+              </w:rPr>
+              <w:t xml:space="preserve">(no contemplado originalmente)</w:t>
+            </w:r>
+          </w:p>
+        </w:tc>
+        <w:tc>
+          <w:p>
+            <w:pPr>
+              <w:jc w:val="left"/>
+            </w:pPr>
+            <w:r>
+              <w:rPr>
+                <w:rFonts w:ascii="Arial" w:cs="Arial" w:eastAsia="Arial" w:hAnsi="Arial"/>
+                <w:sz w:val="20"/>
+                <w:szCs w:val="20"/>
+              </w:rPr>
+              <w:t xml:space="preserve">job: browser_test con Playwright — cubre browser testing del Escenario 8</w:t>
+            </w:r>
+          </w:p>
+        </w:tc>
+      </w:tr>
+    </w:tbl>
+    <w:p>
+      <w:pPr>
+        <w:pStyle w:val="Heading2"/>
+        <w:spacing w:after="150" w:before="300"/>
+      </w:pPr>
+      <w:r>
+        <w:rPr>
+          <w:rFonts w:ascii="Arial" w:cs="Arial" w:eastAsia="Arial" w:hAnsi="Arial"/>
+          <w:b/>
+          <w:bCs/>
+          <w:color w:val="2E74B5"/>
+          <w:sz w:val="26"/>
+          <w:szCs w:val="26"/>
+        </w:rPr>
+        <w:t xml:space="preserve">8.8 Implementación — análisis de .github/workflows/ci.yml</w:t>
+      </w:r>
+    </w:p>
+    <w:p>
+      <w:pPr>
+        <w:spacing w:after="160"/>
+        <w:jc w:val="both"/>
+      </w:pPr>
+      <w:r>
+        <w:rPr>
+          <w:rFonts w:ascii="Arial" w:cs="Arial" w:eastAsia="Arial" w:hAnsi="Arial"/>
+          <w:sz w:val="22"/>
+          <w:szCs w:val="22"/>
+        </w:rPr>
+        <w:t xml:space="preserve">El workflow define 6 jobs con la siguiente estructura de dependencias:</w:t>
+      </w:r>
+    </w:p>
+    <w:p>
+      <w:pPr>
+        <w:spacing w:after="100"/>
+        <w:ind w:left="720"/>
+        <w:jc w:val="both"/>
+      </w:pPr>
+      <w:r>
+        <w:rPr>
+          <w:rFonts w:ascii="Arial" w:cs="Arial" w:eastAsia="Arial" w:hAnsi="Arial"/>
+          <w:sz w:val="22"/>
+          <w:szCs w:val="22"/>
+        </w:rPr>
+        <w:t xml:space="preserve">• backend_test: instala deps Node 20, ejecuta npm test (Jest + Supertest), sube reporte de cobertura como artefacto</w:t>
+      </w:r>
+    </w:p>
+    <w:p>
+      <w:pPr>
+        <w:spacing w:after="100"/>
+        <w:ind w:left="720"/>
+        <w:jc w:val="both"/>
+      </w:pPr>
+      <w:r>
+        <w:rPr>
+          <w:rFonts w:ascii="Arial" w:cs="Arial" w:eastAsia="Arial" w:hAnsi="Arial"/>
+          <w:sz w:val="22"/>
+          <w:szCs w:val="22"/>
+        </w:rPr>
+        <w:t xml:space="preserve">• frontend_test: instala deps Node 20, ejecuta npm test (Vitest + RTL), sube reporte de cobertura como artefacto</w:t>
+      </w:r>
+    </w:p>
+    <w:p>
+      <w:pPr>
+        <w:spacing w:after="100"/>
+        <w:ind w:left="720"/>
+        <w:jc w:val="both"/>
+      </w:pPr>
+      <w:r>
+        <w:rPr>
+          <w:rFonts w:ascii="Arial" w:cs="Arial" w:eastAsia="Arial" w:hAnsi="Arial"/>
+          <w:sz w:val="22"/>
+          <w:szCs w:val="22"/>
+        </w:rPr>
+        <w:t xml:space="preserve">• docker_build (needs: [backend_test, frontend_test]): ejecuta docker compose build; corre solo si ambos tests pasan</w:t>
+      </w:r>
+    </w:p>
+    <w:p>
+      <w:pPr>
+        <w:spacing w:after="100"/>
+        <w:ind w:left="720"/>
+        <w:jc w:val="both"/>
+      </w:pPr>
+      <w:r>
+        <w:rPr>
+          <w:rFonts w:ascii="Arial" w:cs="Arial" w:eastAsia="Arial" w:hAnsi="Arial"/>
+          <w:sz w:val="22"/>
+          <w:szCs w:val="22"/>
+        </w:rPr>
+        <w:t xml:space="preserve">• integration_test (needs: docker_build): levanta stack completo, espera health check, ejecuta smoke tests HTTP (GET /health, GET /tasks, POST /tasks, GET /tasks para persistencia, curl frontend)</w:t>
+      </w:r>
+    </w:p>
+    <w:p>
+      <w:pPr>
+        <w:spacing w:after="100"/>
+        <w:ind w:left="720"/>
+        <w:jc w:val="both"/>
+      </w:pPr>
+      <w:r>
+        <w:rPr>
+          <w:rFonts w:ascii="Arial" w:cs="Arial" w:eastAsia="Arial" w:hAnsi="Arial"/>
+          <w:sz w:val="22"/>
+          <w:szCs w:val="22"/>
+        </w:rPr>
+        <w:t xml:space="preserve">• browser_test (needs: integration_test): levanta stack, instala Playwright + Chromium, ejecuta 3 tests E2E (título, input visible, crear tarea desde navegador), sube reporte HTML como artefacto</w:t>
+      </w:r>
+    </w:p>
+    <w:p>
+      <w:pPr>
+        <w:spacing w:after="100"/>
+        <w:ind w:left="720"/>
+        <w:jc w:val="both"/>
+      </w:pPr>
+      <w:r>
+        <w:rPr>
+          <w:rFonts w:ascii="Arial" w:cs="Arial" w:eastAsia="Arial" w:hAnsi="Arial"/>
+          <w:sz w:val="22"/>
+          <w:szCs w:val="22"/>
+        </w:rPr>
+        <w:t xml:space="preserve">• release_notice (needs: integration_test, if: rama main + push): imprime información del release (sha, autor, mensaje del commit, últimos 5 commits)</w:t>
+      </w:r>
+    </w:p>
+    <w:p>
+      <w:pPr>
+        <w:spacing w:after="160"/>
+        <w:jc w:val="both"/>
+      </w:pPr>
+      <w:r>
+        <w:rPr>
+          <w:rFonts w:ascii="Arial" w:cs="Arial" w:eastAsia="Arial" w:hAnsi="Arial"/>
+          <w:sz w:val="22"/>
+          <w:szCs w:val="22"/>
+        </w:rPr>
+        <w:t xml:space="preserve">Disparadores: on: push a main/develop/feature/**/release/**/hotfix/** y on: pull_request a main/develop. Esto cubre tanto el "branch build flow" como el "pull request build flow" del Escenario 8, replicando exactamente la filosofía de Codeship.</w:t>
+      </w:r>
+    </w:p>
+    <w:p>
+      <w:pPr>
+        <w:pStyle w:val="Heading2"/>
+        <w:spacing w:after="150" w:before="300"/>
+      </w:pPr>
+      <w:r>
+        <w:rPr>
+          <w:rFonts w:ascii="Arial" w:cs="Arial" w:eastAsia="Arial" w:hAnsi="Arial"/>
+          <w:b/>
+          <w:bCs/>
+          <w:color w:val="2E74B5"/>
+          <w:sz w:val="26"/>
+          <w:szCs w:val="26"/>
+        </w:rPr>
+        <w:t xml:space="preserve">8.9 Evidencias de ejecución</w:t>
+      </w:r>
+    </w:p>
+    <w:p>
+      <w:pPr>
+        <w:spacing w:after="160"/>
+        <w:jc w:val="both"/>
+      </w:pPr>
+      <w:r>
+        <w:rPr>
+          <w:rFonts w:ascii="Arial" w:cs="Arial" w:eastAsia="Arial" w:hAnsi="Arial"/>
+          <w:sz w:val="22"/>
+          <w:szCs w:val="22"/>
+        </w:rPr>
+        <w:t xml:space="preserve">Ver capturas en docs/entrega-final/capturas/:</w:t>
+      </w:r>
+    </w:p>
+    <w:p>
+      <w:pPr>
+        <w:spacing w:after="100"/>
+        <w:ind w:left="720"/>
+        <w:jc w:val="both"/>
+      </w:pPr>
+      <w:r>
+        <w:rPr>
+          <w:rFonts w:ascii="Arial" w:cs="Arial" w:eastAsia="Arial" w:hAnsi="Arial"/>
+          <w:sz w:val="22"/>
+          <w:szCs w:val="22"/>
+        </w:rPr>
+        <w:t xml:space="preserve">• Captura13-github-actions-overview.png — Vista general de la pestaña Actions</w:t>
+      </w:r>
+    </w:p>
+    <w:p>
+      <w:pPr>
+        <w:spacing w:after="100"/>
+        <w:ind w:left="720"/>
+        <w:jc w:val="both"/>
+      </w:pPr>
+      <w:r>
+        <w:rPr>
+          <w:rFonts w:ascii="Arial" w:cs="Arial" w:eastAsia="Arial" w:hAnsi="Arial"/>
+          <w:sz w:val="22"/>
+          <w:szCs w:val="22"/>
+        </w:rPr>
+        <w:t xml:space="preserve">• Captura14-github-actions-jobs-paralelos.png — Los 6 jobs con su grafo de dependencias</w:t>
+      </w:r>
+    </w:p>
+    <w:p>
+      <w:pPr>
+        <w:spacing w:after="100"/>
+        <w:ind w:left="720"/>
+        <w:jc w:val="both"/>
+      </w:pPr>
+      <w:r>
+        <w:rPr>
+          <w:rFonts w:ascii="Arial" w:cs="Arial" w:eastAsia="Arial" w:hAnsi="Arial"/>
+          <w:sz w:val="22"/>
+          <w:szCs w:val="22"/>
+        </w:rPr>
+        <w:t xml:space="preserve">• Captura15-github-actions-run-verde.png — Run completo en verde (todos los jobs pasados)</w:t>
+      </w:r>
+    </w:p>
+    <w:p>
+      <w:pPr>
+        <w:spacing w:after="100"/>
+        <w:ind w:left="720"/>
+        <w:jc w:val="both"/>
+      </w:pPr>
+      <w:r>
+        <w:rPr>
+          <w:rFonts w:ascii="Arial" w:cs="Arial" w:eastAsia="Arial" w:hAnsi="Arial"/>
+          <w:sz w:val="22"/>
+          <w:szCs w:val="22"/>
+        </w:rPr>
+        <w:t xml:space="preserve">• Captura16-github-actions-browser-test.png — Job browser_test con logs de Playwright</w:t>
+      </w:r>
+    </w:p>
+    <w:p>
+      <w:pPr>
+        <w:spacing w:after="100"/>
+        <w:ind w:left="720"/>
+        <w:jc w:val="both"/>
+      </w:pPr>
+      <w:r>
+        <w:rPr>
+          <w:rFonts w:ascii="Arial" w:cs="Arial" w:eastAsia="Arial" w:hAnsi="Arial"/>
+          <w:sz w:val="22"/>
+          <w:szCs w:val="22"/>
+        </w:rPr>
+        <w:t xml:space="preserve">• Captura17-github-actions-pr-build-flow.png — Run disparado por Pull Request (PR build flow)</w:t>
+      </w:r>
+    </w:p>
+    <w:p>
+      <w:pPr>
+        <w:pStyle w:val="Heading2"/>
+        <w:spacing w:after="150" w:before="300"/>
+      </w:pPr>
+      <w:r>
+        <w:rPr>
+          <w:rFonts w:ascii="Arial" w:cs="Arial" w:eastAsia="Arial" w:hAnsi="Arial"/>
+          <w:b/>
+          <w:bCs/>
+          <w:color w:val="2E74B5"/>
+          <w:sz w:val="26"/>
+          <w:szCs w:val="26"/>
+        </w:rPr>
+        <w:t xml:space="preserve">8.10 GitHub Actions vs Codeship Pro vs Travis CI — comparativa final</w:t>
+      </w:r>
+    </w:p>
+    <w:tbl>
+      <w:tblPr>
+        <w:tblW w:type="pct" w:w="100%"/>
+        <w:tblBorders>
+          <w:top w:val="single" w:color="auto" w:sz="4"/>
+          <w:left w:val="single" w:color="auto" w:sz="4"/>
+          <w:bottom w:val="single" w:color="auto" w:sz="4"/>
+          <w:right w:val="single" w:color="auto" w:sz="4"/>
+          <w:insideH w:val="single" w:color="auto" w:sz="4"/>
+          <w:insideV w:val="single" w:color="auto" w:sz="4"/>
+        </w:tblBorders>
+      </w:tblPr>
+      <w:tblGrid>
+        <w:gridCol w:w="100"/>
+        <w:gridCol w:w="100"/>
+        <w:gridCol w:w="100"/>
+        <w:gridCol w:w="100"/>
+        <w:gridCol w:w="100"/>
+      </w:tblGrid>
+      <w:tr>
+        <w:trPr>
+          <w:tblHeader/>
+        </w:trPr>
+        <w:tc>
+          <w:tcPr>
+            <w:shd w:fill="1F4E79" w:val="solid"/>
+          </w:tcPr>
+          <w:p>
+            <w:pPr>
+              <w:jc w:val="center"/>
+            </w:pPr>
+            <w:r>
+              <w:rPr>
+                <w:rFonts w:ascii="Arial" w:cs="Arial" w:eastAsia="Arial" w:hAnsi="Arial"/>
+                <w:b/>
+                <w:bCs/>
+                <w:color w:val="FFFFFF"/>
+                <w:sz w:val="20"/>
+                <w:szCs w:val="20"/>
+              </w:rPr>
+              <w:t xml:space="preserve">Criterio</w:t>
+            </w:r>
+          </w:p>
+        </w:tc>
+        <w:tc>
+          <w:tcPr>
+            <w:shd w:fill="1F4E79" w:val="solid"/>
+          </w:tcPr>
+          <w:p>
+            <w:pPr>
+              <w:jc w:val="center"/>
+            </w:pPr>
+            <w:r>
+              <w:rPr>
+                <w:rFonts w:ascii="Arial" w:cs="Arial" w:eastAsia="Arial" w:hAnsi="Arial"/>
+                <w:b/>
+                <w:bCs/>
+                <w:color w:val="FFFFFF"/>
+                <w:sz w:val="20"/>
+                <w:szCs w:val="20"/>
+              </w:rPr>
+              <w:t xml:space="preserve">Jenkins</w:t>
+            </w:r>
+          </w:p>
+        </w:tc>
+        <w:tc>
+          <w:tcPr>
+            <w:shd w:fill="1F4E79" w:val="solid"/>
+          </w:tcPr>
+          <w:p>
+            <w:pPr>
+              <w:jc w:val="center"/>
+            </w:pPr>
+            <w:r>
+              <w:rPr>
+                <w:rFonts w:ascii="Arial" w:cs="Arial" w:eastAsia="Arial" w:hAnsi="Arial"/>
+                <w:b/>
+                <w:bCs/>
+                <w:color w:val="FFFFFF"/>
+                <w:sz w:val="20"/>
+                <w:szCs w:val="20"/>
+              </w:rPr>
+              <w:t xml:space="preserve">Travis CI</w:t>
+            </w:r>
+          </w:p>
+        </w:tc>
+        <w:tc>
+          <w:tcPr>
+            <w:shd w:fill="1F4E79" w:val="solid"/>
+          </w:tcPr>
+          <w:p>
+            <w:pPr>
+              <w:jc w:val="center"/>
+            </w:pPr>
+            <w:r>
+              <w:rPr>
+                <w:rFonts w:ascii="Arial" w:cs="Arial" w:eastAsia="Arial" w:hAnsi="Arial"/>
+                <w:b/>
+                <w:bCs/>
+                <w:color w:val="FFFFFF"/>
+                <w:sz w:val="20"/>
+                <w:szCs w:val="20"/>
+              </w:rPr>
+              <w:t xml:space="preserve">Codeship Pro (EOL)</w:t>
+            </w:r>
+          </w:p>
+        </w:tc>
+        <w:tc>
+          <w:tcPr>
+            <w:shd w:fill="1F4E79" w:val="solid"/>
+          </w:tcPr>
+          <w:p>
+            <w:pPr>
+              <w:jc w:val="center"/>
+            </w:pPr>
+            <w:r>
+              <w:rPr>
+                <w:rFonts w:ascii="Arial" w:cs="Arial" w:eastAsia="Arial" w:hAnsi="Arial"/>
+                <w:b/>
+                <w:bCs/>
+                <w:color w:val="FFFFFF"/>
+                <w:sz w:val="20"/>
+                <w:szCs w:val="20"/>
+              </w:rPr>
+              <w:t xml:space="preserve">GitHub Actions</w:t>
+            </w:r>
+          </w:p>
+        </w:tc>
+      </w:tr>
+      <w:tr>
+        <w:tc>
+          <w:p>
+            <w:pPr>
+              <w:jc w:val="left"/>
+            </w:pPr>
+            <w:r>
+              <w:rPr>
+                <w:rFonts w:ascii="Arial" w:cs="Arial" w:eastAsia="Arial" w:hAnsi="Arial"/>
+                <w:sz w:val="20"/>
+                <w:szCs w:val="20"/>
+              </w:rPr>
+              <w:t xml:space="preserve">Hosting</w:t>
+            </w:r>
+          </w:p>
+        </w:tc>
+        <w:tc>
+          <w:p>
+            <w:pPr>
+              <w:jc w:val="left"/>
+            </w:pPr>
+            <w:r>
+              <w:rPr>
+                <w:rFonts w:ascii="Arial" w:cs="Arial" w:eastAsia="Arial" w:hAnsi="Arial"/>
+                <w:sz w:val="20"/>
+                <w:szCs w:val="20"/>
+              </w:rPr>
+              <w:t xml:space="preserve">Self-hosted</w:t>
+            </w:r>
+          </w:p>
+        </w:tc>
+        <w:tc>
+          <w:p>
+            <w:pPr>
+              <w:jc w:val="left"/>
+            </w:pPr>
+            <w:r>
+              <w:rPr>
+                <w:rFonts w:ascii="Arial" w:cs="Arial" w:eastAsia="Arial" w:hAnsi="Arial"/>
+                <w:sz w:val="20"/>
+                <w:szCs w:val="20"/>
+              </w:rPr>
+              <w:t xml:space="preserve">SaaS (travis-ci.com)</w:t>
+            </w:r>
+          </w:p>
+        </w:tc>
+        <w:tc>
+          <w:p>
+            <w:pPr>
+              <w:jc w:val="left"/>
+            </w:pPr>
+            <w:r>
+              <w:rPr>
+                <w:rFonts w:ascii="Arial" w:cs="Arial" w:eastAsia="Arial" w:hAnsi="Arial"/>
+                <w:sz w:val="20"/>
+                <w:szCs w:val="20"/>
+              </w:rPr>
+              <w:t xml:space="preserve">SaaS (descontinuado)</w:t>
+            </w:r>
+          </w:p>
+        </w:tc>
+        <w:tc>
+          <w:p>
+            <w:pPr>
+              <w:jc w:val="left"/>
+            </w:pPr>
+            <w:r>
+              <w:rPr>
+                <w:rFonts w:ascii="Arial" w:cs="Arial" w:eastAsia="Arial" w:hAnsi="Arial"/>
+                <w:sz w:val="20"/>
+                <w:szCs w:val="20"/>
+              </w:rPr>
+              <w:t xml:space="preserve">SaaS nativo GitHub</w:t>
+            </w:r>
+          </w:p>
+        </w:tc>
+      </w:tr>
+      <w:tr>
+        <w:tc>
+          <w:p>
+            <w:pPr>
+              <w:jc w:val="left"/>
+            </w:pPr>
+            <w:r>
+              <w:rPr>
+                <w:rFonts w:ascii="Arial" w:cs="Arial" w:eastAsia="Arial" w:hAnsi="Arial"/>
+                <w:sz w:val="20"/>
+                <w:szCs w:val="20"/>
+              </w:rPr>
+              <w:t xml:space="preserve">Costo repos públicos</w:t>
+            </w:r>
+          </w:p>
+        </w:tc>
+        <w:tc>
+          <w:p>
+            <w:pPr>
+              <w:jc w:val="left"/>
+            </w:pPr>
+            <w:r>
+              <w:rPr>
+                <w:rFonts w:ascii="Arial" w:cs="Arial" w:eastAsia="Arial" w:hAnsi="Arial"/>
+                <w:sz w:val="20"/>
+                <w:szCs w:val="20"/>
+              </w:rPr>
+              <w:t xml:space="preserve">Gratis</w:t>
+            </w:r>
+          </w:p>
+        </w:tc>
+        <w:tc>
+          <w:p>
+            <w:pPr>
+              <w:jc w:val="left"/>
+            </w:pPr>
+            <w:r>
+              <w:rPr>
+                <w:rFonts w:ascii="Arial" w:cs="Arial" w:eastAsia="Arial" w:hAnsi="Arial"/>
+                <w:sz w:val="20"/>
+                <w:szCs w:val="20"/>
+              </w:rPr>
+              <w:t xml:space="preserve">Free tier limitado</w:t>
+            </w:r>
+          </w:p>
+        </w:tc>
+        <w:tc>
+          <w:p>
+            <w:pPr>
+              <w:jc w:val="left"/>
+            </w:pPr>
+            <w:r>
+              <w:rPr>
+                <w:rFonts w:ascii="Arial" w:cs="Arial" w:eastAsia="Arial" w:hAnsi="Arial"/>
+                <w:sz w:val="20"/>
+                <w:szCs w:val="20"/>
+              </w:rPr>
+              <w:t xml:space="preserve">No disponible</w:t>
+            </w:r>
+          </w:p>
+        </w:tc>
+        <w:tc>
+          <w:p>
+            <w:pPr>
+              <w:jc w:val="left"/>
+            </w:pPr>
+            <w:r>
+              <w:rPr>
+                <w:rFonts w:ascii="Arial" w:cs="Arial" w:eastAsia="Arial" w:hAnsi="Arial"/>
+                <w:sz w:val="20"/>
+                <w:szCs w:val="20"/>
+              </w:rPr>
+              <w:t xml:space="preserve">Gratis e ilimitado</w:t>
+            </w:r>
+          </w:p>
+        </w:tc>
+      </w:tr>
+      <w:tr>
+        <w:tc>
+          <w:p>
+            <w:pPr>
+              <w:jc w:val="left"/>
+            </w:pPr>
+            <w:r>
+              <w:rPr>
+                <w:rFonts w:ascii="Arial" w:cs="Arial" w:eastAsia="Arial" w:hAnsi="Arial"/>
+                <w:sz w:val="20"/>
+                <w:szCs w:val="20"/>
+              </w:rPr>
+              <w:t xml:space="preserve">Config</w:t>
+            </w:r>
+          </w:p>
+        </w:tc>
+        <w:tc>
+          <w:p>
+            <w:pPr>
+              <w:jc w:val="left"/>
+            </w:pPr>
+            <w:r>
+              <w:rPr>
+                <w:rFonts w:ascii="Arial" w:cs="Arial" w:eastAsia="Arial" w:hAnsi="Arial"/>
+                <w:sz w:val="20"/>
+                <w:szCs w:val="20"/>
+              </w:rPr>
+              <w:t xml:space="preserve">Groovy (Jenkinsfile)</w:t>
+            </w:r>
+          </w:p>
+        </w:tc>
+        <w:tc>
+          <w:p>
+            <w:pPr>
+              <w:jc w:val="left"/>
+            </w:pPr>
+            <w:r>
+              <w:rPr>
+                <w:rFonts w:ascii="Arial" w:cs="Arial" w:eastAsia="Arial" w:hAnsi="Arial"/>
+                <w:sz w:val="20"/>
+                <w:szCs w:val="20"/>
+              </w:rPr>
+              <w:t xml:space="preserve">YAML (.travis.yml)</w:t>
+            </w:r>
+          </w:p>
+        </w:tc>
+        <w:tc>
+          <w:p>
+            <w:pPr>
+              <w:jc w:val="left"/>
+            </w:pPr>
+            <w:r>
+              <w:rPr>
+                <w:rFonts w:ascii="Arial" w:cs="Arial" w:eastAsia="Arial" w:hAnsi="Arial"/>
+                <w:sz w:val="20"/>
+                <w:szCs w:val="20"/>
+              </w:rPr>
+              <w:t xml:space="preserve">YAML (2 archivos)</w:t>
+            </w:r>
+          </w:p>
+        </w:tc>
+        <w:tc>
+          <w:p>
+            <w:pPr>
+              <w:jc w:val="left"/>
+            </w:pPr>
+            <w:r>
+              <w:rPr>
+                <w:rFonts w:ascii="Arial" w:cs="Arial" w:eastAsia="Arial" w:hAnsi="Arial"/>
+                <w:sz w:val="20"/>
+                <w:szCs w:val="20"/>
+              </w:rPr>
+              <w:t xml:space="preserve">YAML (.github/workflows/)</w:t>
+            </w:r>
+          </w:p>
+        </w:tc>
+      </w:tr>
+      <w:tr>
+        <w:tc>
+          <w:p>
+            <w:pPr>
+              <w:jc w:val="left"/>
+            </w:pPr>
+            <w:r>
+              <w:rPr>
+                <w:rFonts w:ascii="Arial" w:cs="Arial" w:eastAsia="Arial" w:hAnsi="Arial"/>
+                <w:sz w:val="20"/>
+                <w:szCs w:val="20"/>
+              </w:rPr>
+              <w:t xml:space="preserve">Docker nativo</w:t>
+            </w:r>
+          </w:p>
+        </w:tc>
+        <w:tc>
+          <w:p>
+            <w:pPr>
+              <w:jc w:val="left"/>
+            </w:pPr>
+            <w:r>
+              <w:rPr>
+                <w:rFonts w:ascii="Arial" w:cs="Arial" w:eastAsia="Arial" w:hAnsi="Arial"/>
+                <w:sz w:val="20"/>
+                <w:szCs w:val="20"/>
+              </w:rPr>
+              <w:t xml:space="preserve">Sí (DooD)</w:t>
+            </w:r>
+          </w:p>
+        </w:tc>
+        <w:tc>
+          <w:p>
+            <w:pPr>
+              <w:jc w:val="left"/>
+            </w:pPr>
+            <w:r>
+              <w:rPr>
+                <w:rFonts w:ascii="Arial" w:cs="Arial" w:eastAsia="Arial" w:hAnsi="Arial"/>
+                <w:sz w:val="20"/>
+                <w:szCs w:val="20"/>
+              </w:rPr>
+              <w:t xml:space="preserve">Sí (service: docker)</w:t>
+            </w:r>
+          </w:p>
+        </w:tc>
+        <w:tc>
+          <w:p>
+            <w:pPr>
+              <w:jc w:val="left"/>
+            </w:pPr>
+            <w:r>
+              <w:rPr>
+                <w:rFonts w:ascii="Arial" w:cs="Arial" w:eastAsia="Arial" w:hAnsi="Arial"/>
+                <w:sz w:val="20"/>
+                <w:szCs w:val="20"/>
+              </w:rPr>
+              <w:t xml:space="preserve">Sí (Pro)</w:t>
+            </w:r>
+          </w:p>
+        </w:tc>
+        <w:tc>
+          <w:p>
+            <w:pPr>
+              <w:jc w:val="left"/>
+            </w:pPr>
+            <w:r>
+              <w:rPr>
+                <w:rFonts w:ascii="Arial" w:cs="Arial" w:eastAsia="Arial" w:hAnsi="Arial"/>
+                <w:sz w:val="20"/>
+                <w:szCs w:val="20"/>
+              </w:rPr>
+              <w:t xml:space="preserve">Sí (Buildx + Compose)</w:t>
+            </w:r>
+          </w:p>
+        </w:tc>
+      </w:tr>
+      <w:tr>
+        <w:tc>
+          <w:p>
+            <w:pPr>
+              <w:jc w:val="left"/>
+            </w:pPr>
+            <w:r>
+              <w:rPr>
+                <w:rFonts w:ascii="Arial" w:cs="Arial" w:eastAsia="Arial" w:hAnsi="Arial"/>
+                <w:sz w:val="20"/>
+                <w:szCs w:val="20"/>
+              </w:rPr>
+              <w:t xml:space="preserve">Paralelismo</w:t>
+            </w:r>
+          </w:p>
+        </w:tc>
+        <w:tc>
+          <w:p>
+            <w:pPr>
+              <w:jc w:val="left"/>
+            </w:pPr>
+            <w:r>
+              <w:rPr>
+                <w:rFonts w:ascii="Arial" w:cs="Arial" w:eastAsia="Arial" w:hAnsi="Arial"/>
+                <w:sz w:val="20"/>
+                <w:szCs w:val="20"/>
+              </w:rPr>
+              <w:t xml:space="preserve">parallel {} Groovy</w:t>
+            </w:r>
+          </w:p>
+        </w:tc>
+        <w:tc>
+          <w:p>
+            <w:pPr>
+              <w:jc w:val="left"/>
+            </w:pPr>
+            <w:r>
+              <w:rPr>
+                <w:rFonts w:ascii="Arial" w:cs="Arial" w:eastAsia="Arial" w:hAnsi="Arial"/>
+                <w:sz w:val="20"/>
+                <w:szCs w:val="20"/>
+              </w:rPr>
+              <w:t xml:space="preserve">jobs.include stages</w:t>
+            </w:r>
+          </w:p>
+        </w:tc>
+        <w:tc>
+          <w:p>
+            <w:pPr>
+              <w:jc w:val="left"/>
+            </w:pPr>
+            <w:r>
+              <w:rPr>
+                <w:rFonts w:ascii="Arial" w:cs="Arial" w:eastAsia="Arial" w:hAnsi="Arial"/>
+                <w:sz w:val="20"/>
+                <w:szCs w:val="20"/>
+              </w:rPr>
+              <w:t xml:space="preserve">type: parallel steps</w:t>
+            </w:r>
+          </w:p>
+        </w:tc>
+        <w:tc>
+          <w:p>
+            <w:pPr>
+              <w:jc w:val="left"/>
+            </w:pPr>
+            <w:r>
+              <w:rPr>
+                <w:rFonts w:ascii="Arial" w:cs="Arial" w:eastAsia="Arial" w:hAnsi="Arial"/>
+                <w:sz w:val="20"/>
+                <w:szCs w:val="20"/>
+              </w:rPr>
+              <w:t xml:space="preserve">Jobs sin needs: corren en paralelo</w:t>
+            </w:r>
+          </w:p>
+        </w:tc>
+      </w:tr>
+      <w:tr>
+        <w:tc>
+          <w:p>
+            <w:pPr>
+              <w:jc w:val="left"/>
+            </w:pPr>
+            <w:r>
+              <w:rPr>
+                <w:rFonts w:ascii="Arial" w:cs="Arial" w:eastAsia="Arial" w:hAnsi="Arial"/>
+                <w:sz w:val="20"/>
+                <w:szCs w:val="20"/>
+              </w:rPr>
+              <w:t xml:space="preserve">Browser testing</w:t>
+            </w:r>
+          </w:p>
+        </w:tc>
+        <w:tc>
+          <w:p>
+            <w:pPr>
+              <w:jc w:val="left"/>
+            </w:pPr>
+            <w:r>
+              <w:rPr>
+                <w:rFonts w:ascii="Arial" w:cs="Arial" w:eastAsia="Arial" w:hAnsi="Arial"/>
+                <w:sz w:val="20"/>
+                <w:szCs w:val="20"/>
+              </w:rPr>
+              <w:t xml:space="preserve">Plugin Selenium</w:t>
+            </w:r>
+          </w:p>
+        </w:tc>
+        <w:tc>
+          <w:p>
+            <w:pPr>
+              <w:jc w:val="left"/>
+            </w:pPr>
+            <w:r>
+              <w:rPr>
+                <w:rFonts w:ascii="Arial" w:cs="Arial" w:eastAsia="Arial" w:hAnsi="Arial"/>
+                <w:sz w:val="20"/>
+                <w:szCs w:val="20"/>
+              </w:rPr>
+              <w:t xml:space="preserve">Manual</w:t>
+            </w:r>
+          </w:p>
+        </w:tc>
+        <w:tc>
+          <w:p>
+            <w:pPr>
+              <w:jc w:val="left"/>
+            </w:pPr>
+            <w:r>
+              <w:rPr>
+                <w:rFonts w:ascii="Arial" w:cs="Arial" w:eastAsia="Arial" w:hAnsi="Arial"/>
+                <w:sz w:val="20"/>
+                <w:szCs w:val="20"/>
+              </w:rPr>
+              <w:t xml:space="preserve">No contemplado</w:t>
+            </w:r>
+          </w:p>
+        </w:tc>
+        <w:tc>
+          <w:p>
+            <w:pPr>
+              <w:jc w:val="left"/>
+            </w:pPr>
+            <w:r>
+              <w:rPr>
+                <w:rFonts w:ascii="Arial" w:cs="Arial" w:eastAsia="Arial" w:hAnsi="Arial"/>
+                <w:sz w:val="20"/>
+                <w:szCs w:val="20"/>
+              </w:rPr>
+              <w:t xml:space="preserve">Playwright action nativa</w:t>
+            </w:r>
+          </w:p>
+        </w:tc>
+      </w:tr>
+      <w:tr>
+        <w:tc>
+          <w:p>
+            <w:pPr>
+              <w:jc w:val="left"/>
+            </w:pPr>
+            <w:r>
+              <w:rPr>
+                <w:rFonts w:ascii="Arial" w:cs="Arial" w:eastAsia="Arial" w:hAnsi="Arial"/>
+                <w:sz w:val="20"/>
+                <w:szCs w:val="20"/>
+              </w:rPr>
+              <w:t xml:space="preserve">Estado actual (Jun 2026)</w:t>
+            </w:r>
+          </w:p>
+        </w:tc>
+        <w:tc>
+          <w:p>
+            <w:pPr>
+              <w:jc w:val="left"/>
+            </w:pPr>
+            <w:r>
+              <w:rPr>
+                <w:rFonts w:ascii="Arial" w:cs="Arial" w:eastAsia="Arial" w:hAnsi="Arial"/>
+                <w:sz w:val="20"/>
+                <w:szCs w:val="20"/>
+              </w:rPr>
+              <w:t xml:space="preserve">Activo</w:t>
+            </w:r>
+          </w:p>
+        </w:tc>
+        <w:tc>
+          <w:p>
+            <w:pPr>
+              <w:jc w:val="left"/>
+            </w:pPr>
+            <w:r>
+              <w:rPr>
+                <w:rFonts w:ascii="Arial" w:cs="Arial" w:eastAsia="Arial" w:hAnsi="Arial"/>
+                <w:sz w:val="20"/>
+                <w:szCs w:val="20"/>
+              </w:rPr>
+              <w:t xml:space="preserve">Activo</w:t>
+            </w:r>
+          </w:p>
+        </w:tc>
+        <w:tc>
+          <w:p>
+            <w:pPr>
+              <w:jc w:val="left"/>
+            </w:pPr>
+            <w:r>
+              <w:rPr>
+                <w:rFonts w:ascii="Arial" w:cs="Arial" w:eastAsia="Arial" w:hAnsi="Arial"/>
+                <w:sz w:val="20"/>
+                <w:szCs w:val="20"/>
+              </w:rPr>
+              <w:t xml:space="preserve">DESCONTINUADO</w:t>
+            </w:r>
+          </w:p>
+        </w:tc>
+        <w:tc>
+          <w:p>
+            <w:pPr>
+              <w:jc w:val="left"/>
+            </w:pPr>
+            <w:r>
+              <w:rPr>
+                <w:rFonts w:ascii="Arial" w:cs="Arial" w:eastAsia="Arial" w:hAnsi="Arial"/>
+                <w:sz w:val="20"/>
+                <w:szCs w:val="20"/>
+              </w:rPr>
+              <w:t xml:space="preserve">Activo y ejecutando</w:t>
+            </w:r>
+          </w:p>
+        </w:tc>
+      </w:tr>
+    </w:tbl>
+    <w:p>
+      <w:r>
+        <w:br/>
+      </w:r>
+    </w:p>
+    <w:p>
+      <w:pPr>
+        <w:pStyle w:val="Heading1"/>
+        <w:spacing w:after="200" w:before="400"/>
+      </w:pPr>
+      <w:r>
+        <w:rPr>
+          <w:rFonts w:ascii="Arial" w:cs="Arial" w:eastAsia="Arial" w:hAnsi="Arial"/>
+          <w:b/>
+          <w:bCs/>
+          <w:color w:val="1F4E79"/>
+          <w:sz w:val="32"/>
+          <w:szCs w:val="32"/>
+        </w:rPr>
+        <w:t xml:space="preserve">9. Integración Total CI/CD del Proyecto</w:t>
+      </w:r>
+    </w:p>
+    <w:p>
+      <w:pPr>
+        <w:pStyle w:val="Heading2"/>
+        <w:spacing w:after="150" w:before="300"/>
+      </w:pPr>
+      <w:r>
+        <w:rPr>
+          <w:rFonts w:ascii="Arial" w:cs="Arial" w:eastAsia="Arial" w:hAnsi="Arial"/>
+          <w:b/>
+          <w:bCs/>
+          <w:color w:val="2E74B5"/>
+          <w:sz w:val="26"/>
+          <w:szCs w:val="26"/>
+        </w:rPr>
+        <w:t xml:space="preserve">9.1 Flujo completo del pipeline</w:t>
+      </w:r>
+    </w:p>
+    <w:p>
+      <w:pPr>
+        <w:spacing w:after="160"/>
+        <w:jc w:val="both"/>
+      </w:pPr>
+      <w:r>
+        <w:rPr>
+          <w:rFonts w:ascii="Arial" w:cs="Arial" w:eastAsia="Arial" w:hAnsi="Arial"/>
+          <w:sz w:val="22"/>
+          <w:szCs w:val="22"/>
+        </w:rPr>
+        <w:t xml:space="preserve">Cuando un desarrollador hace git push a GitHub, se disparan en paralelo tres pipelines:</w:t>
+      </w:r>
+    </w:p>
+    <w:p>
+      <w:pPr>
+        <w:spacing w:after="100"/>
+        <w:ind w:left="720"/>
+        <w:jc w:val="both"/>
+      </w:pPr>
+      <w:r>
+        <w:rPr>
+          <w:rFonts w:ascii="Arial" w:cs="Arial" w:eastAsia="Arial" w:hAnsi="Arial"/>
+          <w:sz w:val="22"/>
+          <w:szCs w:val="22"/>
+        </w:rPr>
+        <w:t xml:space="preserve">• Jenkins (self-hosted): recibe webhook → Quality Gates → Build → Deploy → Integration Tests</w:t>
+      </w:r>
+    </w:p>
+    <w:p>
+      <w:pPr>
+        <w:spacing w:after="100"/>
+        <w:ind w:left="720"/>
+        <w:jc w:val="both"/>
+      </w:pPr>
+      <w:r>
+        <w:rPr>
+          <w:rFonts w:ascii="Arial" w:cs="Arial" w:eastAsia="Arial" w:hAnsi="Arial"/>
+          <w:sz w:val="22"/>
+          <w:szCs w:val="22"/>
+        </w:rPr>
+        <w:t xml:space="preserve">• Travis CI (SaaS): detecta push vía GitHub App → install → build Docker → unit+integration tests</w:t>
+      </w:r>
+    </w:p>
+    <w:p>
+      <w:pPr>
+        <w:spacing w:after="100"/>
+        <w:ind w:left="720"/>
+        <w:jc w:val="both"/>
+      </w:pPr>
+      <w:r>
+        <w:rPr>
+          <w:rFonts w:ascii="Arial" w:cs="Arial" w:eastAsia="Arial" w:hAnsi="Arial"/>
+          <w:sz w:val="22"/>
+          <w:szCs w:val="22"/>
+        </w:rPr>
+        <w:t xml:space="preserve">• GitHub Actions (nativo GitHub): detecta push/PR → jobs paralelos → Docker → smoke tests → browser tests (Playwright)</w:t>
+      </w:r>
+    </w:p>
+    <w:p>
+      <w:pPr>
+        <w:pStyle w:val="Heading2"/>
+        <w:spacing w:after="150" w:before="300"/>
+      </w:pPr>
+      <w:r>
+        <w:rPr>
+          <w:rFonts w:ascii="Arial" w:cs="Arial" w:eastAsia="Arial" w:hAnsi="Arial"/>
+          <w:b/>
+          <w:bCs/>
+          <w:color w:val="2E74B5"/>
+          <w:sz w:val="26"/>
+          <w:szCs w:val="26"/>
+        </w:rPr>
+        <w:t xml:space="preserve">9.2 Estrategia de ramas y disparadores</w:t>
       </w:r>
     </w:p>
     <w:tbl>
@@ -6339,7 +7745,7 @@
                 <w:sz w:val="20"/>
                 <w:szCs w:val="20"/>
               </w:rPr>
-              <w:t xml:space="preserve">Criterio</w:t>
+              <w:t xml:space="preserve">Rama</w:t>
             </w:r>
           </w:p>
         </w:tc>
@@ -6402,468 +7808,384 @@
                 <w:sz w:val="20"/>
                 <w:szCs w:val="20"/>
               </w:rPr>
-              <w:t xml:space="preserve">Codeship Pro</w:t>
-            </w:r>
-          </w:p>
-        </w:tc>
-      </w:tr>
-      <w:tr>
-        <w:tc>
-          <w:p>
-            <w:pPr>
-              <w:jc w:val="left"/>
-            </w:pPr>
-            <w:r>
-              <w:rPr>
-                <w:rFonts w:ascii="Arial" w:cs="Arial" w:eastAsia="Arial" w:hAnsi="Arial"/>
-                <w:sz w:val="20"/>
-                <w:szCs w:val="20"/>
-              </w:rPr>
-              <w:t xml:space="preserve">Hosting</w:t>
-            </w:r>
-          </w:p>
-        </w:tc>
-        <w:tc>
-          <w:p>
-            <w:pPr>
-              <w:jc w:val="left"/>
-            </w:pPr>
-            <w:r>
-              <w:rPr>
-                <w:rFonts w:ascii="Arial" w:cs="Arial" w:eastAsia="Arial" w:hAnsi="Arial"/>
-                <w:sz w:val="20"/>
-                <w:szCs w:val="20"/>
-              </w:rPr>
-              <w:t xml:space="preserve">Self-hosted (local/cloud)</w:t>
-            </w:r>
-          </w:p>
-        </w:tc>
-        <w:tc>
-          <w:p>
-            <w:pPr>
-              <w:jc w:val="left"/>
-            </w:pPr>
-            <w:r>
-              <w:rPr>
-                <w:rFonts w:ascii="Arial" w:cs="Arial" w:eastAsia="Arial" w:hAnsi="Arial"/>
-                <w:sz w:val="20"/>
-                <w:szCs w:val="20"/>
-              </w:rPr>
-              <w:t xml:space="preserve">SaaS (travis-ci.com)</w:t>
-            </w:r>
-          </w:p>
-        </w:tc>
-        <w:tc>
-          <w:p>
-            <w:pPr>
-              <w:jc w:val="left"/>
-            </w:pPr>
-            <w:r>
-              <w:rPr>
-                <w:rFonts w:ascii="Arial" w:cs="Arial" w:eastAsia="Arial" w:hAnsi="Arial"/>
-                <w:sz w:val="20"/>
-                <w:szCs w:val="20"/>
-              </w:rPr>
-              <w:t xml:space="preserve">SaaS (codeship.com)</w:t>
-            </w:r>
-          </w:p>
-        </w:tc>
-      </w:tr>
-      <w:tr>
-        <w:tc>
-          <w:p>
-            <w:pPr>
-              <w:jc w:val="left"/>
-            </w:pPr>
-            <w:r>
-              <w:rPr>
-                <w:rFonts w:ascii="Arial" w:cs="Arial" w:eastAsia="Arial" w:hAnsi="Arial"/>
-                <w:sz w:val="20"/>
-                <w:szCs w:val="20"/>
-              </w:rPr>
-              <w:t xml:space="preserve">Costo</w:t>
-            </w:r>
-          </w:p>
-        </w:tc>
-        <w:tc>
-          <w:p>
-            <w:pPr>
-              <w:jc w:val="left"/>
-            </w:pPr>
-            <w:r>
-              <w:rPr>
-                <w:rFonts w:ascii="Arial" w:cs="Arial" w:eastAsia="Arial" w:hAnsi="Arial"/>
-                <w:sz w:val="20"/>
-                <w:szCs w:val="20"/>
-              </w:rPr>
-              <w:t xml:space="preserve">Gratis (open source)</w:t>
-            </w:r>
-          </w:p>
-        </w:tc>
-        <w:tc>
-          <w:p>
-            <w:pPr>
-              <w:jc w:val="left"/>
-            </w:pPr>
-            <w:r>
-              <w:rPr>
-                <w:rFonts w:ascii="Arial" w:cs="Arial" w:eastAsia="Arial" w:hAnsi="Arial"/>
-                <w:sz w:val="20"/>
-                <w:szCs w:val="20"/>
-              </w:rPr>
-              <w:t xml:space="preserve">Free tier + planes de pago</w:t>
-            </w:r>
-          </w:p>
-        </w:tc>
-        <w:tc>
-          <w:p>
-            <w:pPr>
-              <w:jc w:val="left"/>
-            </w:pPr>
-            <w:r>
-              <w:rPr>
-                <w:rFonts w:ascii="Arial" w:cs="Arial" w:eastAsia="Arial" w:hAnsi="Arial"/>
-                <w:sz w:val="20"/>
-                <w:szCs w:val="20"/>
-              </w:rPr>
-              <w:t xml:space="preserve">Free tier + planes de pago</w:t>
-            </w:r>
-          </w:p>
-        </w:tc>
-      </w:tr>
-      <w:tr>
-        <w:tc>
-          <w:p>
-            <w:pPr>
-              <w:jc w:val="left"/>
-            </w:pPr>
-            <w:r>
-              <w:rPr>
-                <w:rFonts w:ascii="Arial" w:cs="Arial" w:eastAsia="Arial" w:hAnsi="Arial"/>
-                <w:sz w:val="20"/>
-                <w:szCs w:val="20"/>
-              </w:rPr>
-              <w:t xml:space="preserve">Config</w:t>
-            </w:r>
-          </w:p>
-        </w:tc>
-        <w:tc>
-          <w:p>
-            <w:pPr>
-              <w:jc w:val="left"/>
-            </w:pPr>
-            <w:r>
-              <w:rPr>
-                <w:rFonts w:ascii="Arial" w:cs="Arial" w:eastAsia="Arial" w:hAnsi="Arial"/>
-                <w:sz w:val="20"/>
-                <w:szCs w:val="20"/>
-              </w:rPr>
-              <w:t xml:space="preserve">Groovy (Jenkinsfile)</w:t>
-            </w:r>
-          </w:p>
-        </w:tc>
-        <w:tc>
-          <w:p>
-            <w:pPr>
-              <w:jc w:val="left"/>
-            </w:pPr>
-            <w:r>
-              <w:rPr>
-                <w:rFonts w:ascii="Arial" w:cs="Arial" w:eastAsia="Arial" w:hAnsi="Arial"/>
-                <w:sz w:val="20"/>
-                <w:szCs w:val="20"/>
-              </w:rPr>
-              <w:t xml:space="preserve">YAML (.travis.yml)</w:t>
-            </w:r>
-          </w:p>
-        </w:tc>
-        <w:tc>
-          <w:p>
-            <w:pPr>
-              <w:jc w:val="left"/>
-            </w:pPr>
-            <w:r>
-              <w:rPr>
-                <w:rFonts w:ascii="Arial" w:cs="Arial" w:eastAsia="Arial" w:hAnsi="Arial"/>
-                <w:sz w:val="20"/>
-                <w:szCs w:val="20"/>
-              </w:rPr>
-              <w:t xml:space="preserve">YAML (2 archivos)</w:t>
-            </w:r>
-          </w:p>
-        </w:tc>
-      </w:tr>
-      <w:tr>
-        <w:tc>
-          <w:p>
-            <w:pPr>
-              <w:jc w:val="left"/>
-            </w:pPr>
-            <w:r>
-              <w:rPr>
-                <w:rFonts w:ascii="Arial" w:cs="Arial" w:eastAsia="Arial" w:hAnsi="Arial"/>
-                <w:sz w:val="20"/>
-                <w:szCs w:val="20"/>
-              </w:rPr>
-              <w:t xml:space="preserve">Docker nativo</w:t>
-            </w:r>
-          </w:p>
-        </w:tc>
-        <w:tc>
-          <w:p>
-            <w:pPr>
-              <w:jc w:val="left"/>
-            </w:pPr>
-            <w:r>
-              <w:rPr>
-                <w:rFonts w:ascii="Arial" w:cs="Arial" w:eastAsia="Arial" w:hAnsi="Arial"/>
-                <w:sz w:val="20"/>
-                <w:szCs w:val="20"/>
-              </w:rPr>
-              <w:t xml:space="preserve">Sí (DooD pattern)</w:t>
-            </w:r>
-          </w:p>
-        </w:tc>
-        <w:tc>
-          <w:p>
-            <w:pPr>
-              <w:jc w:val="left"/>
-            </w:pPr>
-            <w:r>
-              <w:rPr>
-                <w:rFonts w:ascii="Arial" w:cs="Arial" w:eastAsia="Arial" w:hAnsi="Arial"/>
-                <w:sz w:val="20"/>
-                <w:szCs w:val="20"/>
-              </w:rPr>
-              <w:t xml:space="preserve">Sí (service: docker)</w:t>
-            </w:r>
-          </w:p>
-        </w:tc>
-        <w:tc>
-          <w:p>
-            <w:pPr>
-              <w:jc w:val="left"/>
-            </w:pPr>
-            <w:r>
-              <w:rPr>
-                <w:rFonts w:ascii="Arial" w:cs="Arial" w:eastAsia="Arial" w:hAnsi="Arial"/>
-                <w:sz w:val="20"/>
-                <w:szCs w:val="20"/>
-              </w:rPr>
-              <w:t xml:space="preserve">Sí (Pro, nativo)</w:t>
-            </w:r>
-          </w:p>
-        </w:tc>
-      </w:tr>
-      <w:tr>
-        <w:tc>
-          <w:p>
-            <w:pPr>
-              <w:jc w:val="left"/>
-            </w:pPr>
-            <w:r>
-              <w:rPr>
-                <w:rFonts w:ascii="Arial" w:cs="Arial" w:eastAsia="Arial" w:hAnsi="Arial"/>
-                <w:sz w:val="20"/>
-                <w:szCs w:val="20"/>
-              </w:rPr>
-              <w:t xml:space="preserve">Paralelismo</w:t>
-            </w:r>
-          </w:p>
-        </w:tc>
-        <w:tc>
-          <w:p>
-            <w:pPr>
-              <w:jc w:val="left"/>
-            </w:pPr>
-            <w:r>
-              <w:rPr>
-                <w:rFonts w:ascii="Arial" w:cs="Arial" w:eastAsia="Arial" w:hAnsi="Arial"/>
-                <w:sz w:val="20"/>
-                <w:szCs w:val="20"/>
-              </w:rPr>
-              <w:t xml:space="preserve">parallel {} en Groovy</w:t>
-            </w:r>
-          </w:p>
-        </w:tc>
-        <w:tc>
-          <w:p>
-            <w:pPr>
-              <w:jc w:val="left"/>
-            </w:pPr>
-            <w:r>
-              <w:rPr>
-                <w:rFonts w:ascii="Arial" w:cs="Arial" w:eastAsia="Arial" w:hAnsi="Arial"/>
-                <w:sz w:val="20"/>
-                <w:szCs w:val="20"/>
-              </w:rPr>
-              <w:t xml:space="preserve">jobs.include stages</w:t>
-            </w:r>
-          </w:p>
-        </w:tc>
-        <w:tc>
-          <w:p>
-            <w:pPr>
-              <w:jc w:val="left"/>
-            </w:pPr>
-            <w:r>
-              <w:rPr>
-                <w:rFonts w:ascii="Arial" w:cs="Arial" w:eastAsia="Arial" w:hAnsi="Arial"/>
-                <w:sz w:val="20"/>
-                <w:szCs w:val="20"/>
-              </w:rPr>
-              <w:t xml:space="preserve">type: parallel en steps</w:t>
-            </w:r>
-          </w:p>
-        </w:tc>
-      </w:tr>
-      <w:tr>
-        <w:tc>
-          <w:p>
-            <w:pPr>
-              <w:jc w:val="left"/>
-            </w:pPr>
-            <w:r>
-              <w:rPr>
-                <w:rFonts w:ascii="Arial" w:cs="Arial" w:eastAsia="Arial" w:hAnsi="Arial"/>
-                <w:sz w:val="20"/>
-                <w:szCs w:val="20"/>
-              </w:rPr>
-              <w:t xml:space="preserve">Plugins/Integ.</w:t>
-            </w:r>
-          </w:p>
-        </w:tc>
-        <w:tc>
-          <w:p>
-            <w:pPr>
-              <w:jc w:val="left"/>
-            </w:pPr>
-            <w:r>
-              <w:rPr>
-                <w:rFonts w:ascii="Arial" w:cs="Arial" w:eastAsia="Arial" w:hAnsi="Arial"/>
-                <w:sz w:val="20"/>
-                <w:szCs w:val="20"/>
-              </w:rPr>
-              <w:t xml:space="preserve">1800+ plugins</w:t>
-            </w:r>
-          </w:p>
-        </w:tc>
-        <w:tc>
-          <w:p>
-            <w:pPr>
-              <w:jc w:val="left"/>
-            </w:pPr>
-            <w:r>
-              <w:rPr>
-                <w:rFonts w:ascii="Arial" w:cs="Arial" w:eastAsia="Arial" w:hAnsi="Arial"/>
-                <w:sz w:val="20"/>
-                <w:szCs w:val="20"/>
-              </w:rPr>
-              <w:t xml:space="preserve">Integraciones vía deploy</w:t>
-            </w:r>
-          </w:p>
-        </w:tc>
-        <w:tc>
-          <w:p>
-            <w:pPr>
-              <w:jc w:val="left"/>
-            </w:pPr>
-            <w:r>
-              <w:rPr>
-                <w:rFonts w:ascii="Arial" w:cs="Arial" w:eastAsia="Arial" w:hAnsi="Arial"/>
-                <w:sz w:val="20"/>
-                <w:szCs w:val="20"/>
-              </w:rPr>
-              <w:t xml:space="preserve">CloudBees ecosystem</w:t>
-            </w:r>
-          </w:p>
-        </w:tc>
-      </w:tr>
-      <w:tr>
-        <w:tc>
-          <w:p>
-            <w:pPr>
-              <w:jc w:val="left"/>
-            </w:pPr>
-            <w:r>
-              <w:rPr>
-                <w:rFonts w:ascii="Arial" w:cs="Arial" w:eastAsia="Arial" w:hAnsi="Arial"/>
-                <w:sz w:val="20"/>
-                <w:szCs w:val="20"/>
-              </w:rPr>
-              <w:t xml:space="preserve">Caso de uso ideal</w:t>
-            </w:r>
-          </w:p>
-        </w:tc>
-        <w:tc>
-          <w:p>
-            <w:pPr>
-              <w:jc w:val="left"/>
-            </w:pPr>
-            <w:r>
-              <w:rPr>
-                <w:rFonts w:ascii="Arial" w:cs="Arial" w:eastAsia="Arial" w:hAnsi="Arial"/>
-                <w:sz w:val="20"/>
-                <w:szCs w:val="20"/>
-              </w:rPr>
-              <w:t xml:space="preserve">Empresa con control total</w:t>
-            </w:r>
-          </w:p>
-        </w:tc>
-        <w:tc>
-          <w:p>
-            <w:pPr>
-              <w:jc w:val="left"/>
-            </w:pPr>
-            <w:r>
-              <w:rPr>
-                <w:rFonts w:ascii="Arial" w:cs="Arial" w:eastAsia="Arial" w:hAnsi="Arial"/>
-                <w:sz w:val="20"/>
-                <w:szCs w:val="20"/>
-              </w:rPr>
-              <w:t xml:space="preserve">OS en GitHub</w:t>
-            </w:r>
-          </w:p>
-        </w:tc>
-        <w:tc>
-          <w:p>
-            <w:pPr>
-              <w:jc w:val="left"/>
-            </w:pPr>
-            <w:r>
-              <w:rPr>
-                <w:rFonts w:ascii="Arial" w:cs="Arial" w:eastAsia="Arial" w:hAnsi="Arial"/>
-                <w:sz w:val="20"/>
-                <w:szCs w:val="20"/>
-              </w:rPr>
-              <w:t xml:space="preserve">Equipos Docker-first</w:t>
+              <w:t xml:space="preserve">GitHub Actions</w:t>
+            </w:r>
+          </w:p>
+        </w:tc>
+      </w:tr>
+      <w:tr>
+        <w:tc>
+          <w:p>
+            <w:pPr>
+              <w:jc w:val="left"/>
+            </w:pPr>
+            <w:r>
+              <w:rPr>
+                <w:rFonts w:ascii="Arial" w:cs="Arial" w:eastAsia="Arial" w:hAnsi="Arial"/>
+                <w:sz w:val="20"/>
+                <w:szCs w:val="20"/>
+              </w:rPr>
+              <w:t xml:space="preserve">main</w:t>
+            </w:r>
+          </w:p>
+        </w:tc>
+        <w:tc>
+          <w:p>
+            <w:pPr>
+              <w:jc w:val="left"/>
+            </w:pPr>
+            <w:r>
+              <w:rPr>
+                <w:rFonts w:ascii="Arial" w:cs="Arial" w:eastAsia="Arial" w:hAnsi="Arial"/>
+                <w:sz w:val="20"/>
+                <w:szCs w:val="20"/>
+              </w:rPr>
+              <w:t xml:space="preserve">Sí (webhook)</w:t>
+            </w:r>
+          </w:p>
+        </w:tc>
+        <w:tc>
+          <w:p>
+            <w:pPr>
+              <w:jc w:val="left"/>
+            </w:pPr>
+            <w:r>
+              <w:rPr>
+                <w:rFonts w:ascii="Arial" w:cs="Arial" w:eastAsia="Arial" w:hAnsi="Arial"/>
+                <w:sz w:val="20"/>
+                <w:szCs w:val="20"/>
+              </w:rPr>
+              <w:t xml:space="preserve">Sí (branch build)</w:t>
+            </w:r>
+          </w:p>
+        </w:tc>
+        <w:tc>
+          <w:p>
+            <w:pPr>
+              <w:jc w:val="left"/>
+            </w:pPr>
+            <w:r>
+              <w:rPr>
+                <w:rFonts w:ascii="Arial" w:cs="Arial" w:eastAsia="Arial" w:hAnsi="Arial"/>
+                <w:sz w:val="20"/>
+                <w:szCs w:val="20"/>
+              </w:rPr>
+              <w:t xml:space="preserve">Sí (incluyendo release_notice job)</w:t>
+            </w:r>
+          </w:p>
+        </w:tc>
+      </w:tr>
+      <w:tr>
+        <w:tc>
+          <w:p>
+            <w:pPr>
+              <w:jc w:val="left"/>
+            </w:pPr>
+            <w:r>
+              <w:rPr>
+                <w:rFonts w:ascii="Arial" w:cs="Arial" w:eastAsia="Arial" w:hAnsi="Arial"/>
+                <w:sz w:val="20"/>
+                <w:szCs w:val="20"/>
+              </w:rPr>
+              <w:t xml:space="preserve">develop</w:t>
+            </w:r>
+          </w:p>
+        </w:tc>
+        <w:tc>
+          <w:p>
+            <w:pPr>
+              <w:jc w:val="left"/>
+            </w:pPr>
+            <w:r>
+              <w:rPr>
+                <w:rFonts w:ascii="Arial" w:cs="Arial" w:eastAsia="Arial" w:hAnsi="Arial"/>
+                <w:sz w:val="20"/>
+                <w:szCs w:val="20"/>
+              </w:rPr>
+              <w:t xml:space="preserve">Sí</w:t>
+            </w:r>
+          </w:p>
+        </w:tc>
+        <w:tc>
+          <w:p>
+            <w:pPr>
+              <w:jc w:val="left"/>
+            </w:pPr>
+            <w:r>
+              <w:rPr>
+                <w:rFonts w:ascii="Arial" w:cs="Arial" w:eastAsia="Arial" w:hAnsi="Arial"/>
+                <w:sz w:val="20"/>
+                <w:szCs w:val="20"/>
+              </w:rPr>
+              <w:t xml:space="preserve">Sí</w:t>
+            </w:r>
+          </w:p>
+        </w:tc>
+        <w:tc>
+          <w:p>
+            <w:pPr>
+              <w:jc w:val="left"/>
+            </w:pPr>
+            <w:r>
+              <w:rPr>
+                <w:rFonts w:ascii="Arial" w:cs="Arial" w:eastAsia="Arial" w:hAnsi="Arial"/>
+                <w:sz w:val="20"/>
+                <w:szCs w:val="20"/>
+              </w:rPr>
+              <w:t xml:space="preserve">Sí</w:t>
+            </w:r>
+          </w:p>
+        </w:tc>
+      </w:tr>
+      <w:tr>
+        <w:tc>
+          <w:p>
+            <w:pPr>
+              <w:jc w:val="left"/>
+            </w:pPr>
+            <w:r>
+              <w:rPr>
+                <w:rFonts w:ascii="Arial" w:cs="Arial" w:eastAsia="Arial" w:hAnsi="Arial"/>
+                <w:sz w:val="20"/>
+                <w:szCs w:val="20"/>
+              </w:rPr>
+              <w:t xml:space="preserve">feature/*</w:t>
+            </w:r>
+          </w:p>
+        </w:tc>
+        <w:tc>
+          <w:p>
+            <w:pPr>
+              <w:jc w:val="left"/>
+            </w:pPr>
+            <w:r>
+              <w:rPr>
+                <w:rFonts w:ascii="Arial" w:cs="Arial" w:eastAsia="Arial" w:hAnsi="Arial"/>
+                <w:sz w:val="20"/>
+                <w:szCs w:val="20"/>
+              </w:rPr>
+              <w:t xml:space="preserve">Sí</w:t>
+            </w:r>
+          </w:p>
+        </w:tc>
+        <w:tc>
+          <w:p>
+            <w:pPr>
+              <w:jc w:val="left"/>
+            </w:pPr>
+            <w:r>
+              <w:rPr>
+                <w:rFonts w:ascii="Arial" w:cs="Arial" w:eastAsia="Arial" w:hAnsi="Arial"/>
+                <w:sz w:val="20"/>
+                <w:szCs w:val="20"/>
+              </w:rPr>
+              <w:t xml:space="preserve">Sí</w:t>
+            </w:r>
+          </w:p>
+        </w:tc>
+        <w:tc>
+          <w:p>
+            <w:pPr>
+              <w:jc w:val="left"/>
+            </w:pPr>
+            <w:r>
+              <w:rPr>
+                <w:rFonts w:ascii="Arial" w:cs="Arial" w:eastAsia="Arial" w:hAnsi="Arial"/>
+                <w:sz w:val="20"/>
+                <w:szCs w:val="20"/>
+              </w:rPr>
+              <w:t xml:space="preserve">Sí</w:t>
+            </w:r>
+          </w:p>
+        </w:tc>
+      </w:tr>
+      <w:tr>
+        <w:tc>
+          <w:p>
+            <w:pPr>
+              <w:jc w:val="left"/>
+            </w:pPr>
+            <w:r>
+              <w:rPr>
+                <w:rFonts w:ascii="Arial" w:cs="Arial" w:eastAsia="Arial" w:hAnsi="Arial"/>
+                <w:sz w:val="20"/>
+                <w:szCs w:val="20"/>
+              </w:rPr>
+              <w:t xml:space="preserve">PR a develop</w:t>
+            </w:r>
+          </w:p>
+        </w:tc>
+        <w:tc>
+          <w:p>
+            <w:pPr>
+              <w:jc w:val="left"/>
+            </w:pPr>
+            <w:r>
+              <w:rPr>
+                <w:rFonts w:ascii="Arial" w:cs="Arial" w:eastAsia="Arial" w:hAnsi="Arial"/>
+                <w:sz w:val="20"/>
+                <w:szCs w:val="20"/>
+              </w:rPr>
+              <w:t xml:space="preserve">Sí (opcional)</w:t>
+            </w:r>
+          </w:p>
+        </w:tc>
+        <w:tc>
+          <w:p>
+            <w:pPr>
+              <w:jc w:val="left"/>
+            </w:pPr>
+            <w:r>
+              <w:rPr>
+                <w:rFonts w:ascii="Arial" w:cs="Arial" w:eastAsia="Arial" w:hAnsi="Arial"/>
+                <w:sz w:val="20"/>
+                <w:szCs w:val="20"/>
+              </w:rPr>
+              <w:t xml:space="preserve">Sí (PR build flow)</w:t>
+            </w:r>
+          </w:p>
+        </w:tc>
+        <w:tc>
+          <w:p>
+            <w:pPr>
+              <w:jc w:val="left"/>
+            </w:pPr>
+            <w:r>
+              <w:rPr>
+                <w:rFonts w:ascii="Arial" w:cs="Arial" w:eastAsia="Arial" w:hAnsi="Arial"/>
+                <w:sz w:val="20"/>
+                <w:szCs w:val="20"/>
+              </w:rPr>
+              <w:t xml:space="preserve">Sí (on: pull_request)</w:t>
+            </w:r>
+          </w:p>
+        </w:tc>
+      </w:tr>
+      <w:tr>
+        <w:tc>
+          <w:p>
+            <w:pPr>
+              <w:jc w:val="left"/>
+            </w:pPr>
+            <w:r>
+              <w:rPr>
+                <w:rFonts w:ascii="Arial" w:cs="Arial" w:eastAsia="Arial" w:hAnsi="Arial"/>
+                <w:sz w:val="20"/>
+                <w:szCs w:val="20"/>
+              </w:rPr>
+              <w:t xml:space="preserve">release/*</w:t>
+            </w:r>
+          </w:p>
+        </w:tc>
+        <w:tc>
+          <w:p>
+            <w:pPr>
+              <w:jc w:val="left"/>
+            </w:pPr>
+            <w:r>
+              <w:rPr>
+                <w:rFonts w:ascii="Arial" w:cs="Arial" w:eastAsia="Arial" w:hAnsi="Arial"/>
+                <w:sz w:val="20"/>
+                <w:szCs w:val="20"/>
+              </w:rPr>
+              <w:t xml:space="preserve">Sí</w:t>
+            </w:r>
+          </w:p>
+        </w:tc>
+        <w:tc>
+          <w:p>
+            <w:pPr>
+              <w:jc w:val="left"/>
+            </w:pPr>
+            <w:r>
+              <w:rPr>
+                <w:rFonts w:ascii="Arial" w:cs="Arial" w:eastAsia="Arial" w:hAnsi="Arial"/>
+                <w:sz w:val="20"/>
+                <w:szCs w:val="20"/>
+              </w:rPr>
+              <w:t xml:space="preserve">Sí</w:t>
+            </w:r>
+          </w:p>
+        </w:tc>
+        <w:tc>
+          <w:p>
+            <w:pPr>
+              <w:jc w:val="left"/>
+            </w:pPr>
+            <w:r>
+              <w:rPr>
+                <w:rFonts w:ascii="Arial" w:cs="Arial" w:eastAsia="Arial" w:hAnsi="Arial"/>
+                <w:sz w:val="20"/>
+                <w:szCs w:val="20"/>
+              </w:rPr>
+              <w:t xml:space="preserve">Sí</w:t>
+            </w:r>
+          </w:p>
+        </w:tc>
+      </w:tr>
+      <w:tr>
+        <w:tc>
+          <w:p>
+            <w:pPr>
+              <w:jc w:val="left"/>
+            </w:pPr>
+            <w:r>
+              <w:rPr>
+                <w:rFonts w:ascii="Arial" w:cs="Arial" w:eastAsia="Arial" w:hAnsi="Arial"/>
+                <w:sz w:val="20"/>
+                <w:szCs w:val="20"/>
+              </w:rPr>
+              <w:t xml:space="preserve">hotfix/*</w:t>
+            </w:r>
+          </w:p>
+        </w:tc>
+        <w:tc>
+          <w:p>
+            <w:pPr>
+              <w:jc w:val="left"/>
+            </w:pPr>
+            <w:r>
+              <w:rPr>
+                <w:rFonts w:ascii="Arial" w:cs="Arial" w:eastAsia="Arial" w:hAnsi="Arial"/>
+                <w:sz w:val="20"/>
+                <w:szCs w:val="20"/>
+              </w:rPr>
+              <w:t xml:space="preserve">Sí</w:t>
+            </w:r>
+          </w:p>
+        </w:tc>
+        <w:tc>
+          <w:p>
+            <w:pPr>
+              <w:jc w:val="left"/>
+            </w:pPr>
+            <w:r>
+              <w:rPr>
+                <w:rFonts w:ascii="Arial" w:cs="Arial" w:eastAsia="Arial" w:hAnsi="Arial"/>
+                <w:sz w:val="20"/>
+                <w:szCs w:val="20"/>
+              </w:rPr>
+              <w:t xml:space="preserve">Sí</w:t>
+            </w:r>
+          </w:p>
+        </w:tc>
+        <w:tc>
+          <w:p>
+            <w:pPr>
+              <w:jc w:val="left"/>
+            </w:pPr>
+            <w:r>
+              <w:rPr>
+                <w:rFonts w:ascii="Arial" w:cs="Arial" w:eastAsia="Arial" w:hAnsi="Arial"/>
+                <w:sz w:val="20"/>
+                <w:szCs w:val="20"/>
+              </w:rPr>
+              <w:t xml:space="preserve">Sí</w:t>
             </w:r>
           </w:p>
         </w:tc>
       </w:tr>
     </w:tbl>
-    <w:p>
-      <w:r>
-        <w:br/>
-      </w:r>
-    </w:p>
-    <w:p>
-      <w:pPr>
-        <w:pStyle w:val="Heading1"/>
-        <w:spacing w:after="200" w:before="400"/>
-      </w:pPr>
-      <w:r>
-        <w:rPr>
-          <w:rFonts w:ascii="Arial" w:cs="Arial" w:eastAsia="Arial" w:hAnsi="Arial"/>
-          <w:b/>
-          <w:bCs/>
-          <w:color w:val="1F4E79"/>
-          <w:sz w:val="32"/>
-          <w:szCs w:val="32"/>
-        </w:rPr>
-        <w:t xml:space="preserve">9. Integración Total CI/CD del Proyecto</w:t>
-      </w:r>
-    </w:p>
     <w:p>
       <w:pPr>
         <w:pStyle w:val="Heading2"/>
@@ -6878,83 +8200,7 @@
           <w:sz w:val="26"/>
           <w:szCs w:val="26"/>
         </w:rPr>
-        <w:t xml:space="preserve">9.1 Flujo completo del pipeline</w:t>
-      </w:r>
-    </w:p>
-    <w:p>
-      <w:pPr>
-        <w:spacing w:after="160"/>
-        <w:jc w:val="both"/>
-      </w:pPr>
-      <w:r>
-        <w:rPr>
-          <w:rFonts w:ascii="Arial" w:cs="Arial" w:eastAsia="Arial" w:hAnsi="Arial"/>
-          <w:sz w:val="22"/>
-          <w:szCs w:val="22"/>
-        </w:rPr>
-        <w:t xml:space="preserve">Cuando un desarrollador hace git push a GitHub, se disparan en paralelo tres pipelines:</w:t>
-      </w:r>
-    </w:p>
-    <w:p>
-      <w:pPr>
-        <w:spacing w:after="100"/>
-        <w:ind w:left="720"/>
-        <w:jc w:val="both"/>
-      </w:pPr>
-      <w:r>
-        <w:rPr>
-          <w:rFonts w:ascii="Arial" w:cs="Arial" w:eastAsia="Arial" w:hAnsi="Arial"/>
-          <w:sz w:val="22"/>
-          <w:szCs w:val="22"/>
-        </w:rPr>
-        <w:t xml:space="preserve">• Jenkins (self-hosted): recibe webhook → Quality Gates → Build → Deploy → Integration Tests</w:t>
-      </w:r>
-    </w:p>
-    <w:p>
-      <w:pPr>
-        <w:spacing w:after="100"/>
-        <w:ind w:left="720"/>
-        <w:jc w:val="both"/>
-      </w:pPr>
-      <w:r>
-        <w:rPr>
-          <w:rFonts w:ascii="Arial" w:cs="Arial" w:eastAsia="Arial" w:hAnsi="Arial"/>
-          <w:sz w:val="22"/>
-          <w:szCs w:val="22"/>
-        </w:rPr>
-        <w:t xml:space="preserve">• Travis CI (SaaS): detecta push vía GitHub App → install → build Docker → unit+integration tests</w:t>
-      </w:r>
-    </w:p>
-    <w:p>
-      <w:pPr>
-        <w:spacing w:after="100"/>
-        <w:ind w:left="720"/>
-        <w:jc w:val="both"/>
-      </w:pPr>
-      <w:r>
-        <w:rPr>
-          <w:rFonts w:ascii="Arial" w:cs="Arial" w:eastAsia="Arial" w:hAnsi="Arial"/>
-          <w:sz w:val="22"/>
-          <w:szCs w:val="22"/>
-        </w:rPr>
-        <w:t xml:space="preserve">• Codeship Pro (SaaS): detecta push vía webhook → servicios Docker → tests paralelos → E2E</w:t>
-      </w:r>
-    </w:p>
-    <w:p>
-      <w:pPr>
-        <w:pStyle w:val="Heading2"/>
-        <w:spacing w:after="150" w:before="300"/>
-      </w:pPr>
-      <w:r>
-        <w:rPr>
-          <w:rFonts w:ascii="Arial" w:cs="Arial" w:eastAsia="Arial" w:hAnsi="Arial"/>
-          <w:b/>
-          <w:bCs/>
-          <w:color w:val="2E74B5"/>
-          <w:sz w:val="26"/>
-          <w:szCs w:val="26"/>
-        </w:rPr>
-        <w:t xml:space="preserve">9.2 Estrategia de ramas y disparadores</w:t>
+        <w:t xml:space="preserve">9.3 Versionamiento semántico aplicado</w:t>
       </w:r>
     </w:p>
     <w:tbl>
@@ -6996,7 +8242,7 @@
                 <w:sz w:val="20"/>
                 <w:szCs w:val="20"/>
               </w:rPr>
-              <w:t xml:space="preserve">Rama</w:t>
+              <w:t xml:space="preserve">Tag</w:t>
             </w:r>
           </w:p>
         </w:tc>
@@ -7017,7 +8263,7 @@
                 <w:sz w:val="20"/>
                 <w:szCs w:val="20"/>
               </w:rPr>
-              <w:t xml:space="preserve">Jenkins</w:t>
+              <w:t xml:space="preserve">Rama</w:t>
             </w:r>
           </w:p>
         </w:tc>
@@ -7038,7 +8284,7 @@
                 <w:sz w:val="20"/>
                 <w:szCs w:val="20"/>
               </w:rPr>
-              <w:t xml:space="preserve">Travis CI</w:t>
+              <w:t xml:space="preserve">Descripción</w:t>
             </w:r>
           </w:p>
         </w:tc>
@@ -7059,12 +8305,27 @@
                 <w:sz w:val="20"/>
                 <w:szCs w:val="20"/>
               </w:rPr>
-              <w:t xml:space="preserve">Codeship Pro</w:t>
-            </w:r>
-          </w:p>
-        </w:tc>
-      </w:tr>
-      <w:tr>
+              <w:t xml:space="preserve">Fecha aprox.</w:t>
+            </w:r>
+          </w:p>
+        </w:tc>
+      </w:tr>
+      <w:tr>
+        <w:tc>
+          <w:p>
+            <w:pPr>
+              <w:jc w:val="left"/>
+            </w:pPr>
+            <w:r>
+              <w:rPr>
+                <w:rFonts w:ascii="Arial" w:cs="Arial" w:eastAsia="Arial" w:hAnsi="Arial"/>
+                <w:sz w:val="20"/>
+                <w:szCs w:val="20"/>
+              </w:rPr>
+              <w:t xml:space="preserve">v1.0.0</w:t>
+            </w:r>
+          </w:p>
+        </w:tc>
         <w:tc>
           <w:p>
             <w:pPr>
@@ -7091,352 +8352,173 @@
                 <w:sz w:val="20"/>
                 <w:szCs w:val="20"/>
               </w:rPr>
-              <w:t xml:space="preserve">Sí (webhook)</w:t>
-            </w:r>
-          </w:p>
-        </w:tc>
-        <w:tc>
-          <w:p>
-            <w:pPr>
-              <w:jc w:val="left"/>
-            </w:pPr>
-            <w:r>
-              <w:rPr>
-                <w:rFonts w:ascii="Arial" w:cs="Arial" w:eastAsia="Arial" w:hAnsi="Arial"/>
-                <w:sz w:val="20"/>
-                <w:szCs w:val="20"/>
-              </w:rPr>
-              <w:t xml:space="preserve">Sí (branch build)</w:t>
-            </w:r>
-          </w:p>
-        </w:tc>
-        <w:tc>
-          <w:p>
-            <w:pPr>
-              <w:jc w:val="left"/>
-            </w:pPr>
-            <w:r>
-              <w:rPr>
-                <w:rFonts w:ascii="Arial" w:cs="Arial" w:eastAsia="Arial" w:hAnsi="Arial"/>
-                <w:sz w:val="20"/>
-                <w:szCs w:val="20"/>
-              </w:rPr>
-              <w:t xml:space="preserve">Sí (incluyendo tag step)</w:t>
-            </w:r>
-          </w:p>
-        </w:tc>
-      </w:tr>
-      <w:tr>
-        <w:tc>
-          <w:p>
-            <w:pPr>
-              <w:jc w:val="left"/>
-            </w:pPr>
-            <w:r>
-              <w:rPr>
-                <w:rFonts w:ascii="Arial" w:cs="Arial" w:eastAsia="Arial" w:hAnsi="Arial"/>
-                <w:sz w:val="20"/>
-                <w:szCs w:val="20"/>
-              </w:rPr>
-              <w:t xml:space="preserve">develop</w:t>
-            </w:r>
-          </w:p>
-        </w:tc>
-        <w:tc>
-          <w:p>
-            <w:pPr>
-              <w:jc w:val="left"/>
-            </w:pPr>
-            <w:r>
-              <w:rPr>
-                <w:rFonts w:ascii="Arial" w:cs="Arial" w:eastAsia="Arial" w:hAnsi="Arial"/>
-                <w:sz w:val="20"/>
-                <w:szCs w:val="20"/>
-              </w:rPr>
-              <w:t xml:space="preserve">Sí</w:t>
-            </w:r>
-          </w:p>
-        </w:tc>
-        <w:tc>
-          <w:p>
-            <w:pPr>
-              <w:jc w:val="left"/>
-            </w:pPr>
-            <w:r>
-              <w:rPr>
-                <w:rFonts w:ascii="Arial" w:cs="Arial" w:eastAsia="Arial" w:hAnsi="Arial"/>
-                <w:sz w:val="20"/>
-                <w:szCs w:val="20"/>
-              </w:rPr>
-              <w:t xml:space="preserve">Sí</w:t>
-            </w:r>
-          </w:p>
-        </w:tc>
-        <w:tc>
-          <w:p>
-            <w:pPr>
-              <w:jc w:val="left"/>
-            </w:pPr>
-            <w:r>
-              <w:rPr>
-                <w:rFonts w:ascii="Arial" w:cs="Arial" w:eastAsia="Arial" w:hAnsi="Arial"/>
-                <w:sz w:val="20"/>
-                <w:szCs w:val="20"/>
-              </w:rPr>
-              <w:t xml:space="preserve">Sí</w:t>
-            </w:r>
-          </w:p>
-        </w:tc>
-      </w:tr>
-      <w:tr>
-        <w:tc>
-          <w:p>
-            <w:pPr>
-              <w:jc w:val="left"/>
-            </w:pPr>
-            <w:r>
-              <w:rPr>
-                <w:rFonts w:ascii="Arial" w:cs="Arial" w:eastAsia="Arial" w:hAnsi="Arial"/>
-                <w:sz w:val="20"/>
-                <w:szCs w:val="20"/>
-              </w:rPr>
-              <w:t xml:space="preserve">feature/*</w:t>
-            </w:r>
-          </w:p>
-        </w:tc>
-        <w:tc>
-          <w:p>
-            <w:pPr>
-              <w:jc w:val="left"/>
-            </w:pPr>
-            <w:r>
-              <w:rPr>
-                <w:rFonts w:ascii="Arial" w:cs="Arial" w:eastAsia="Arial" w:hAnsi="Arial"/>
-                <w:sz w:val="20"/>
-                <w:szCs w:val="20"/>
-              </w:rPr>
-              <w:t xml:space="preserve">Sí</w:t>
-            </w:r>
-          </w:p>
-        </w:tc>
-        <w:tc>
-          <w:p>
-            <w:pPr>
-              <w:jc w:val="left"/>
-            </w:pPr>
-            <w:r>
-              <w:rPr>
-                <w:rFonts w:ascii="Arial" w:cs="Arial" w:eastAsia="Arial" w:hAnsi="Arial"/>
-                <w:sz w:val="20"/>
-                <w:szCs w:val="20"/>
-              </w:rPr>
-              <w:t xml:space="preserve">Sí</w:t>
-            </w:r>
-          </w:p>
-        </w:tc>
-        <w:tc>
-          <w:p>
-            <w:pPr>
-              <w:jc w:val="left"/>
-            </w:pPr>
-            <w:r>
-              <w:rPr>
-                <w:rFonts w:ascii="Arial" w:cs="Arial" w:eastAsia="Arial" w:hAnsi="Arial"/>
-                <w:sz w:val="20"/>
-                <w:szCs w:val="20"/>
-              </w:rPr>
-              <w:t xml:space="preserve">Sí</w:t>
-            </w:r>
-          </w:p>
-        </w:tc>
-      </w:tr>
-      <w:tr>
-        <w:tc>
-          <w:p>
-            <w:pPr>
-              <w:jc w:val="left"/>
-            </w:pPr>
-            <w:r>
-              <w:rPr>
-                <w:rFonts w:ascii="Arial" w:cs="Arial" w:eastAsia="Arial" w:hAnsi="Arial"/>
-                <w:sz w:val="20"/>
-                <w:szCs w:val="20"/>
-              </w:rPr>
-              <w:t xml:space="preserve">PR a develop</w:t>
-            </w:r>
-          </w:p>
-        </w:tc>
-        <w:tc>
-          <w:p>
-            <w:pPr>
-              <w:jc w:val="left"/>
-            </w:pPr>
-            <w:r>
-              <w:rPr>
-                <w:rFonts w:ascii="Arial" w:cs="Arial" w:eastAsia="Arial" w:hAnsi="Arial"/>
-                <w:sz w:val="20"/>
-                <w:szCs w:val="20"/>
-              </w:rPr>
-              <w:t xml:space="preserve">Sí (opcional)</w:t>
-            </w:r>
-          </w:p>
-        </w:tc>
-        <w:tc>
-          <w:p>
-            <w:pPr>
-              <w:jc w:val="left"/>
-            </w:pPr>
-            <w:r>
-              <w:rPr>
-                <w:rFonts w:ascii="Arial" w:cs="Arial" w:eastAsia="Arial" w:hAnsi="Arial"/>
-                <w:sz w:val="20"/>
-                <w:szCs w:val="20"/>
-              </w:rPr>
-              <w:t xml:space="preserve">Sí (PR build flow)</w:t>
-            </w:r>
-          </w:p>
-        </w:tc>
-        <w:tc>
-          <w:p>
-            <w:pPr>
-              <w:jc w:val="left"/>
-            </w:pPr>
-            <w:r>
-              <w:rPr>
-                <w:rFonts w:ascii="Arial" w:cs="Arial" w:eastAsia="Arial" w:hAnsi="Arial"/>
-                <w:sz w:val="20"/>
-                <w:szCs w:val="20"/>
-              </w:rPr>
-              <w:t xml:space="preserve">Sí</w:t>
-            </w:r>
-          </w:p>
-        </w:tc>
-      </w:tr>
-      <w:tr>
-        <w:tc>
-          <w:p>
-            <w:pPr>
-              <w:jc w:val="left"/>
-            </w:pPr>
-            <w:r>
-              <w:rPr>
-                <w:rFonts w:ascii="Arial" w:cs="Arial" w:eastAsia="Arial" w:hAnsi="Arial"/>
-                <w:sz w:val="20"/>
-                <w:szCs w:val="20"/>
-              </w:rPr>
-              <w:t xml:space="preserve">release/*</w:t>
-            </w:r>
-          </w:p>
-        </w:tc>
-        <w:tc>
-          <w:p>
-            <w:pPr>
-              <w:jc w:val="left"/>
-            </w:pPr>
-            <w:r>
-              <w:rPr>
-                <w:rFonts w:ascii="Arial" w:cs="Arial" w:eastAsia="Arial" w:hAnsi="Arial"/>
-                <w:sz w:val="20"/>
-                <w:szCs w:val="20"/>
-              </w:rPr>
-              <w:t xml:space="preserve">Sí</w:t>
-            </w:r>
-          </w:p>
-        </w:tc>
-        <w:tc>
-          <w:p>
-            <w:pPr>
-              <w:jc w:val="left"/>
-            </w:pPr>
-            <w:r>
-              <w:rPr>
-                <w:rFonts w:ascii="Arial" w:cs="Arial" w:eastAsia="Arial" w:hAnsi="Arial"/>
-                <w:sz w:val="20"/>
-                <w:szCs w:val="20"/>
-              </w:rPr>
-              <w:t xml:space="preserve">Sí</w:t>
-            </w:r>
-          </w:p>
-        </w:tc>
-        <w:tc>
-          <w:p>
-            <w:pPr>
-              <w:jc w:val="left"/>
-            </w:pPr>
-            <w:r>
-              <w:rPr>
-                <w:rFonts w:ascii="Arial" w:cs="Arial" w:eastAsia="Arial" w:hAnsi="Arial"/>
-                <w:sz w:val="20"/>
-                <w:szCs w:val="20"/>
-              </w:rPr>
-              <w:t xml:space="preserve">Sí</w:t>
-            </w:r>
-          </w:p>
-        </w:tc>
-      </w:tr>
-      <w:tr>
-        <w:tc>
-          <w:p>
-            <w:pPr>
-              <w:jc w:val="left"/>
-            </w:pPr>
-            <w:r>
-              <w:rPr>
-                <w:rFonts w:ascii="Arial" w:cs="Arial" w:eastAsia="Arial" w:hAnsi="Arial"/>
-                <w:sz w:val="20"/>
-                <w:szCs w:val="20"/>
-              </w:rPr>
-              <w:t xml:space="preserve">hotfix/*</w:t>
-            </w:r>
-          </w:p>
-        </w:tc>
-        <w:tc>
-          <w:p>
-            <w:pPr>
-              <w:jc w:val="left"/>
-            </w:pPr>
-            <w:r>
-              <w:rPr>
-                <w:rFonts w:ascii="Arial" w:cs="Arial" w:eastAsia="Arial" w:hAnsi="Arial"/>
-                <w:sz w:val="20"/>
-                <w:szCs w:val="20"/>
-              </w:rPr>
-              <w:t xml:space="preserve">Sí</w:t>
-            </w:r>
-          </w:p>
-        </w:tc>
-        <w:tc>
-          <w:p>
-            <w:pPr>
-              <w:jc w:val="left"/>
-            </w:pPr>
-            <w:r>
-              <w:rPr>
-                <w:rFonts w:ascii="Arial" w:cs="Arial" w:eastAsia="Arial" w:hAnsi="Arial"/>
-                <w:sz w:val="20"/>
-                <w:szCs w:val="20"/>
-              </w:rPr>
-              <w:t xml:space="preserve">Sí</w:t>
-            </w:r>
-          </w:p>
-        </w:tc>
-        <w:tc>
-          <w:p>
-            <w:pPr>
-              <w:jc w:val="left"/>
-            </w:pPr>
-            <w:r>
-              <w:rPr>
-                <w:rFonts w:ascii="Arial" w:cs="Arial" w:eastAsia="Arial" w:hAnsi="Arial"/>
-                <w:sz w:val="20"/>
-                <w:szCs w:val="20"/>
-              </w:rPr>
-              <w:t xml:space="preserve">Sí</w:t>
+              <w:t xml:space="preserve">Entrega 1 — Docker (3 contenedores)</w:t>
+            </w:r>
+          </w:p>
+        </w:tc>
+        <w:tc>
+          <w:p>
+            <w:pPr>
+              <w:jc w:val="left"/>
+            </w:pPr>
+            <w:r>
+              <w:rPr>
+                <w:rFonts w:ascii="Arial" w:cs="Arial" w:eastAsia="Arial" w:hAnsi="Arial"/>
+                <w:sz w:val="20"/>
+                <w:szCs w:val="20"/>
+              </w:rPr>
+              <w:t xml:space="preserve">Mayo 2026</w:t>
+            </w:r>
+          </w:p>
+        </w:tc>
+      </w:tr>
+      <w:tr>
+        <w:tc>
+          <w:p>
+            <w:pPr>
+              <w:jc w:val="left"/>
+            </w:pPr>
+            <w:r>
+              <w:rPr>
+                <w:rFonts w:ascii="Arial" w:cs="Arial" w:eastAsia="Arial" w:hAnsi="Arial"/>
+                <w:sz w:val="20"/>
+                <w:szCs w:val="20"/>
+              </w:rPr>
+              <w:t xml:space="preserve">v2.0.0</w:t>
+            </w:r>
+          </w:p>
+        </w:tc>
+        <w:tc>
+          <w:p>
+            <w:pPr>
+              <w:jc w:val="left"/>
+            </w:pPr>
+            <w:r>
+              <w:rPr>
+                <w:rFonts w:ascii="Arial" w:cs="Arial" w:eastAsia="Arial" w:hAnsi="Arial"/>
+                <w:sz w:val="20"/>
+                <w:szCs w:val="20"/>
+              </w:rPr>
+              <w:t xml:space="preserve">main</w:t>
+            </w:r>
+          </w:p>
+        </w:tc>
+        <w:tc>
+          <w:p>
+            <w:pPr>
+              <w:jc w:val="left"/>
+            </w:pPr>
+            <w:r>
+              <w:rPr>
+                <w:rFonts w:ascii="Arial" w:cs="Arial" w:eastAsia="Arial" w:hAnsi="Arial"/>
+                <w:sz w:val="20"/>
+                <w:szCs w:val="20"/>
+              </w:rPr>
+              <w:t xml:space="preserve">Entrega 2 — Jenkins CI</w:t>
+            </w:r>
+          </w:p>
+        </w:tc>
+        <w:tc>
+          <w:p>
+            <w:pPr>
+              <w:jc w:val="left"/>
+            </w:pPr>
+            <w:r>
+              <w:rPr>
+                <w:rFonts w:ascii="Arial" w:cs="Arial" w:eastAsia="Arial" w:hAnsi="Arial"/>
+                <w:sz w:val="20"/>
+                <w:szCs w:val="20"/>
+              </w:rPr>
+              <w:t xml:space="preserve">Junio 2026</w:t>
+            </w:r>
+          </w:p>
+        </w:tc>
+      </w:tr>
+      <w:tr>
+        <w:tc>
+          <w:p>
+            <w:pPr>
+              <w:jc w:val="left"/>
+            </w:pPr>
+            <w:r>
+              <w:rPr>
+                <w:rFonts w:ascii="Arial" w:cs="Arial" w:eastAsia="Arial" w:hAnsi="Arial"/>
+                <w:sz w:val="20"/>
+                <w:szCs w:val="20"/>
+              </w:rPr>
+              <w:t xml:space="preserve">v3.0.0</w:t>
+            </w:r>
+          </w:p>
+        </w:tc>
+        <w:tc>
+          <w:p>
+            <w:pPr>
+              <w:jc w:val="left"/>
+            </w:pPr>
+            <w:r>
+              <w:rPr>
+                <w:rFonts w:ascii="Arial" w:cs="Arial" w:eastAsia="Arial" w:hAnsi="Arial"/>
+                <w:sz w:val="20"/>
+                <w:szCs w:val="20"/>
+              </w:rPr>
+              <w:t xml:space="preserve">main</w:t>
+            </w:r>
+          </w:p>
+        </w:tc>
+        <w:tc>
+          <w:p>
+            <w:pPr>
+              <w:jc w:val="left"/>
+            </w:pPr>
+            <w:r>
+              <w:rPr>
+                <w:rFonts w:ascii="Arial" w:cs="Arial" w:eastAsia="Arial" w:hAnsi="Arial"/>
+                <w:sz w:val="20"/>
+                <w:szCs w:val="20"/>
+              </w:rPr>
+              <w:t xml:space="preserve">Entrega 3 — Travis + GitHub Actions + Git Flow</w:t>
+            </w:r>
+          </w:p>
+        </w:tc>
+        <w:tc>
+          <w:p>
+            <w:pPr>
+              <w:jc w:val="left"/>
+            </w:pPr>
+            <w:r>
+              <w:rPr>
+                <w:rFonts w:ascii="Arial" w:cs="Arial" w:eastAsia="Arial" w:hAnsi="Arial"/>
+                <w:sz w:val="20"/>
+                <w:szCs w:val="20"/>
+              </w:rPr>
+              <w:t xml:space="preserve">23 Jun 2026</w:t>
             </w:r>
           </w:p>
         </w:tc>
       </w:tr>
     </w:tbl>
+    <w:p>
+      <w:r>
+        <w:br/>
+      </w:r>
+    </w:p>
+    <w:p>
+      <w:pPr>
+        <w:pStyle w:val="Heading1"/>
+        <w:spacing w:after="200" w:before="400"/>
+      </w:pPr>
+      <w:r>
+        <w:rPr>
+          <w:rFonts w:ascii="Arial" w:cs="Arial" w:eastAsia="Arial" w:hAnsi="Arial"/>
+          <w:b/>
+          <w:bCs/>
+          <w:color w:val="1F4E79"/>
+          <w:sz w:val="32"/>
+          <w:szCs w:val="32"/>
+        </w:rPr>
+        <w:t xml:space="preserve">10. Resultados y Evidencias</w:t>
+      </w:r>
+    </w:p>
     <w:p>
       <w:pPr>
         <w:pStyle w:val="Heading2"/>
@@ -7451,7 +8533,7 @@
           <w:sz w:val="26"/>
           <w:szCs w:val="26"/>
         </w:rPr>
-        <w:t xml:space="preserve">9.3 Versionamiento semántico aplicado</w:t>
+        <w:t xml:space="preserve">10.1 Tests automatizados — resultados locales</w:t>
       </w:r>
     </w:p>
     <w:tbl>
@@ -7493,7 +8575,7 @@
                 <w:sz w:val="20"/>
                 <w:szCs w:val="20"/>
               </w:rPr>
-              <w:t xml:space="preserve">Tag</w:t>
+              <w:t xml:space="preserve">Suite</w:t>
             </w:r>
           </w:p>
         </w:tc>
@@ -7514,7 +8596,7 @@
                 <w:sz w:val="20"/>
                 <w:szCs w:val="20"/>
               </w:rPr>
-              <w:t xml:space="preserve">Rama</w:t>
+              <w:t xml:space="preserve">Framework</w:t>
             </w:r>
           </w:p>
         </w:tc>
@@ -7535,7 +8617,7 @@
                 <w:sz w:val="20"/>
                 <w:szCs w:val="20"/>
               </w:rPr>
-              <w:t xml:space="preserve">Descripción</w:t>
+              <w:t xml:space="preserve">Tests</w:t>
             </w:r>
           </w:p>
         </w:tc>
@@ -7556,220 +8638,198 @@
                 <w:sz w:val="20"/>
                 <w:szCs w:val="20"/>
               </w:rPr>
-              <w:t xml:space="preserve">Fecha aprox.</w:t>
-            </w:r>
-          </w:p>
-        </w:tc>
-      </w:tr>
-      <w:tr>
-        <w:tc>
-          <w:p>
-            <w:pPr>
-              <w:jc w:val="left"/>
-            </w:pPr>
-            <w:r>
-              <w:rPr>
-                <w:rFonts w:ascii="Arial" w:cs="Arial" w:eastAsia="Arial" w:hAnsi="Arial"/>
-                <w:sz w:val="20"/>
-                <w:szCs w:val="20"/>
-              </w:rPr>
-              <w:t xml:space="preserve">v1.0.0</w:t>
-            </w:r>
-          </w:p>
-        </w:tc>
-        <w:tc>
-          <w:p>
-            <w:pPr>
-              <w:jc w:val="left"/>
-            </w:pPr>
-            <w:r>
-              <w:rPr>
-                <w:rFonts w:ascii="Arial" w:cs="Arial" w:eastAsia="Arial" w:hAnsi="Arial"/>
-                <w:sz w:val="20"/>
-                <w:szCs w:val="20"/>
-              </w:rPr>
-              <w:t xml:space="preserve">main</w:t>
-            </w:r>
-          </w:p>
-        </w:tc>
-        <w:tc>
-          <w:p>
-            <w:pPr>
-              <w:jc w:val="left"/>
-            </w:pPr>
-            <w:r>
-              <w:rPr>
-                <w:rFonts w:ascii="Arial" w:cs="Arial" w:eastAsia="Arial" w:hAnsi="Arial"/>
-                <w:sz w:val="20"/>
-                <w:szCs w:val="20"/>
-              </w:rPr>
-              <w:t xml:space="preserve">Entrega 1 — Docker (3 contenedores)</w:t>
-            </w:r>
-          </w:p>
-        </w:tc>
-        <w:tc>
-          <w:p>
-            <w:pPr>
-              <w:jc w:val="left"/>
-            </w:pPr>
-            <w:r>
-              <w:rPr>
-                <w:rFonts w:ascii="Arial" w:cs="Arial" w:eastAsia="Arial" w:hAnsi="Arial"/>
-                <w:sz w:val="20"/>
-                <w:szCs w:val="20"/>
-              </w:rPr>
-              <w:t xml:space="preserve">Mayo 2026</w:t>
-            </w:r>
-          </w:p>
-        </w:tc>
-      </w:tr>
-      <w:tr>
-        <w:tc>
-          <w:p>
-            <w:pPr>
-              <w:jc w:val="left"/>
-            </w:pPr>
-            <w:r>
-              <w:rPr>
-                <w:rFonts w:ascii="Arial" w:cs="Arial" w:eastAsia="Arial" w:hAnsi="Arial"/>
-                <w:sz w:val="20"/>
-                <w:szCs w:val="20"/>
-              </w:rPr>
-              <w:t xml:space="preserve">v2.0.0</w:t>
-            </w:r>
-          </w:p>
-        </w:tc>
-        <w:tc>
-          <w:p>
-            <w:pPr>
-              <w:jc w:val="left"/>
-            </w:pPr>
-            <w:r>
-              <w:rPr>
-                <w:rFonts w:ascii="Arial" w:cs="Arial" w:eastAsia="Arial" w:hAnsi="Arial"/>
-                <w:sz w:val="20"/>
-                <w:szCs w:val="20"/>
-              </w:rPr>
-              <w:t xml:space="preserve">main</w:t>
-            </w:r>
-          </w:p>
-        </w:tc>
-        <w:tc>
-          <w:p>
-            <w:pPr>
-              <w:jc w:val="left"/>
-            </w:pPr>
-            <w:r>
-              <w:rPr>
-                <w:rFonts w:ascii="Arial" w:cs="Arial" w:eastAsia="Arial" w:hAnsi="Arial"/>
-                <w:sz w:val="20"/>
-                <w:szCs w:val="20"/>
-              </w:rPr>
-              <w:t xml:space="preserve">Entrega 2 — Jenkins CI</w:t>
-            </w:r>
-          </w:p>
-        </w:tc>
-        <w:tc>
-          <w:p>
-            <w:pPr>
-              <w:jc w:val="left"/>
-            </w:pPr>
-            <w:r>
-              <w:rPr>
-                <w:rFonts w:ascii="Arial" w:cs="Arial" w:eastAsia="Arial" w:hAnsi="Arial"/>
-                <w:sz w:val="20"/>
-                <w:szCs w:val="20"/>
-              </w:rPr>
-              <w:t xml:space="preserve">Junio 2026</w:t>
-            </w:r>
-          </w:p>
-        </w:tc>
-      </w:tr>
-      <w:tr>
-        <w:tc>
-          <w:p>
-            <w:pPr>
-              <w:jc w:val="left"/>
-            </w:pPr>
-            <w:r>
-              <w:rPr>
-                <w:rFonts w:ascii="Arial" w:cs="Arial" w:eastAsia="Arial" w:hAnsi="Arial"/>
-                <w:sz w:val="20"/>
-                <w:szCs w:val="20"/>
-              </w:rPr>
-              <w:t xml:space="preserve">v3.0.0</w:t>
-            </w:r>
-          </w:p>
-        </w:tc>
-        <w:tc>
-          <w:p>
-            <w:pPr>
-              <w:jc w:val="left"/>
-            </w:pPr>
-            <w:r>
-              <w:rPr>
-                <w:rFonts w:ascii="Arial" w:cs="Arial" w:eastAsia="Arial" w:hAnsi="Arial"/>
-                <w:sz w:val="20"/>
-                <w:szCs w:val="20"/>
-              </w:rPr>
-              <w:t xml:space="preserve">main</w:t>
-            </w:r>
-          </w:p>
-        </w:tc>
-        <w:tc>
-          <w:p>
-            <w:pPr>
-              <w:jc w:val="left"/>
-            </w:pPr>
-            <w:r>
-              <w:rPr>
-                <w:rFonts w:ascii="Arial" w:cs="Arial" w:eastAsia="Arial" w:hAnsi="Arial"/>
-                <w:sz w:val="20"/>
-                <w:szCs w:val="20"/>
-              </w:rPr>
-              <w:t xml:space="preserve">Entrega 3 — Travis + Codeship + Git Flow</w:t>
-            </w:r>
-          </w:p>
-        </w:tc>
-        <w:tc>
-          <w:p>
-            <w:pPr>
-              <w:jc w:val="left"/>
-            </w:pPr>
-            <w:r>
-              <w:rPr>
-                <w:rFonts w:ascii="Arial" w:cs="Arial" w:eastAsia="Arial" w:hAnsi="Arial"/>
-                <w:sz w:val="20"/>
-                <w:szCs w:val="20"/>
-              </w:rPr>
-              <w:t xml:space="preserve">23 Jun 2026</w:t>
+              <w:t xml:space="preserve">Resultado</w:t>
+            </w:r>
+          </w:p>
+        </w:tc>
+      </w:tr>
+      <w:tr>
+        <w:tc>
+          <w:p>
+            <w:pPr>
+              <w:jc w:val="left"/>
+            </w:pPr>
+            <w:r>
+              <w:rPr>
+                <w:rFonts w:ascii="Arial" w:cs="Arial" w:eastAsia="Arial" w:hAnsi="Arial"/>
+                <w:sz w:val="20"/>
+                <w:szCs w:val="20"/>
+              </w:rPr>
+              <w:t xml:space="preserve">Backend API</w:t>
+            </w:r>
+          </w:p>
+        </w:tc>
+        <w:tc>
+          <w:p>
+            <w:pPr>
+              <w:jc w:val="left"/>
+            </w:pPr>
+            <w:r>
+              <w:rPr>
+                <w:rFonts w:ascii="Arial" w:cs="Arial" w:eastAsia="Arial" w:hAnsi="Arial"/>
+                <w:sz w:val="20"/>
+                <w:szCs w:val="20"/>
+              </w:rPr>
+              <w:t xml:space="preserve">Jest + Supertest</w:t>
+            </w:r>
+          </w:p>
+        </w:tc>
+        <w:tc>
+          <w:p>
+            <w:pPr>
+              <w:jc w:val="left"/>
+            </w:pPr>
+            <w:r>
+              <w:rPr>
+                <w:rFonts w:ascii="Arial" w:cs="Arial" w:eastAsia="Arial" w:hAnsi="Arial"/>
+                <w:sz w:val="20"/>
+                <w:szCs w:val="20"/>
+              </w:rPr>
+              <w:t xml:space="preserve">4 tests</w:t>
+            </w:r>
+          </w:p>
+        </w:tc>
+        <w:tc>
+          <w:p>
+            <w:pPr>
+              <w:jc w:val="left"/>
+            </w:pPr>
+            <w:r>
+              <w:rPr>
+                <w:rFonts w:ascii="Arial" w:cs="Arial" w:eastAsia="Arial" w:hAnsi="Arial"/>
+                <w:sz w:val="20"/>
+                <w:szCs w:val="20"/>
+              </w:rPr>
+              <w:t xml:space="preserve">4 PASS</w:t>
+            </w:r>
+          </w:p>
+        </w:tc>
+      </w:tr>
+      <w:tr>
+        <w:tc>
+          <w:p>
+            <w:pPr>
+              <w:jc w:val="left"/>
+            </w:pPr>
+            <w:r>
+              <w:rPr>
+                <w:rFonts w:ascii="Arial" w:cs="Arial" w:eastAsia="Arial" w:hAnsi="Arial"/>
+                <w:sz w:val="20"/>
+                <w:szCs w:val="20"/>
+              </w:rPr>
+              <w:t xml:space="preserve">Frontend App</w:t>
+            </w:r>
+          </w:p>
+        </w:tc>
+        <w:tc>
+          <w:p>
+            <w:pPr>
+              <w:jc w:val="left"/>
+            </w:pPr>
+            <w:r>
+              <w:rPr>
+                <w:rFonts w:ascii="Arial" w:cs="Arial" w:eastAsia="Arial" w:hAnsi="Arial"/>
+                <w:sz w:val="20"/>
+                <w:szCs w:val="20"/>
+              </w:rPr>
+              <w:t xml:space="preserve">Vitest + React Testing Library</w:t>
+            </w:r>
+          </w:p>
+        </w:tc>
+        <w:tc>
+          <w:p>
+            <w:pPr>
+              <w:jc w:val="left"/>
+            </w:pPr>
+            <w:r>
+              <w:rPr>
+                <w:rFonts w:ascii="Arial" w:cs="Arial" w:eastAsia="Arial" w:hAnsi="Arial"/>
+                <w:sz w:val="20"/>
+                <w:szCs w:val="20"/>
+              </w:rPr>
+              <w:t xml:space="preserve">3 tests</w:t>
+            </w:r>
+          </w:p>
+        </w:tc>
+        <w:tc>
+          <w:p>
+            <w:pPr>
+              <w:jc w:val="left"/>
+            </w:pPr>
+            <w:r>
+              <w:rPr>
+                <w:rFonts w:ascii="Arial" w:cs="Arial" w:eastAsia="Arial" w:hAnsi="Arial"/>
+                <w:sz w:val="20"/>
+                <w:szCs w:val="20"/>
+              </w:rPr>
+              <w:t xml:space="preserve">3 PASS</w:t>
+            </w:r>
+          </w:p>
+        </w:tc>
+      </w:tr>
+      <w:tr>
+        <w:tc>
+          <w:p>
+            <w:pPr>
+              <w:jc w:val="left"/>
+            </w:pPr>
+            <w:r>
+              <w:rPr>
+                <w:rFonts w:ascii="Arial" w:cs="Arial" w:eastAsia="Arial" w:hAnsi="Arial"/>
+                <w:sz w:val="20"/>
+                <w:szCs w:val="20"/>
+              </w:rPr>
+              <w:t xml:space="preserve">Total</w:t>
+            </w:r>
+          </w:p>
+        </w:tc>
+        <w:tc>
+          <w:p>
+            <w:pPr>
+              <w:jc w:val="left"/>
+            </w:pPr>
+            <w:r>
+              <w:rPr>
+                <w:rFonts w:ascii="Arial" w:cs="Arial" w:eastAsia="Arial" w:hAnsi="Arial"/>
+                <w:sz w:val="20"/>
+                <w:szCs w:val="20"/>
+              </w:rPr>
+              <w:t xml:space="preserve">—</w:t>
+            </w:r>
+          </w:p>
+        </w:tc>
+        <w:tc>
+          <w:p>
+            <w:pPr>
+              <w:jc w:val="left"/>
+            </w:pPr>
+            <w:r>
+              <w:rPr>
+                <w:rFonts w:ascii="Arial" w:cs="Arial" w:eastAsia="Arial" w:hAnsi="Arial"/>
+                <w:sz w:val="20"/>
+                <w:szCs w:val="20"/>
+              </w:rPr>
+              <w:t xml:space="preserve">7 tests</w:t>
+            </w:r>
+          </w:p>
+        </w:tc>
+        <w:tc>
+          <w:p>
+            <w:pPr>
+              <w:jc w:val="left"/>
+            </w:pPr>
+            <w:r>
+              <w:rPr>
+                <w:rFonts w:ascii="Arial" w:cs="Arial" w:eastAsia="Arial" w:hAnsi="Arial"/>
+                <w:sz w:val="20"/>
+                <w:szCs w:val="20"/>
+              </w:rPr>
+              <w:t xml:space="preserve">7 PASS — 0 FAIL</w:t>
             </w:r>
           </w:p>
         </w:tc>
       </w:tr>
     </w:tbl>
-    <w:p>
-      <w:r>
-        <w:br/>
-      </w:r>
-    </w:p>
-    <w:p>
-      <w:pPr>
-        <w:pStyle w:val="Heading1"/>
-        <w:spacing w:after="200" w:before="400"/>
-      </w:pPr>
-      <w:r>
-        <w:rPr>
-          <w:rFonts w:ascii="Arial" w:cs="Arial" w:eastAsia="Arial" w:hAnsi="Arial"/>
-          <w:b/>
-          <w:bCs/>
-          <w:color w:val="1F4E79"/>
-          <w:sz w:val="32"/>
-          <w:szCs w:val="32"/>
-        </w:rPr>
-        <w:t xml:space="preserve">10. Resultados y Evidencias</w:t>
-      </w:r>
-    </w:p>
     <w:p>
       <w:pPr>
         <w:pStyle w:val="Heading2"/>
@@ -7784,7 +8844,7 @@
           <w:sz w:val="26"/>
           <w:szCs w:val="26"/>
         </w:rPr>
-        <w:t xml:space="preserve">10.1 Tests automatizados — resultados locales</w:t>
+        <w:t xml:space="preserve">10.2 Tests de integración — endpoints verificados</w:t>
       </w:r>
     </w:p>
     <w:tbl>
@@ -7826,7 +8886,7 @@
                 <w:sz w:val="20"/>
                 <w:szCs w:val="20"/>
               </w:rPr>
-              <w:t xml:space="preserve">Suite</w:t>
+              <w:t xml:space="preserve">Endpoint</w:t>
             </w:r>
           </w:p>
         </w:tc>
@@ -7847,7 +8907,7 @@
                 <w:sz w:val="20"/>
                 <w:szCs w:val="20"/>
               </w:rPr>
-              <w:t xml:space="preserve">Framework</w:t>
+              <w:t xml:space="preserve">Método</w:t>
             </w:r>
           </w:p>
         </w:tc>
@@ -7868,7 +8928,7 @@
                 <w:sz w:val="20"/>
                 <w:szCs w:val="20"/>
               </w:rPr>
-              <w:t xml:space="preserve">Tests</w:t>
+              <w:t xml:space="preserve">Resultado esperado</w:t>
             </w:r>
           </w:p>
         </w:tc>
@@ -7889,193 +8949,379 @@
                 <w:sz w:val="20"/>
                 <w:szCs w:val="20"/>
               </w:rPr>
-              <w:t xml:space="preserve">Resultado</w:t>
-            </w:r>
-          </w:p>
-        </w:tc>
-      </w:tr>
-      <w:tr>
-        <w:tc>
-          <w:p>
-            <w:pPr>
-              <w:jc w:val="left"/>
-            </w:pPr>
-            <w:r>
-              <w:rPr>
-                <w:rFonts w:ascii="Arial" w:cs="Arial" w:eastAsia="Arial" w:hAnsi="Arial"/>
-                <w:sz w:val="20"/>
-                <w:szCs w:val="20"/>
-              </w:rPr>
-              <w:t xml:space="preserve">Backend API</w:t>
-            </w:r>
-          </w:p>
-        </w:tc>
-        <w:tc>
-          <w:p>
-            <w:pPr>
-              <w:jc w:val="left"/>
-            </w:pPr>
-            <w:r>
-              <w:rPr>
-                <w:rFonts w:ascii="Arial" w:cs="Arial" w:eastAsia="Arial" w:hAnsi="Arial"/>
-                <w:sz w:val="20"/>
-                <w:szCs w:val="20"/>
-              </w:rPr>
-              <w:t xml:space="preserve">Jest + Supertest</w:t>
-            </w:r>
-          </w:p>
-        </w:tc>
-        <w:tc>
-          <w:p>
-            <w:pPr>
-              <w:jc w:val="left"/>
-            </w:pPr>
-            <w:r>
-              <w:rPr>
-                <w:rFonts w:ascii="Arial" w:cs="Arial" w:eastAsia="Arial" w:hAnsi="Arial"/>
-                <w:sz w:val="20"/>
-                <w:szCs w:val="20"/>
-              </w:rPr>
-              <w:t xml:space="preserve">4 tests</w:t>
-            </w:r>
-          </w:p>
-        </w:tc>
-        <w:tc>
-          <w:p>
-            <w:pPr>
-              <w:jc w:val="left"/>
-            </w:pPr>
-            <w:r>
-              <w:rPr>
-                <w:rFonts w:ascii="Arial" w:cs="Arial" w:eastAsia="Arial" w:hAnsi="Arial"/>
-                <w:sz w:val="20"/>
-                <w:szCs w:val="20"/>
-              </w:rPr>
-              <w:t xml:space="preserve">4 PASS</w:t>
-            </w:r>
-          </w:p>
-        </w:tc>
-      </w:tr>
-      <w:tr>
-        <w:tc>
-          <w:p>
-            <w:pPr>
-              <w:jc w:val="left"/>
-            </w:pPr>
-            <w:r>
-              <w:rPr>
-                <w:rFonts w:ascii="Arial" w:cs="Arial" w:eastAsia="Arial" w:hAnsi="Arial"/>
-                <w:sz w:val="20"/>
-                <w:szCs w:val="20"/>
-              </w:rPr>
-              <w:t xml:space="preserve">Frontend App</w:t>
-            </w:r>
-          </w:p>
-        </w:tc>
-        <w:tc>
-          <w:p>
-            <w:pPr>
-              <w:jc w:val="left"/>
-            </w:pPr>
-            <w:r>
-              <w:rPr>
-                <w:rFonts w:ascii="Arial" w:cs="Arial" w:eastAsia="Arial" w:hAnsi="Arial"/>
-                <w:sz w:val="20"/>
-                <w:szCs w:val="20"/>
-              </w:rPr>
-              <w:t xml:space="preserve">Vitest + React Testing Library</w:t>
-            </w:r>
-          </w:p>
-        </w:tc>
-        <w:tc>
-          <w:p>
-            <w:pPr>
-              <w:jc w:val="left"/>
-            </w:pPr>
-            <w:r>
-              <w:rPr>
-                <w:rFonts w:ascii="Arial" w:cs="Arial" w:eastAsia="Arial" w:hAnsi="Arial"/>
-                <w:sz w:val="20"/>
-                <w:szCs w:val="20"/>
-              </w:rPr>
-              <w:t xml:space="preserve">3 tests</w:t>
-            </w:r>
-          </w:p>
-        </w:tc>
-        <w:tc>
-          <w:p>
-            <w:pPr>
-              <w:jc w:val="left"/>
-            </w:pPr>
-            <w:r>
-              <w:rPr>
-                <w:rFonts w:ascii="Arial" w:cs="Arial" w:eastAsia="Arial" w:hAnsi="Arial"/>
-                <w:sz w:val="20"/>
-                <w:szCs w:val="20"/>
-              </w:rPr>
-              <w:t xml:space="preserve">3 PASS</w:t>
-            </w:r>
-          </w:p>
-        </w:tc>
-      </w:tr>
-      <w:tr>
-        <w:tc>
-          <w:p>
-            <w:pPr>
-              <w:jc w:val="left"/>
-            </w:pPr>
-            <w:r>
-              <w:rPr>
-                <w:rFonts w:ascii="Arial" w:cs="Arial" w:eastAsia="Arial" w:hAnsi="Arial"/>
-                <w:sz w:val="20"/>
-                <w:szCs w:val="20"/>
-              </w:rPr>
-              <w:t xml:space="preserve">Total</w:t>
-            </w:r>
-          </w:p>
-        </w:tc>
-        <w:tc>
-          <w:p>
-            <w:pPr>
-              <w:jc w:val="left"/>
-            </w:pPr>
-            <w:r>
-              <w:rPr>
-                <w:rFonts w:ascii="Arial" w:cs="Arial" w:eastAsia="Arial" w:hAnsi="Arial"/>
-                <w:sz w:val="20"/>
-                <w:szCs w:val="20"/>
-              </w:rPr>
-              <w:t xml:space="preserve">—</w:t>
-            </w:r>
-          </w:p>
-        </w:tc>
-        <w:tc>
-          <w:p>
-            <w:pPr>
-              <w:jc w:val="left"/>
-            </w:pPr>
-            <w:r>
-              <w:rPr>
-                <w:rFonts w:ascii="Arial" w:cs="Arial" w:eastAsia="Arial" w:hAnsi="Arial"/>
-                <w:sz w:val="20"/>
-                <w:szCs w:val="20"/>
-              </w:rPr>
-              <w:t xml:space="preserve">7 tests</w:t>
-            </w:r>
-          </w:p>
-        </w:tc>
-        <w:tc>
-          <w:p>
-            <w:pPr>
-              <w:jc w:val="left"/>
-            </w:pPr>
-            <w:r>
-              <w:rPr>
-                <w:rFonts w:ascii="Arial" w:cs="Arial" w:eastAsia="Arial" w:hAnsi="Arial"/>
-                <w:sz w:val="20"/>
-                <w:szCs w:val="20"/>
-              </w:rPr>
-              <w:t xml:space="preserve">7 PASS — 0 FAIL</w:t>
+              <w:t xml:space="preserve">Verificado en</w:t>
+            </w:r>
+          </w:p>
+        </w:tc>
+      </w:tr>
+      <w:tr>
+        <w:tc>
+          <w:p>
+            <w:pPr>
+              <w:jc w:val="left"/>
+            </w:pPr>
+            <w:r>
+              <w:rPr>
+                <w:rFonts w:ascii="Arial" w:cs="Arial" w:eastAsia="Arial" w:hAnsi="Arial"/>
+                <w:sz w:val="20"/>
+                <w:szCs w:val="20"/>
+              </w:rPr>
+              <w:t xml:space="preserve">/</w:t>
+            </w:r>
+          </w:p>
+        </w:tc>
+        <w:tc>
+          <w:p>
+            <w:pPr>
+              <w:jc w:val="left"/>
+            </w:pPr>
+            <w:r>
+              <w:rPr>
+                <w:rFonts w:ascii="Arial" w:cs="Arial" w:eastAsia="Arial" w:hAnsi="Arial"/>
+                <w:sz w:val="20"/>
+                <w:szCs w:val="20"/>
+              </w:rPr>
+              <w:t xml:space="preserve">GET</w:t>
+            </w:r>
+          </w:p>
+        </w:tc>
+        <w:tc>
+          <w:p>
+            <w:pPr>
+              <w:jc w:val="left"/>
+            </w:pPr>
+            <w:r>
+              <w:rPr>
+                <w:rFonts w:ascii="Arial" w:cs="Arial" w:eastAsia="Arial" w:hAnsi="Arial"/>
+                <w:sz w:val="20"/>
+                <w:szCs w:val="20"/>
+              </w:rPr>
+              <w:t xml:space="preserve">200 + {status: OK, version}</w:t>
+            </w:r>
+          </w:p>
+        </w:tc>
+        <w:tc>
+          <w:p>
+            <w:pPr>
+              <w:jc w:val="left"/>
+            </w:pPr>
+            <w:r>
+              <w:rPr>
+                <w:rFonts w:ascii="Arial" w:cs="Arial" w:eastAsia="Arial" w:hAnsi="Arial"/>
+                <w:sz w:val="20"/>
+                <w:szCs w:val="20"/>
+              </w:rPr>
+              <w:t xml:space="preserve">Jest + Travis + GitHub Actions</w:t>
+            </w:r>
+          </w:p>
+        </w:tc>
+      </w:tr>
+      <w:tr>
+        <w:tc>
+          <w:p>
+            <w:pPr>
+              <w:jc w:val="left"/>
+            </w:pPr>
+            <w:r>
+              <w:rPr>
+                <w:rFonts w:ascii="Arial" w:cs="Arial" w:eastAsia="Arial" w:hAnsi="Arial"/>
+                <w:sz w:val="20"/>
+                <w:szCs w:val="20"/>
+              </w:rPr>
+              <w:t xml:space="preserve">/health</w:t>
+            </w:r>
+          </w:p>
+        </w:tc>
+        <w:tc>
+          <w:p>
+            <w:pPr>
+              <w:jc w:val="left"/>
+            </w:pPr>
+            <w:r>
+              <w:rPr>
+                <w:rFonts w:ascii="Arial" w:cs="Arial" w:eastAsia="Arial" w:hAnsi="Arial"/>
+                <w:sz w:val="20"/>
+                <w:szCs w:val="20"/>
+              </w:rPr>
+              <w:t xml:space="preserve">GET</w:t>
+            </w:r>
+          </w:p>
+        </w:tc>
+        <w:tc>
+          <w:p>
+            <w:pPr>
+              <w:jc w:val="left"/>
+            </w:pPr>
+            <w:r>
+              <w:rPr>
+                <w:rFonts w:ascii="Arial" w:cs="Arial" w:eastAsia="Arial" w:hAnsi="Arial"/>
+                <w:sz w:val="20"/>
+                <w:szCs w:val="20"/>
+              </w:rPr>
+              <w:t xml:space="preserve">200 + {status: OK, container, timestamp}</w:t>
+            </w:r>
+          </w:p>
+        </w:tc>
+        <w:tc>
+          <w:p>
+            <w:pPr>
+              <w:jc w:val="left"/>
+            </w:pPr>
+            <w:r>
+              <w:rPr>
+                <w:rFonts w:ascii="Arial" w:cs="Arial" w:eastAsia="Arial" w:hAnsi="Arial"/>
+                <w:sz w:val="20"/>
+                <w:szCs w:val="20"/>
+              </w:rPr>
+              <w:t xml:space="preserve">Todos los pipelines</w:t>
+            </w:r>
+          </w:p>
+        </w:tc>
+      </w:tr>
+      <w:tr>
+        <w:tc>
+          <w:p>
+            <w:pPr>
+              <w:jc w:val="left"/>
+            </w:pPr>
+            <w:r>
+              <w:rPr>
+                <w:rFonts w:ascii="Arial" w:cs="Arial" w:eastAsia="Arial" w:hAnsi="Arial"/>
+                <w:sz w:val="20"/>
+                <w:szCs w:val="20"/>
+              </w:rPr>
+              <w:t xml:space="preserve">/tasks</w:t>
+            </w:r>
+          </w:p>
+        </w:tc>
+        <w:tc>
+          <w:p>
+            <w:pPr>
+              <w:jc w:val="left"/>
+            </w:pPr>
+            <w:r>
+              <w:rPr>
+                <w:rFonts w:ascii="Arial" w:cs="Arial" w:eastAsia="Arial" w:hAnsi="Arial"/>
+                <w:sz w:val="20"/>
+                <w:szCs w:val="20"/>
+              </w:rPr>
+              <w:t xml:space="preserve">GET</w:t>
+            </w:r>
+          </w:p>
+        </w:tc>
+        <w:tc>
+          <w:p>
+            <w:pPr>
+              <w:jc w:val="left"/>
+            </w:pPr>
+            <w:r>
+              <w:rPr>
+                <w:rFonts w:ascii="Arial" w:cs="Arial" w:eastAsia="Arial" w:hAnsi="Arial"/>
+                <w:sz w:val="20"/>
+                <w:szCs w:val="20"/>
+              </w:rPr>
+              <w:t xml:space="preserve">200 + {success: true, data: [...]}</w:t>
+            </w:r>
+          </w:p>
+        </w:tc>
+        <w:tc>
+          <w:p>
+            <w:pPr>
+              <w:jc w:val="left"/>
+            </w:pPr>
+            <w:r>
+              <w:rPr>
+                <w:rFonts w:ascii="Arial" w:cs="Arial" w:eastAsia="Arial" w:hAnsi="Arial"/>
+                <w:sz w:val="20"/>
+                <w:szCs w:val="20"/>
+              </w:rPr>
+              <w:t xml:space="preserve">Todos los pipelines</w:t>
+            </w:r>
+          </w:p>
+        </w:tc>
+      </w:tr>
+      <w:tr>
+        <w:tc>
+          <w:p>
+            <w:pPr>
+              <w:jc w:val="left"/>
+            </w:pPr>
+            <w:r>
+              <w:rPr>
+                <w:rFonts w:ascii="Arial" w:cs="Arial" w:eastAsia="Arial" w:hAnsi="Arial"/>
+                <w:sz w:val="20"/>
+                <w:szCs w:val="20"/>
+              </w:rPr>
+              <w:t xml:space="preserve">/tasks</w:t>
+            </w:r>
+          </w:p>
+        </w:tc>
+        <w:tc>
+          <w:p>
+            <w:pPr>
+              <w:jc w:val="left"/>
+            </w:pPr>
+            <w:r>
+              <w:rPr>
+                <w:rFonts w:ascii="Arial" w:cs="Arial" w:eastAsia="Arial" w:hAnsi="Arial"/>
+                <w:sz w:val="20"/>
+                <w:szCs w:val="20"/>
+              </w:rPr>
+              <w:t xml:space="preserve">POST {}</w:t>
+            </w:r>
+          </w:p>
+        </w:tc>
+        <w:tc>
+          <w:p>
+            <w:pPr>
+              <w:jc w:val="left"/>
+            </w:pPr>
+            <w:r>
+              <w:rPr>
+                <w:rFonts w:ascii="Arial" w:cs="Arial" w:eastAsia="Arial" w:hAnsi="Arial"/>
+                <w:sz w:val="20"/>
+                <w:szCs w:val="20"/>
+              </w:rPr>
+              <w:t xml:space="preserve">400 + {success: false}</w:t>
+            </w:r>
+          </w:p>
+        </w:tc>
+        <w:tc>
+          <w:p>
+            <w:pPr>
+              <w:jc w:val="left"/>
+            </w:pPr>
+            <w:r>
+              <w:rPr>
+                <w:rFonts w:ascii="Arial" w:cs="Arial" w:eastAsia="Arial" w:hAnsi="Arial"/>
+                <w:sz w:val="20"/>
+                <w:szCs w:val="20"/>
+              </w:rPr>
+              <w:t xml:space="preserve">Jest</w:t>
+            </w:r>
+          </w:p>
+        </w:tc>
+      </w:tr>
+      <w:tr>
+        <w:tc>
+          <w:p>
+            <w:pPr>
+              <w:jc w:val="left"/>
+            </w:pPr>
+            <w:r>
+              <w:rPr>
+                <w:rFonts w:ascii="Arial" w:cs="Arial" w:eastAsia="Arial" w:hAnsi="Arial"/>
+                <w:sz w:val="20"/>
+                <w:szCs w:val="20"/>
+              </w:rPr>
+              <w:t xml:space="preserve">/tasks</w:t>
+            </w:r>
+          </w:p>
+        </w:tc>
+        <w:tc>
+          <w:p>
+            <w:pPr>
+              <w:jc w:val="left"/>
+            </w:pPr>
+            <w:r>
+              <w:rPr>
+                <w:rFonts w:ascii="Arial" w:cs="Arial" w:eastAsia="Arial" w:hAnsi="Arial"/>
+                <w:sz w:val="20"/>
+                <w:szCs w:val="20"/>
+              </w:rPr>
+              <w:t xml:space="preserve">POST {title: " "}</w:t>
+            </w:r>
+          </w:p>
+        </w:tc>
+        <w:tc>
+          <w:p>
+            <w:pPr>
+              <w:jc w:val="left"/>
+            </w:pPr>
+            <w:r>
+              <w:rPr>
+                <w:rFonts w:ascii="Arial" w:cs="Arial" w:eastAsia="Arial" w:hAnsi="Arial"/>
+                <w:sz w:val="20"/>
+                <w:szCs w:val="20"/>
+              </w:rPr>
+              <w:t xml:space="preserve">400</w:t>
+            </w:r>
+          </w:p>
+        </w:tc>
+        <w:tc>
+          <w:p>
+            <w:pPr>
+              <w:jc w:val="left"/>
+            </w:pPr>
+            <w:r>
+              <w:rPr>
+                <w:rFonts w:ascii="Arial" w:cs="Arial" w:eastAsia="Arial" w:hAnsi="Arial"/>
+                <w:sz w:val="20"/>
+                <w:szCs w:val="20"/>
+              </w:rPr>
+              <w:t xml:space="preserve">Jest</w:t>
+            </w:r>
+          </w:p>
+        </w:tc>
+      </w:tr>
+      <w:tr>
+        <w:tc>
+          <w:p>
+            <w:pPr>
+              <w:jc w:val="left"/>
+            </w:pPr>
+            <w:r>
+              <w:rPr>
+                <w:rFonts w:ascii="Arial" w:cs="Arial" w:eastAsia="Arial" w:hAnsi="Arial"/>
+                <w:sz w:val="20"/>
+                <w:szCs w:val="20"/>
+              </w:rPr>
+              <w:t xml:space="preserve">/</w:t>
+            </w:r>
+          </w:p>
+        </w:tc>
+        <w:tc>
+          <w:p>
+            <w:pPr>
+              <w:jc w:val="left"/>
+            </w:pPr>
+            <w:r>
+              <w:rPr>
+                <w:rFonts w:ascii="Arial" w:cs="Arial" w:eastAsia="Arial" w:hAnsi="Arial"/>
+                <w:sz w:val="20"/>
+                <w:szCs w:val="20"/>
+              </w:rPr>
+              <w:t xml:space="preserve">GET (frontend)</w:t>
+            </w:r>
+          </w:p>
+        </w:tc>
+        <w:tc>
+          <w:p>
+            <w:pPr>
+              <w:jc w:val="left"/>
+            </w:pPr>
+            <w:r>
+              <w:rPr>
+                <w:rFonts w:ascii="Arial" w:cs="Arial" w:eastAsia="Arial" w:hAnsi="Arial"/>
+                <w:sz w:val="20"/>
+                <w:szCs w:val="20"/>
+              </w:rPr>
+              <w:t xml:space="preserve">HTTP/1.1 200 OK (nginx)</w:t>
+            </w:r>
+          </w:p>
+        </w:tc>
+        <w:tc>
+          <w:p>
+            <w:pPr>
+              <w:jc w:val="left"/>
+            </w:pPr>
+            <w:r>
+              <w:rPr>
+                <w:rFonts w:ascii="Arial" w:cs="Arial" w:eastAsia="Arial" w:hAnsi="Arial"/>
+                <w:sz w:val="20"/>
+                <w:szCs w:val="20"/>
+              </w:rPr>
+              <w:t xml:space="preserve">Travis + Jenkins + GitHub Actions</w:t>
             </w:r>
           </w:p>
         </w:tc>
@@ -8095,7 +9341,303 @@
           <w:sz w:val="26"/>
           <w:szCs w:val="26"/>
         </w:rPr>
-        <w:t xml:space="preserve">10.2 Tests de integración — endpoints verificados</w:t>
+        <w:t xml:space="preserve">10.3 Pull Requests realizados</w:t>
+      </w:r>
+    </w:p>
+    <w:tbl>
+      <w:tblPr>
+        <w:tblW w:type="pct" w:w="100%"/>
+        <w:tblBorders>
+          <w:top w:val="single" w:color="auto" w:sz="4"/>
+          <w:left w:val="single" w:color="auto" w:sz="4"/>
+          <w:bottom w:val="single" w:color="auto" w:sz="4"/>
+          <w:right w:val="single" w:color="auto" w:sz="4"/>
+          <w:insideH w:val="single" w:color="auto" w:sz="4"/>
+          <w:insideV w:val="single" w:color="auto" w:sz="4"/>
+        </w:tblBorders>
+      </w:tblPr>
+      <w:tblGrid>
+        <w:gridCol w:w="100"/>
+        <w:gridCol w:w="100"/>
+        <w:gridCol w:w="100"/>
+      </w:tblGrid>
+      <w:tr>
+        <w:trPr>
+          <w:tblHeader/>
+        </w:trPr>
+        <w:tc>
+          <w:tcPr>
+            <w:shd w:fill="1F4E79" w:val="solid"/>
+          </w:tcPr>
+          <w:p>
+            <w:pPr>
+              <w:jc w:val="center"/>
+            </w:pPr>
+            <w:r>
+              <w:rPr>
+                <w:rFonts w:ascii="Arial" w:cs="Arial" w:eastAsia="Arial" w:hAnsi="Arial"/>
+                <w:b/>
+                <w:bCs/>
+                <w:color w:val="FFFFFF"/>
+                <w:sz w:val="20"/>
+                <w:szCs w:val="20"/>
+              </w:rPr>
+              <w:t xml:space="preserve">PR</w:t>
+            </w:r>
+          </w:p>
+        </w:tc>
+        <w:tc>
+          <w:tcPr>
+            <w:shd w:fill="1F4E79" w:val="solid"/>
+          </w:tcPr>
+          <w:p>
+            <w:pPr>
+              <w:jc w:val="center"/>
+            </w:pPr>
+            <w:r>
+              <w:rPr>
+                <w:rFonts w:ascii="Arial" w:cs="Arial" w:eastAsia="Arial" w:hAnsi="Arial"/>
+                <w:b/>
+                <w:bCs/>
+                <w:color w:val="FFFFFF"/>
+                <w:sz w:val="20"/>
+                <w:szCs w:val="20"/>
+              </w:rPr>
+              <w:t xml:space="preserve">Título</w:t>
+            </w:r>
+          </w:p>
+        </w:tc>
+        <w:tc>
+          <w:tcPr>
+            <w:shd w:fill="1F4E79" w:val="solid"/>
+          </w:tcPr>
+          <w:p>
+            <w:pPr>
+              <w:jc w:val="center"/>
+            </w:pPr>
+            <w:r>
+              <w:rPr>
+                <w:rFonts w:ascii="Arial" w:cs="Arial" w:eastAsia="Arial" w:hAnsi="Arial"/>
+                <w:b/>
+                <w:bCs/>
+                <w:color w:val="FFFFFF"/>
+                <w:sz w:val="20"/>
+                <w:szCs w:val="20"/>
+              </w:rPr>
+              <w:t xml:space="preserve">Estado</w:t>
+            </w:r>
+          </w:p>
+        </w:tc>
+      </w:tr>
+      <w:tr>
+        <w:tc>
+          <w:p>
+            <w:pPr>
+              <w:jc w:val="left"/>
+            </w:pPr>
+            <w:r>
+              <w:rPr>
+                <w:rFonts w:ascii="Arial" w:cs="Arial" w:eastAsia="Arial" w:hAnsi="Arial"/>
+                <w:sz w:val="20"/>
+                <w:szCs w:val="20"/>
+              </w:rPr>
+              <w:t xml:space="preserve">#1</w:t>
+            </w:r>
+          </w:p>
+        </w:tc>
+        <w:tc>
+          <w:p>
+            <w:pPr>
+              <w:jc w:val="left"/>
+            </w:pPr>
+            <w:r>
+              <w:rPr>
+                <w:rFonts w:ascii="Arial" w:cs="Arial" w:eastAsia="Arial" w:hAnsi="Arial"/>
+                <w:sz w:val="20"/>
+                <w:szCs w:val="20"/>
+              </w:rPr>
+              <w:t xml:space="preserve">feat(ci): integrate Travis CI pipeline</w:t>
+            </w:r>
+          </w:p>
+        </w:tc>
+        <w:tc>
+          <w:p>
+            <w:pPr>
+              <w:jc w:val="left"/>
+            </w:pPr>
+            <w:r>
+              <w:rPr>
+                <w:rFonts w:ascii="Arial" w:cs="Arial" w:eastAsia="Arial" w:hAnsi="Arial"/>
+                <w:sz w:val="20"/>
+                <w:szCs w:val="20"/>
+              </w:rPr>
+              <w:t xml:space="preserve">Mergeado → develop</w:t>
+            </w:r>
+          </w:p>
+        </w:tc>
+      </w:tr>
+      <w:tr>
+        <w:tc>
+          <w:p>
+            <w:pPr>
+              <w:jc w:val="left"/>
+            </w:pPr>
+            <w:r>
+              <w:rPr>
+                <w:rFonts w:ascii="Arial" w:cs="Arial" w:eastAsia="Arial" w:hAnsi="Arial"/>
+                <w:sz w:val="20"/>
+                <w:szCs w:val="20"/>
+              </w:rPr>
+              <w:t xml:space="preserve">#2</w:t>
+            </w:r>
+          </w:p>
+        </w:tc>
+        <w:tc>
+          <w:p>
+            <w:pPr>
+              <w:jc w:val="left"/>
+            </w:pPr>
+            <w:r>
+              <w:rPr>
+                <w:rFonts w:ascii="Arial" w:cs="Arial" w:eastAsia="Arial" w:hAnsi="Arial"/>
+                <w:sz w:val="20"/>
+                <w:szCs w:val="20"/>
+              </w:rPr>
+              <w:t xml:space="preserve">feat(jenkins): enhanced pipeline with quality gates</w:t>
+            </w:r>
+          </w:p>
+        </w:tc>
+        <w:tc>
+          <w:p>
+            <w:pPr>
+              <w:jc w:val="left"/>
+            </w:pPr>
+            <w:r>
+              <w:rPr>
+                <w:rFonts w:ascii="Arial" w:cs="Arial" w:eastAsia="Arial" w:hAnsi="Arial"/>
+                <w:sz w:val="20"/>
+                <w:szCs w:val="20"/>
+              </w:rPr>
+              <w:t xml:space="preserve">Mergeado → develop</w:t>
+            </w:r>
+          </w:p>
+        </w:tc>
+      </w:tr>
+      <w:tr>
+        <w:tc>
+          <w:p>
+            <w:pPr>
+              <w:jc w:val="left"/>
+            </w:pPr>
+            <w:r>
+              <w:rPr>
+                <w:rFonts w:ascii="Arial" w:cs="Arial" w:eastAsia="Arial" w:hAnsi="Arial"/>
+                <w:sz w:val="20"/>
+                <w:szCs w:val="20"/>
+              </w:rPr>
+              <w:t xml:space="preserve">#3</w:t>
+            </w:r>
+          </w:p>
+        </w:tc>
+        <w:tc>
+          <w:p>
+            <w:pPr>
+              <w:jc w:val="left"/>
+            </w:pPr>
+            <w:r>
+              <w:rPr>
+                <w:rFonts w:ascii="Arial" w:cs="Arial" w:eastAsia="Arial" w:hAnsi="Arial"/>
+                <w:sz w:val="20"/>
+                <w:szCs w:val="20"/>
+              </w:rPr>
+              <w:t xml:space="preserve">feat(tests): backend Jest + frontend Vitest automated tests</w:t>
+            </w:r>
+          </w:p>
+        </w:tc>
+        <w:tc>
+          <w:p>
+            <w:pPr>
+              <w:jc w:val="left"/>
+            </w:pPr>
+            <w:r>
+              <w:rPr>
+                <w:rFonts w:ascii="Arial" w:cs="Arial" w:eastAsia="Arial" w:hAnsi="Arial"/>
+                <w:sz w:val="20"/>
+                <w:szCs w:val="20"/>
+              </w:rPr>
+              <w:t xml:space="preserve">Mergeado → develop</w:t>
+            </w:r>
+          </w:p>
+        </w:tc>
+      </w:tr>
+      <w:tr>
+        <w:tc>
+          <w:p>
+            <w:pPr>
+              <w:jc w:val="left"/>
+            </w:pPr>
+            <w:r>
+              <w:rPr>
+                <w:rFonts w:ascii="Arial" w:cs="Arial" w:eastAsia="Arial" w:hAnsi="Arial"/>
+                <w:sz w:val="20"/>
+                <w:szCs w:val="20"/>
+              </w:rPr>
+              <w:t xml:space="preserve">#4</w:t>
+            </w:r>
+          </w:p>
+        </w:tc>
+        <w:tc>
+          <w:p>
+            <w:pPr>
+              <w:jc w:val="left"/>
+            </w:pPr>
+            <w:r>
+              <w:rPr>
+                <w:rFonts w:ascii="Arial" w:cs="Arial" w:eastAsia="Arial" w:hAnsi="Arial"/>
+                <w:sz w:val="20"/>
+                <w:szCs w:val="20"/>
+              </w:rPr>
+              <w:t xml:space="preserve">ci: replace EOL Codeship with GitHub Actions</w:t>
+            </w:r>
+          </w:p>
+        </w:tc>
+        <w:tc>
+          <w:p>
+            <w:pPr>
+              <w:jc w:val="left"/>
+            </w:pPr>
+            <w:r>
+              <w:rPr>
+                <w:rFonts w:ascii="Arial" w:cs="Arial" w:eastAsia="Arial" w:hAnsi="Arial"/>
+                <w:sz w:val="20"/>
+                <w:szCs w:val="20"/>
+              </w:rPr>
+              <w:t xml:space="preserve">Mergeado → develop</w:t>
+            </w:r>
+          </w:p>
+        </w:tc>
+      </w:tr>
+    </w:tbl>
+    <w:p>
+      <w:r>
+        <w:br/>
+      </w:r>
+    </w:p>
+    <w:p>
+      <w:pPr>
+        <w:pStyle w:val="Heading1"/>
+        <w:spacing w:after="200" w:before="400"/>
+      </w:pPr>
+      <w:r>
+        <w:rPr>
+          <w:rFonts w:ascii="Arial" w:cs="Arial" w:eastAsia="Arial" w:hAnsi="Arial"/>
+          <w:b/>
+          <w:bCs/>
+          <w:color w:val="1F4E79"/>
+          <w:sz w:val="32"/>
+          <w:szCs w:val="32"/>
+        </w:rPr>
+        <w:t xml:space="preserve">11. Historial de Cambios y Resolución de Problemas</w:t>
       </w:r>
     </w:p>
     <w:tbl>
@@ -8137,7 +9679,7 @@
                 <w:sz w:val="20"/>
                 <w:szCs w:val="20"/>
               </w:rPr>
-              <w:t xml:space="preserve">Endpoint</w:t>
+              <w:t xml:space="preserve">Problema</w:t>
             </w:r>
           </w:p>
         </w:tc>
@@ -8158,7 +9700,7 @@
                 <w:sz w:val="20"/>
                 <w:szCs w:val="20"/>
               </w:rPr>
-              <w:t xml:space="preserve">Método</w:t>
+              <w:t xml:space="preserve">Causa</w:t>
             </w:r>
           </w:p>
         </w:tc>
@@ -8179,7 +9721,7 @@
                 <w:sz w:val="20"/>
                 <w:szCs w:val="20"/>
               </w:rPr>
-              <w:t xml:space="preserve">Resultado esperado</w:t>
+              <w:t xml:space="preserve">Solución</w:t>
             </w:r>
           </w:p>
         </w:tc>
@@ -8200,752 +9742,6 @@
                 <w:sz w:val="20"/>
                 <w:szCs w:val="20"/>
               </w:rPr>
-              <w:t xml:space="preserve">Verificado en</w:t>
-            </w:r>
-          </w:p>
-        </w:tc>
-      </w:tr>
-      <w:tr>
-        <w:tc>
-          <w:p>
-            <w:pPr>
-              <w:jc w:val="left"/>
-            </w:pPr>
-            <w:r>
-              <w:rPr>
-                <w:rFonts w:ascii="Arial" w:cs="Arial" w:eastAsia="Arial" w:hAnsi="Arial"/>
-                <w:sz w:val="20"/>
-                <w:szCs w:val="20"/>
-              </w:rPr>
-              <w:t xml:space="preserve">/</w:t>
-            </w:r>
-          </w:p>
-        </w:tc>
-        <w:tc>
-          <w:p>
-            <w:pPr>
-              <w:jc w:val="left"/>
-            </w:pPr>
-            <w:r>
-              <w:rPr>
-                <w:rFonts w:ascii="Arial" w:cs="Arial" w:eastAsia="Arial" w:hAnsi="Arial"/>
-                <w:sz w:val="20"/>
-                <w:szCs w:val="20"/>
-              </w:rPr>
-              <w:t xml:space="preserve">GET</w:t>
-            </w:r>
-          </w:p>
-        </w:tc>
-        <w:tc>
-          <w:p>
-            <w:pPr>
-              <w:jc w:val="left"/>
-            </w:pPr>
-            <w:r>
-              <w:rPr>
-                <w:rFonts w:ascii="Arial" w:cs="Arial" w:eastAsia="Arial" w:hAnsi="Arial"/>
-                <w:sz w:val="20"/>
-                <w:szCs w:val="20"/>
-              </w:rPr>
-              <w:t xml:space="preserve">200 + {status: OK, version}</w:t>
-            </w:r>
-          </w:p>
-        </w:tc>
-        <w:tc>
-          <w:p>
-            <w:pPr>
-              <w:jc w:val="left"/>
-            </w:pPr>
-            <w:r>
-              <w:rPr>
-                <w:rFonts w:ascii="Arial" w:cs="Arial" w:eastAsia="Arial" w:hAnsi="Arial"/>
-                <w:sz w:val="20"/>
-                <w:szCs w:val="20"/>
-              </w:rPr>
-              <w:t xml:space="preserve">Jest + Travis + Codeship</w:t>
-            </w:r>
-          </w:p>
-        </w:tc>
-      </w:tr>
-      <w:tr>
-        <w:tc>
-          <w:p>
-            <w:pPr>
-              <w:jc w:val="left"/>
-            </w:pPr>
-            <w:r>
-              <w:rPr>
-                <w:rFonts w:ascii="Arial" w:cs="Arial" w:eastAsia="Arial" w:hAnsi="Arial"/>
-                <w:sz w:val="20"/>
-                <w:szCs w:val="20"/>
-              </w:rPr>
-              <w:t xml:space="preserve">/health</w:t>
-            </w:r>
-          </w:p>
-        </w:tc>
-        <w:tc>
-          <w:p>
-            <w:pPr>
-              <w:jc w:val="left"/>
-            </w:pPr>
-            <w:r>
-              <w:rPr>
-                <w:rFonts w:ascii="Arial" w:cs="Arial" w:eastAsia="Arial" w:hAnsi="Arial"/>
-                <w:sz w:val="20"/>
-                <w:szCs w:val="20"/>
-              </w:rPr>
-              <w:t xml:space="preserve">GET</w:t>
-            </w:r>
-          </w:p>
-        </w:tc>
-        <w:tc>
-          <w:p>
-            <w:pPr>
-              <w:jc w:val="left"/>
-            </w:pPr>
-            <w:r>
-              <w:rPr>
-                <w:rFonts w:ascii="Arial" w:cs="Arial" w:eastAsia="Arial" w:hAnsi="Arial"/>
-                <w:sz w:val="20"/>
-                <w:szCs w:val="20"/>
-              </w:rPr>
-              <w:t xml:space="preserve">200 + {status: OK, container, timestamp}</w:t>
-            </w:r>
-          </w:p>
-        </w:tc>
-        <w:tc>
-          <w:p>
-            <w:pPr>
-              <w:jc w:val="left"/>
-            </w:pPr>
-            <w:r>
-              <w:rPr>
-                <w:rFonts w:ascii="Arial" w:cs="Arial" w:eastAsia="Arial" w:hAnsi="Arial"/>
-                <w:sz w:val="20"/>
-                <w:szCs w:val="20"/>
-              </w:rPr>
-              <w:t xml:space="preserve">Todos los pipelines</w:t>
-            </w:r>
-          </w:p>
-        </w:tc>
-      </w:tr>
-      <w:tr>
-        <w:tc>
-          <w:p>
-            <w:pPr>
-              <w:jc w:val="left"/>
-            </w:pPr>
-            <w:r>
-              <w:rPr>
-                <w:rFonts w:ascii="Arial" w:cs="Arial" w:eastAsia="Arial" w:hAnsi="Arial"/>
-                <w:sz w:val="20"/>
-                <w:szCs w:val="20"/>
-              </w:rPr>
-              <w:t xml:space="preserve">/tasks</w:t>
-            </w:r>
-          </w:p>
-        </w:tc>
-        <w:tc>
-          <w:p>
-            <w:pPr>
-              <w:jc w:val="left"/>
-            </w:pPr>
-            <w:r>
-              <w:rPr>
-                <w:rFonts w:ascii="Arial" w:cs="Arial" w:eastAsia="Arial" w:hAnsi="Arial"/>
-                <w:sz w:val="20"/>
-                <w:szCs w:val="20"/>
-              </w:rPr>
-              <w:t xml:space="preserve">GET</w:t>
-            </w:r>
-          </w:p>
-        </w:tc>
-        <w:tc>
-          <w:p>
-            <w:pPr>
-              <w:jc w:val="left"/>
-            </w:pPr>
-            <w:r>
-              <w:rPr>
-                <w:rFonts w:ascii="Arial" w:cs="Arial" w:eastAsia="Arial" w:hAnsi="Arial"/>
-                <w:sz w:val="20"/>
-                <w:szCs w:val="20"/>
-              </w:rPr>
-              <w:t xml:space="preserve">200 + {success: true, data: [...]}</w:t>
-            </w:r>
-          </w:p>
-        </w:tc>
-        <w:tc>
-          <w:p>
-            <w:pPr>
-              <w:jc w:val="left"/>
-            </w:pPr>
-            <w:r>
-              <w:rPr>
-                <w:rFonts w:ascii="Arial" w:cs="Arial" w:eastAsia="Arial" w:hAnsi="Arial"/>
-                <w:sz w:val="20"/>
-                <w:szCs w:val="20"/>
-              </w:rPr>
-              <w:t xml:space="preserve">Todos los pipelines</w:t>
-            </w:r>
-          </w:p>
-        </w:tc>
-      </w:tr>
-      <w:tr>
-        <w:tc>
-          <w:p>
-            <w:pPr>
-              <w:jc w:val="left"/>
-            </w:pPr>
-            <w:r>
-              <w:rPr>
-                <w:rFonts w:ascii="Arial" w:cs="Arial" w:eastAsia="Arial" w:hAnsi="Arial"/>
-                <w:sz w:val="20"/>
-                <w:szCs w:val="20"/>
-              </w:rPr>
-              <w:t xml:space="preserve">/tasks</w:t>
-            </w:r>
-          </w:p>
-        </w:tc>
-        <w:tc>
-          <w:p>
-            <w:pPr>
-              <w:jc w:val="left"/>
-            </w:pPr>
-            <w:r>
-              <w:rPr>
-                <w:rFonts w:ascii="Arial" w:cs="Arial" w:eastAsia="Arial" w:hAnsi="Arial"/>
-                <w:sz w:val="20"/>
-                <w:szCs w:val="20"/>
-              </w:rPr>
-              <w:t xml:space="preserve">POST {}</w:t>
-            </w:r>
-          </w:p>
-        </w:tc>
-        <w:tc>
-          <w:p>
-            <w:pPr>
-              <w:jc w:val="left"/>
-            </w:pPr>
-            <w:r>
-              <w:rPr>
-                <w:rFonts w:ascii="Arial" w:cs="Arial" w:eastAsia="Arial" w:hAnsi="Arial"/>
-                <w:sz w:val="20"/>
-                <w:szCs w:val="20"/>
-              </w:rPr>
-              <w:t xml:space="preserve">400 + {success: false}</w:t>
-            </w:r>
-          </w:p>
-        </w:tc>
-        <w:tc>
-          <w:p>
-            <w:pPr>
-              <w:jc w:val="left"/>
-            </w:pPr>
-            <w:r>
-              <w:rPr>
-                <w:rFonts w:ascii="Arial" w:cs="Arial" w:eastAsia="Arial" w:hAnsi="Arial"/>
-                <w:sz w:val="20"/>
-                <w:szCs w:val="20"/>
-              </w:rPr>
-              <w:t xml:space="preserve">Jest</w:t>
-            </w:r>
-          </w:p>
-        </w:tc>
-      </w:tr>
-      <w:tr>
-        <w:tc>
-          <w:p>
-            <w:pPr>
-              <w:jc w:val="left"/>
-            </w:pPr>
-            <w:r>
-              <w:rPr>
-                <w:rFonts w:ascii="Arial" w:cs="Arial" w:eastAsia="Arial" w:hAnsi="Arial"/>
-                <w:sz w:val="20"/>
-                <w:szCs w:val="20"/>
-              </w:rPr>
-              <w:t xml:space="preserve">/tasks</w:t>
-            </w:r>
-          </w:p>
-        </w:tc>
-        <w:tc>
-          <w:p>
-            <w:pPr>
-              <w:jc w:val="left"/>
-            </w:pPr>
-            <w:r>
-              <w:rPr>
-                <w:rFonts w:ascii="Arial" w:cs="Arial" w:eastAsia="Arial" w:hAnsi="Arial"/>
-                <w:sz w:val="20"/>
-                <w:szCs w:val="20"/>
-              </w:rPr>
-              <w:t xml:space="preserve">POST {title: " "}</w:t>
-            </w:r>
-          </w:p>
-        </w:tc>
-        <w:tc>
-          <w:p>
-            <w:pPr>
-              <w:jc w:val="left"/>
-            </w:pPr>
-            <w:r>
-              <w:rPr>
-                <w:rFonts w:ascii="Arial" w:cs="Arial" w:eastAsia="Arial" w:hAnsi="Arial"/>
-                <w:sz w:val="20"/>
-                <w:szCs w:val="20"/>
-              </w:rPr>
-              <w:t xml:space="preserve">400</w:t>
-            </w:r>
-          </w:p>
-        </w:tc>
-        <w:tc>
-          <w:p>
-            <w:pPr>
-              <w:jc w:val="left"/>
-            </w:pPr>
-            <w:r>
-              <w:rPr>
-                <w:rFonts w:ascii="Arial" w:cs="Arial" w:eastAsia="Arial" w:hAnsi="Arial"/>
-                <w:sz w:val="20"/>
-                <w:szCs w:val="20"/>
-              </w:rPr>
-              <w:t xml:space="preserve">Jest</w:t>
-            </w:r>
-          </w:p>
-        </w:tc>
-      </w:tr>
-      <w:tr>
-        <w:tc>
-          <w:p>
-            <w:pPr>
-              <w:jc w:val="left"/>
-            </w:pPr>
-            <w:r>
-              <w:rPr>
-                <w:rFonts w:ascii="Arial" w:cs="Arial" w:eastAsia="Arial" w:hAnsi="Arial"/>
-                <w:sz w:val="20"/>
-                <w:szCs w:val="20"/>
-              </w:rPr>
-              <w:t xml:space="preserve">/</w:t>
-            </w:r>
-          </w:p>
-        </w:tc>
-        <w:tc>
-          <w:p>
-            <w:pPr>
-              <w:jc w:val="left"/>
-            </w:pPr>
-            <w:r>
-              <w:rPr>
-                <w:rFonts w:ascii="Arial" w:cs="Arial" w:eastAsia="Arial" w:hAnsi="Arial"/>
-                <w:sz w:val="20"/>
-                <w:szCs w:val="20"/>
-              </w:rPr>
-              <w:t xml:space="preserve">GET (frontend)</w:t>
-            </w:r>
-          </w:p>
-        </w:tc>
-        <w:tc>
-          <w:p>
-            <w:pPr>
-              <w:jc w:val="left"/>
-            </w:pPr>
-            <w:r>
-              <w:rPr>
-                <w:rFonts w:ascii="Arial" w:cs="Arial" w:eastAsia="Arial" w:hAnsi="Arial"/>
-                <w:sz w:val="20"/>
-                <w:szCs w:val="20"/>
-              </w:rPr>
-              <w:t xml:space="preserve">HTTP/1.1 200 OK (nginx)</w:t>
-            </w:r>
-          </w:p>
-        </w:tc>
-        <w:tc>
-          <w:p>
-            <w:pPr>
-              <w:jc w:val="left"/>
-            </w:pPr>
-            <w:r>
-              <w:rPr>
-                <w:rFonts w:ascii="Arial" w:cs="Arial" w:eastAsia="Arial" w:hAnsi="Arial"/>
-                <w:sz w:val="20"/>
-                <w:szCs w:val="20"/>
-              </w:rPr>
-              <w:t xml:space="preserve">Travis + Jenkins</w:t>
-            </w:r>
-          </w:p>
-        </w:tc>
-      </w:tr>
-    </w:tbl>
-    <w:p>
-      <w:pPr>
-        <w:pStyle w:val="Heading2"/>
-        <w:spacing w:after="150" w:before="300"/>
-      </w:pPr>
-      <w:r>
-        <w:rPr>
-          <w:rFonts w:ascii="Arial" w:cs="Arial" w:eastAsia="Arial" w:hAnsi="Arial"/>
-          <w:b/>
-          <w:bCs/>
-          <w:color w:val="2E74B5"/>
-          <w:sz w:val="26"/>
-          <w:szCs w:val="26"/>
-        </w:rPr>
-        <w:t xml:space="preserve">10.3 Pull Requests realizados</w:t>
-      </w:r>
-    </w:p>
-    <w:tbl>
-      <w:tblPr>
-        <w:tblW w:type="pct" w:w="100%"/>
-        <w:tblBorders>
-          <w:top w:val="single" w:color="auto" w:sz="4"/>
-          <w:left w:val="single" w:color="auto" w:sz="4"/>
-          <w:bottom w:val="single" w:color="auto" w:sz="4"/>
-          <w:right w:val="single" w:color="auto" w:sz="4"/>
-          <w:insideH w:val="single" w:color="auto" w:sz="4"/>
-          <w:insideV w:val="single" w:color="auto" w:sz="4"/>
-        </w:tblBorders>
-      </w:tblPr>
-      <w:tblGrid>
-        <w:gridCol w:w="100"/>
-        <w:gridCol w:w="100"/>
-        <w:gridCol w:w="100"/>
-      </w:tblGrid>
-      <w:tr>
-        <w:trPr>
-          <w:tblHeader/>
-        </w:trPr>
-        <w:tc>
-          <w:tcPr>
-            <w:shd w:fill="1F4E79" w:val="solid"/>
-          </w:tcPr>
-          <w:p>
-            <w:pPr>
-              <w:jc w:val="center"/>
-            </w:pPr>
-            <w:r>
-              <w:rPr>
-                <w:rFonts w:ascii="Arial" w:cs="Arial" w:eastAsia="Arial" w:hAnsi="Arial"/>
-                <w:b/>
-                <w:bCs/>
-                <w:color w:val="FFFFFF"/>
-                <w:sz w:val="20"/>
-                <w:szCs w:val="20"/>
-              </w:rPr>
-              <w:t xml:space="preserve">PR</w:t>
-            </w:r>
-          </w:p>
-        </w:tc>
-        <w:tc>
-          <w:tcPr>
-            <w:shd w:fill="1F4E79" w:val="solid"/>
-          </w:tcPr>
-          <w:p>
-            <w:pPr>
-              <w:jc w:val="center"/>
-            </w:pPr>
-            <w:r>
-              <w:rPr>
-                <w:rFonts w:ascii="Arial" w:cs="Arial" w:eastAsia="Arial" w:hAnsi="Arial"/>
-                <w:b/>
-                <w:bCs/>
-                <w:color w:val="FFFFFF"/>
-                <w:sz w:val="20"/>
-                <w:szCs w:val="20"/>
-              </w:rPr>
-              <w:t xml:space="preserve">Título</w:t>
-            </w:r>
-          </w:p>
-        </w:tc>
-        <w:tc>
-          <w:tcPr>
-            <w:shd w:fill="1F4E79" w:val="solid"/>
-          </w:tcPr>
-          <w:p>
-            <w:pPr>
-              <w:jc w:val="center"/>
-            </w:pPr>
-            <w:r>
-              <w:rPr>
-                <w:rFonts w:ascii="Arial" w:cs="Arial" w:eastAsia="Arial" w:hAnsi="Arial"/>
-                <w:b/>
-                <w:bCs/>
-                <w:color w:val="FFFFFF"/>
-                <w:sz w:val="20"/>
-                <w:szCs w:val="20"/>
-              </w:rPr>
-              <w:t xml:space="preserve">Estado</w:t>
-            </w:r>
-          </w:p>
-        </w:tc>
-      </w:tr>
-      <w:tr>
-        <w:tc>
-          <w:p>
-            <w:pPr>
-              <w:jc w:val="left"/>
-            </w:pPr>
-            <w:r>
-              <w:rPr>
-                <w:rFonts w:ascii="Arial" w:cs="Arial" w:eastAsia="Arial" w:hAnsi="Arial"/>
-                <w:sz w:val="20"/>
-                <w:szCs w:val="20"/>
-              </w:rPr>
-              <w:t xml:space="preserve">#1</w:t>
-            </w:r>
-          </w:p>
-        </w:tc>
-        <w:tc>
-          <w:p>
-            <w:pPr>
-              <w:jc w:val="left"/>
-            </w:pPr>
-            <w:r>
-              <w:rPr>
-                <w:rFonts w:ascii="Arial" w:cs="Arial" w:eastAsia="Arial" w:hAnsi="Arial"/>
-                <w:sz w:val="20"/>
-                <w:szCs w:val="20"/>
-              </w:rPr>
-              <w:t xml:space="preserve">feat(ci): integrate Travis CI pipeline</w:t>
-            </w:r>
-          </w:p>
-        </w:tc>
-        <w:tc>
-          <w:p>
-            <w:pPr>
-              <w:jc w:val="left"/>
-            </w:pPr>
-            <w:r>
-              <w:rPr>
-                <w:rFonts w:ascii="Arial" w:cs="Arial" w:eastAsia="Arial" w:hAnsi="Arial"/>
-                <w:sz w:val="20"/>
-                <w:szCs w:val="20"/>
-              </w:rPr>
-              <w:t xml:space="preserve">Abierto → develop</w:t>
-            </w:r>
-          </w:p>
-        </w:tc>
-      </w:tr>
-      <w:tr>
-        <w:tc>
-          <w:p>
-            <w:pPr>
-              <w:jc w:val="left"/>
-            </w:pPr>
-            <w:r>
-              <w:rPr>
-                <w:rFonts w:ascii="Arial" w:cs="Arial" w:eastAsia="Arial" w:hAnsi="Arial"/>
-                <w:sz w:val="20"/>
-                <w:szCs w:val="20"/>
-              </w:rPr>
-              <w:t xml:space="preserve">#2</w:t>
-            </w:r>
-          </w:p>
-        </w:tc>
-        <w:tc>
-          <w:p>
-            <w:pPr>
-              <w:jc w:val="left"/>
-            </w:pPr>
-            <w:r>
-              <w:rPr>
-                <w:rFonts w:ascii="Arial" w:cs="Arial" w:eastAsia="Arial" w:hAnsi="Arial"/>
-                <w:sz w:val="20"/>
-                <w:szCs w:val="20"/>
-              </w:rPr>
-              <w:t xml:space="preserve">feat(ci): integrate Codeship Pro pipeline</w:t>
-            </w:r>
-          </w:p>
-        </w:tc>
-        <w:tc>
-          <w:p>
-            <w:pPr>
-              <w:jc w:val="left"/>
-            </w:pPr>
-            <w:r>
-              <w:rPr>
-                <w:rFonts w:ascii="Arial" w:cs="Arial" w:eastAsia="Arial" w:hAnsi="Arial"/>
-                <w:sz w:val="20"/>
-                <w:szCs w:val="20"/>
-              </w:rPr>
-              <w:t xml:space="preserve">Abierto → develop</w:t>
-            </w:r>
-          </w:p>
-        </w:tc>
-      </w:tr>
-      <w:tr>
-        <w:tc>
-          <w:p>
-            <w:pPr>
-              <w:jc w:val="left"/>
-            </w:pPr>
-            <w:r>
-              <w:rPr>
-                <w:rFonts w:ascii="Arial" w:cs="Arial" w:eastAsia="Arial" w:hAnsi="Arial"/>
-                <w:sz w:val="20"/>
-                <w:szCs w:val="20"/>
-              </w:rPr>
-              <w:t xml:space="preserve">#3</w:t>
-            </w:r>
-          </w:p>
-        </w:tc>
-        <w:tc>
-          <w:p>
-            <w:pPr>
-              <w:jc w:val="left"/>
-            </w:pPr>
-            <w:r>
-              <w:rPr>
-                <w:rFonts w:ascii="Arial" w:cs="Arial" w:eastAsia="Arial" w:hAnsi="Arial"/>
-                <w:sz w:val="20"/>
-                <w:szCs w:val="20"/>
-              </w:rPr>
-              <w:t xml:space="preserve">feat(jenkins): enhanced pipeline with quality gates</w:t>
-            </w:r>
-          </w:p>
-        </w:tc>
-        <w:tc>
-          <w:p>
-            <w:pPr>
-              <w:jc w:val="left"/>
-            </w:pPr>
-            <w:r>
-              <w:rPr>
-                <w:rFonts w:ascii="Arial" w:cs="Arial" w:eastAsia="Arial" w:hAnsi="Arial"/>
-                <w:sz w:val="20"/>
-                <w:szCs w:val="20"/>
-              </w:rPr>
-              <w:t xml:space="preserve">Abierto → develop</w:t>
-            </w:r>
-          </w:p>
-        </w:tc>
-      </w:tr>
-    </w:tbl>
-    <w:p>
-      <w:r>
-        <w:br/>
-      </w:r>
-    </w:p>
-    <w:p>
-      <w:pPr>
-        <w:pStyle w:val="Heading1"/>
-        <w:spacing w:after="200" w:before="400"/>
-      </w:pPr>
-      <w:r>
-        <w:rPr>
-          <w:rFonts w:ascii="Arial" w:cs="Arial" w:eastAsia="Arial" w:hAnsi="Arial"/>
-          <w:b/>
-          <w:bCs/>
-          <w:color w:val="1F4E79"/>
-          <w:sz w:val="32"/>
-          <w:szCs w:val="32"/>
-        </w:rPr>
-        <w:t xml:space="preserve">11. Historial de Cambios y Resolución de Problemas</w:t>
-      </w:r>
-    </w:p>
-    <w:tbl>
-      <w:tblPr>
-        <w:tblW w:type="pct" w:w="100%"/>
-        <w:tblBorders>
-          <w:top w:val="single" w:color="auto" w:sz="4"/>
-          <w:left w:val="single" w:color="auto" w:sz="4"/>
-          <w:bottom w:val="single" w:color="auto" w:sz="4"/>
-          <w:right w:val="single" w:color="auto" w:sz="4"/>
-          <w:insideH w:val="single" w:color="auto" w:sz="4"/>
-          <w:insideV w:val="single" w:color="auto" w:sz="4"/>
-        </w:tblBorders>
-      </w:tblPr>
-      <w:tblGrid>
-        <w:gridCol w:w="100"/>
-        <w:gridCol w:w="100"/>
-        <w:gridCol w:w="100"/>
-        <w:gridCol w:w="100"/>
-      </w:tblGrid>
-      <w:tr>
-        <w:trPr>
-          <w:tblHeader/>
-        </w:trPr>
-        <w:tc>
-          <w:tcPr>
-            <w:shd w:fill="1F4E79" w:val="solid"/>
-          </w:tcPr>
-          <w:p>
-            <w:pPr>
-              <w:jc w:val="center"/>
-            </w:pPr>
-            <w:r>
-              <w:rPr>
-                <w:rFonts w:ascii="Arial" w:cs="Arial" w:eastAsia="Arial" w:hAnsi="Arial"/>
-                <w:b/>
-                <w:bCs/>
-                <w:color w:val="FFFFFF"/>
-                <w:sz w:val="20"/>
-                <w:szCs w:val="20"/>
-              </w:rPr>
-              <w:t xml:space="preserve">Problema</w:t>
-            </w:r>
-          </w:p>
-        </w:tc>
-        <w:tc>
-          <w:tcPr>
-            <w:shd w:fill="1F4E79" w:val="solid"/>
-          </w:tcPr>
-          <w:p>
-            <w:pPr>
-              <w:jc w:val="center"/>
-            </w:pPr>
-            <w:r>
-              <w:rPr>
-                <w:rFonts w:ascii="Arial" w:cs="Arial" w:eastAsia="Arial" w:hAnsi="Arial"/>
-                <w:b/>
-                <w:bCs/>
-                <w:color w:val="FFFFFF"/>
-                <w:sz w:val="20"/>
-                <w:szCs w:val="20"/>
-              </w:rPr>
-              <w:t xml:space="preserve">Causa</w:t>
-            </w:r>
-          </w:p>
-        </w:tc>
-        <w:tc>
-          <w:tcPr>
-            <w:shd w:fill="1F4E79" w:val="solid"/>
-          </w:tcPr>
-          <w:p>
-            <w:pPr>
-              <w:jc w:val="center"/>
-            </w:pPr>
-            <w:r>
-              <w:rPr>
-                <w:rFonts w:ascii="Arial" w:cs="Arial" w:eastAsia="Arial" w:hAnsi="Arial"/>
-                <w:b/>
-                <w:bCs/>
-                <w:color w:val="FFFFFF"/>
-                <w:sz w:val="20"/>
-                <w:szCs w:val="20"/>
-              </w:rPr>
-              <w:t xml:space="preserve">Solución</w:t>
-            </w:r>
-          </w:p>
-        </w:tc>
-        <w:tc>
-          <w:tcPr>
-            <w:shd w:fill="1F4E79" w:val="solid"/>
-          </w:tcPr>
-          <w:p>
-            <w:pPr>
-              <w:jc w:val="center"/>
-            </w:pPr>
-            <w:r>
-              <w:rPr>
-                <w:rFonts w:ascii="Arial" w:cs="Arial" w:eastAsia="Arial" w:hAnsi="Arial"/>
-                <w:b/>
-                <w:bCs/>
-                <w:color w:val="FFFFFF"/>
-                <w:sz w:val="20"/>
-                <w:szCs w:val="20"/>
-              </w:rPr>
               <w:t xml:space="preserve">Herramienta</w:t>
             </w:r>
           </w:p>
@@ -9256,7 +10052,7 @@
                 <w:sz w:val="20"/>
                 <w:szCs w:val="20"/>
               </w:rPr>
-              <w:t xml:space="preserve">Travis / Codeship</w:t>
+              <w:t xml:space="preserve">Travis / GitHub Actions</w:t>
             </w:r>
           </w:p>
         </w:tc>
@@ -9624,7 +10420,7 @@
                 <w:sz w:val="20"/>
                 <w:szCs w:val="20"/>
               </w:rPr>
-              <w:t xml:space="preserve">Configuración Codeship Pro (services + steps YAML), documentación y diagramas</w:t>
+              <w:t xml:space="preserve">Investigación Codeship Pro (servicios y steps YAML), documentación del EOL y configuración de GitHub Actions (equivalencia y browser testing con Playwright)</w:t>
             </w:r>
           </w:p>
         </w:tc>
@@ -9711,7 +10507,7 @@
           <w:sz w:val="22"/>
           <w:szCs w:val="22"/>
         </w:rPr>
-        <w:t xml:space="preserve">El módulo de Integración Continua me permitió entender que la automatización no es un lujo, sino una necesidad en proyectos de software colaborativos. La mayor lección fue comprender las diferencias entre herramientas: Jenkins ofrece control total pero requiere mantenimiento; Travis CI es inmediato pero tiene restricciones de crédito; Codeship Pro brilla en entornos Docker-first. La combinación de los tres demuestra que no existe una herramienta universal, sino la herramienta correcta para cada contexto.</w:t>
+        <w:t xml:space="preserve">El módulo de Integración Continua me permitió entender que la automatización no es un lujo, sino una necesidad en proyectos de software colaborativos. La mayor lección fue comprender las diferencias entre herramientas: Jenkins ofrece control total pero requiere mantenimiento; Travis CI es inmediato pero tiene restricciones de crédito; GitHub Actions brilla en entornos Docker-first integrados en GitHub. Además, el caso de Codeship enseñó algo valioso: las herramientas de software tienen ciclos de vida, y un buen ingeniero debe saber identificar cuando una tecnología entra en EOL y migrar sin perder cobertura.</w:t>
       </w:r>
     </w:p>
     <w:p>
@@ -9771,7 +10567,7 @@
           <w:sz w:val="22"/>
           <w:szCs w:val="22"/>
         </w:rPr>
-        <w:t xml:space="preserve">Codeship Pro fue la revelación del proyecto. La capacidad de definir entornos completamente personalizados con Docker y ejecutar etapas en paralelo reduce significativamente los tiempos de feedback. La documentación paralela (codeship-basic.md) me ayudó a entender que las herramientas evolucionan y es importante conocer las diferencias entre versiones.</w:t>
+        <w:t xml:space="preserve">Codeship Pro fue el descubrimiento más sorprendente del proyecto, aunque no por las razones esperadas: al investigarlo descubrimos que fue descontinuado por CloudBees en enero de 2026. Esto nos obligó a sustituirlo por GitHub Actions, lo cual terminó siendo una lección más valiosa: entender cómo evaluar la madurez y longevidad de una herramienta antes de adoptarla en producción. GitHub Actions demostró ser una alternativa superior en integración, disponibilidad y capacidad de browser testing con Playwright.</w:t>
       </w:r>
     </w:p>
     <w:p>
@@ -9837,7 +10633,7 @@
           <w:sz w:val="22"/>
           <w:szCs w:val="22"/>
         </w:rPr>
-        <w:t xml:space="preserve">La implementación de un sistema de Integración Continua completo con tres herramientas (Jenkins, Travis CI y Codeship Pro) demostró que la IC no es un concepto único sino un ecosistema de herramientas complementarias que se adaptan a diferentes contextos y necesidades.</w:t>
+        <w:t xml:space="preserve">La implementación de un sistema de Integración Continua completo con tres herramientas (Jenkins, Travis CI y GitHub Actions, con investigación previa de Codeship Pro que resultó en EOL durante el desarrollo) demostró que la IC no es un concepto único sino un ecosistema de herramientas complementarias que se adaptan a diferentes contextos y necesidades. El caso de la descontinuación de Codeship añadió una dimensión real e inesperada al proyecto: la gestión del ciclo de vida de herramientas de CI/CD.</w:t>
       </w:r>
     </w:p>
     <w:p>
@@ -9879,7 +10675,7 @@
           <w:sz w:val="22"/>
           <w:szCs w:val="22"/>
         </w:rPr>
-        <w:t xml:space="preserve">Docker fue el denominador común de todas las herramientas: Jenkins usa DooD pattern, Travis CI activa el daemon Docker como servicio, y Codeship Pro construye servicios Docker nativamente. Esto confirma que los contenedores son el estándar de facto para entornos CI/CD reproducibles y consistentes.</w:t>
+        <w:t xml:space="preserve">Docker fue el denominador común de todas las herramientas: Jenkins usa DooD pattern, Travis CI activa el daemon Docker como servicio, y GitHub Actions usa docker/setup-buildx-action para builds multiplataforma. Esto confirma que los contenedores son el estándar de facto para entornos CI/CD reproducibles y consistentes.</w:t>
       </w:r>
     </w:p>
     <w:p>
@@ -9929,6 +10725,48 @@
           <w:sz w:val="22"/>
           <w:szCs w:val="22"/>
         </w:rPr>
+        <w:t xml:space="preserve">CloudBees. (2026). CloudBees CodeShip End of Life announcement. https://docs.cloudbees.com/docs/cloudbees-common/latest/cloudbees-codeship-eol (Consultado el 23 de junio de 2026).</w:t>
+      </w:r>
+    </w:p>
+    <w:p>
+      <w:pPr>
+        <w:spacing w:after="160"/>
+        <w:jc w:val="both"/>
+      </w:pPr>
+      <w:r>
+        <w:rPr>
+          <w:rFonts w:ascii="Arial" w:cs="Arial" w:eastAsia="Arial" w:hAnsi="Arial"/>
+          <w:sz w:val="22"/>
+          <w:szCs w:val="22"/>
+        </w:rPr>
+        <w:t xml:space="preserve">GitHub. (2024). GitHub Actions documentation. https://docs.github.com/en/actions</w:t>
+      </w:r>
+    </w:p>
+    <w:p>
+      <w:pPr>
+        <w:spacing w:after="160"/>
+        <w:jc w:val="both"/>
+      </w:pPr>
+      <w:r>
+        <w:rPr>
+          <w:rFonts w:ascii="Arial" w:cs="Arial" w:eastAsia="Arial" w:hAnsi="Arial"/>
+          <w:sz w:val="22"/>
+          <w:szCs w:val="22"/>
+        </w:rPr>
+        <w:t xml:space="preserve">Microsoft / Playwright. (2024). Playwright documentation. https://playwright.dev/docs/intro</w:t>
+      </w:r>
+    </w:p>
+    <w:p>
+      <w:pPr>
+        <w:spacing w:after="160"/>
+        <w:jc w:val="both"/>
+      </w:pPr>
+      <w:r>
+        <w:rPr>
+          <w:rFonts w:ascii="Arial" w:cs="Arial" w:eastAsia="Arial" w:hAnsi="Arial"/>
+          <w:sz w:val="22"/>
+          <w:szCs w:val="22"/>
+        </w:rPr>
         <w:t xml:space="preserve">Docker Inc. (2023). Docker documentation. https://docs.docker.com</w:t>
       </w:r>
     </w:p>
@@ -10055,7 +10893,7 @@
           <w:sz w:val="22"/>
           <w:szCs w:val="22"/>
         </w:rPr>
-        <w:t xml:space="preserve">Oliveros Acosta, E. E. (2017f). Lectura fundamental 6: Codeship. Módulo Énfasis Profesional I — Integración Continua. Politécnico Grancolombiano.</w:t>
+        <w:t xml:space="preserve">Oliveros Acosta, E. E. (2017f). Lectura fundamental 6: Codeship. Módulo Énfasis Profesional I — Integración Continua. Politécnico Grancolombiano. [Nota: Codeship fue descontinuado por CloudBees en enero de 2026; en este proyecto se sustituyó por GitHub Actions manteniendo los mismos conceptos de la lectura.]</w:t>
       </w:r>
     </w:p>
     <w:p>
